--- a/arb/docx/33.content.docx
+++ b/arb/docx/33.content.docx
@@ -9,6 +9,8 @@
       </w:pPr>
       <w:r>
         <w:rPr>
+          <w:rtl/>
+          <w:cs/>
           <w:lang w:val="ar_AE" w:bidi="ar_AE"/>
         </w:rPr>
       </w:r>
@@ -20,53 +22,53 @@
       </w:pPr>
       <w:r>
         <w:rPr>
+          <w:rtl/>
+          <w:cs/>
           <w:lang w:val="ar_AE" w:bidi="ar_AE"/>
         </w:rPr>
         <w:t>Resource: Biblica Open New Arabic Version 2012</w:t>
       </w:r>
       <w:r>
         <w:rPr>
-          <w:lang w:val="ar_AE" w:bidi="ar_AE"/>
-        </w:rPr>
-      </w:r>
-    </w:p>
-    <w:p>
-      <w:pPr>
-        <w:bidi/>
-      </w:pPr>
-      <w:r>
-        <w:rPr>
+          <w:rtl/>
+          <w:cs/>
+          <w:lang w:val="ar_AE" w:bidi="ar_AE"/>
+        </w:rPr>
+      </w:r>
+    </w:p>
+    <w:p>
+      <w:pPr>
+        <w:bidi/>
+      </w:pPr>
+      <w:r>
+        <w:rPr>
+          <w:rtl/>
+          <w:cs/>
           <w:lang w:val="ar_AE" w:bidi="ar_AE"/>
         </w:rPr>
       </w:r>
       <w:r>
         <w:rPr>
           <w:b/>
+          <w:rtl/>
+          <w:cs/>
           <w:lang w:val="ar_AE" w:bidi="ar_AE"/>
         </w:rPr>
         <w:t>Biblica Open New Arabic Version 2012</w:t>
       </w:r>
       <w:r>
         <w:rPr>
-          <w:lang w:val="ar_AE" w:bidi="ar_AE"/>
-        </w:rPr>
-        <w:t xml:space="preserve"> (Arabic) is based on: </w:t>
-      </w:r>
-      <w:r>
-        <w:rPr>
-          <w:lang w:val="ar_AE" w:bidi="ar_AE"/>
-        </w:rPr>
-        <w:t>Biblica Open New Arabic Version 2012</w:t>
-      </w:r>
-      <w:r>
-        <w:rPr>
-          <w:lang w:val="ar_AE" w:bidi="ar_AE"/>
-        </w:rPr>
-        <w:t xml:space="preserve">, </w:t>
+          <w:rtl/>
+          <w:cs/>
+          <w:lang w:val="ar_AE" w:bidi="ar_AE"/>
+        </w:rPr>
+        <w:t xml:space="preserve"> © </w:t>
       </w:r>
       <w:hyperlink r:id="rId13">
         <w:r>
           <w:rPr>
+            <w:rtl/>
+            <w:cs/>
             <w:lang w:val="ar_AE" w:bidi="ar_AE"/>
           </w:rPr>
           <w:rPr>
@@ -78,13 +80,17 @@
       </w:hyperlink>
       <w:r>
         <w:rPr>
-          <w:lang w:val="ar_AE" w:bidi="ar_AE"/>
-        </w:rPr>
-        <w:t xml:space="preserve">, None, which is licensed under a </w:t>
+          <w:rtl/>
+          <w:cs/>
+          <w:lang w:val="ar_AE" w:bidi="ar_AE"/>
+        </w:rPr>
+        <w:t xml:space="preserve">, licensed under a </w:t>
       </w:r>
       <w:hyperlink r:id="rId14">
         <w:r>
           <w:rPr>
+            <w:rtl/>
+            <w:cs/>
             <w:lang w:val="ar_AE" w:bidi="ar_AE"/>
           </w:rPr>
           <w:rPr>
@@ -96,38 +102,23 @@
       </w:hyperlink>
       <w:r>
         <w:rPr>
+          <w:rtl/>
+          <w:cs/>
           <w:lang w:val="ar_AE" w:bidi="ar_AE"/>
         </w:rPr>
         <w:t>.</w:t>
       </w:r>
       <w:r>
         <w:rPr>
-          <w:lang w:val="ar_AE" w:bidi="ar_AE"/>
-        </w:rPr>
-      </w:r>
-    </w:p>
-    <w:p>
-      <w:pPr>
-        <w:bidi/>
-      </w:pPr>
-      <w:r>
-        <w:rPr>
-          <w:lang w:val="ar_AE" w:bidi="ar_AE"/>
-        </w:rPr>
-      </w:r>
-      <w:r>
-        <w:rPr>
-          <w:lang w:val="ar_AE" w:bidi="ar_AE"/>
-        </w:rPr>
-        <w:t>This PDF version is provided under the same license.</w:t>
-      </w:r>
-      <w:r>
-        <w:rPr>
-          <w:lang w:val="ar_AE" w:bidi="ar_AE"/>
-        </w:rPr>
-      </w:r>
-      <w:r>
-        <w:rPr>
+          <w:rtl/>
+          <w:cs/>
+          <w:lang w:val="ar_AE" w:bidi="ar_AE"/>
+        </w:rPr>
+      </w:r>
+      <w:r>
+        <w:rPr>
+          <w:rtl/>
+          <w:cs/>
           <w:lang w:val="ar_AE" w:bidi="ar_AE"/>
         </w:rPr>
       </w:r>
@@ -139,6 +130,8 @@
       </w:pPr>
       <w:r>
         <w:rPr>
+          <w:rtl/>
+          <w:cs/>
           <w:lang w:val="ar_AE" w:bidi="ar_AE"/>
         </w:rPr>
         <w:t>Biblica Open New Arabic Version 2012</w:t>
@@ -168,6 +161,8 @@
       </w:pPr>
       <w:r>
         <w:rPr>
+          <w:rtl/>
+          <w:cs/>
           <w:lang w:val="ar_AE" w:bidi="ar_AE"/>
         </w:rPr>
       </w:r>
@@ -179,32 +174,42 @@
       </w:pPr>
       <w:r>
         <w:rPr>
-          <w:lang w:val="ar_AE" w:bidi="ar_AE"/>
-        </w:rPr>
-      </w:r>
-    </w:p>
-    <w:p>
-      <w:pPr>
-        <w:bidi/>
-      </w:pPr>
-      <w:r>
-        <w:rPr>
-          <w:lang w:val="ar_AE" w:bidi="ar_AE"/>
-        </w:rPr>
-      </w:r>
-      <w:r>
-        <w:rPr>
+          <w:rtl/>
+          <w:cs/>
+          <w:lang w:val="ar_AE" w:bidi="ar_AE"/>
+        </w:rPr>
+      </w:r>
+    </w:p>
+    <w:p>
+      <w:pPr>
+        <w:bidi/>
+      </w:pPr>
+      <w:r>
+        <w:rPr>
+          <w:rtl/>
+          <w:cs/>
+          <w:lang w:val="ar_AE" w:bidi="ar_AE"/>
+        </w:rPr>
+      </w:r>
+      <w:r>
+        <w:rPr>
+          <w:rtl/>
+          <w:cs/>
           <w:lang w:val="ar_AE" w:bidi="ar_AE"/>
         </w:rPr>
         <w:t xml:space="preserve"> </w:t>
       </w:r>
       <w:r>
         <w:rPr>
-          <w:lang w:val="ar_AE" w:bidi="ar_AE"/>
-        </w:rPr>
-      </w:r>
-      <w:r>
-        <w:rPr>
+          <w:rtl/>
+          <w:cs/>
+          <w:lang w:val="ar_AE" w:bidi="ar_AE"/>
+        </w:rPr>
+      </w:r>
+      <w:r>
+        <w:rPr>
+          <w:rtl/>
+          <w:cs/>
           <w:lang w:val="ar_AE" w:bidi="ar_AE"/>
         </w:rPr>
       </w:r>
@@ -226,718 +231,488 @@
     </w:p>
     <w:p>
       <w:pPr>
-        <w:bidi/>
-      </w:pPr>
-      <w:r>
-        <w:rPr>
-          <w:lang w:val="ar_AE" w:bidi="ar_AE"/>
-        </w:rPr>
-      </w:r>
-    </w:p>
-    <w:p>
-      <w:pPr>
         <w:pStyle w:val="Heading2"/>
         <w:bidi/>
       </w:pPr>
       <w:r>
         <w:rPr>
-          <w:lang w:val="ar_AE" w:bidi="ar_AE"/>
-        </w:rPr>
-        <w:t>Micah 1:1</w:t>
-      </w:r>
-      <w:r>
-        <w:rPr>
-          <w:lang w:val="ar_AE" w:bidi="ar_AE"/>
-        </w:rPr>
-      </w:r>
-    </w:p>
-    <w:p>
-      <w:pPr>
-        <w:bidi/>
-      </w:pPr>
-      <w:r>
-        <w:rPr>
-          <w:lang w:val="ar_AE" w:bidi="ar_AE"/>
-        </w:rPr>
-      </w:r>
-      <w:r>
-        <w:rPr>
-          <w:vertAlign w:val="superscript"/>
+          <w:rtl/>
+          <w:cs/>
+          <w:lang w:val="ar_AE" w:bidi="ar_AE"/>
+        </w:rPr>
+        <w:t>ميخا 1:1</w:t>
+      </w:r>
+      <w:r>
+        <w:rPr>
+          <w:rtl/>
+          <w:cs/>
+          <w:lang w:val="ar_AE" w:bidi="ar_AE"/>
+        </w:rPr>
+      </w:r>
+    </w:p>
+    <w:p>
+      <w:pPr>
+        <w:bidi/>
+      </w:pPr>
+      <w:r>
+        <w:rPr>
+          <w:rtl/>
+          <w:cs/>
+          <w:lang w:val="ar_AE" w:bidi="ar_AE"/>
+        </w:rPr>
+      </w:r>
+      <w:r>
+        <w:rPr>
+          <w:vertAlign w:val="superscript"/>
+          <w:rtl/>
+          <w:cs/>
           <w:lang w:val="ar_AE" w:bidi="ar_AE"/>
         </w:rPr>
         <w:t>1</w:t>
       </w:r>
       <w:r>
         <w:rPr>
+          <w:rtl/>
+          <w:cs/>
           <w:lang w:val="ar_AE" w:bidi="ar_AE"/>
         </w:rPr>
         <w:t xml:space="preserve"> هَذِهِ كَلِمَةُ الرَّبِّ الَّتِي أَوْحَى بِها إِلَى مِيخَا الْمُورَشْتِيِّ فِي أَثْنَاءِ حُكْمِ يُوثَامَ وَآحَازَ وَحَزَقِيَّا مُلُوكِ يَهُوذَا، بِشَأْنِ السَّامِرَةِ وَأُورُشَلِيمَ.</w:t>
       </w:r>
-      <w:r>
-        <w:rPr>
-          <w:lang w:val="ar_AE" w:bidi="ar_AE"/>
-        </w:rPr>
-      </w:r>
-      <w:r>
-        <w:rPr>
-          <w:lang w:val="ar_AE" w:bidi="ar_AE"/>
-        </w:rPr>
-      </w:r>
-    </w:p>
-    <w:p>
-      <w:pPr>
-        <w:bidi/>
-      </w:pPr>
-      <w:r>
-        <w:rPr>
-          <w:lang w:val="ar_AE" w:bidi="ar_AE"/>
-        </w:rPr>
-      </w:r>
-    </w:p>
-    <w:p>
-      <w:pPr>
-        <w:bidi/>
-      </w:pPr>
-      <w:r>
-        <w:rPr>
-          <w:lang w:val="ar_AE" w:bidi="ar_AE"/>
-        </w:rPr>
-      </w:r>
-      <w:r>
-        <w:rPr>
-          <w:vertAlign w:val="superscript"/>
+    </w:p>
+    <w:p>
+      <w:pPr>
+        <w:bidi/>
+      </w:pPr>
+      <w:r>
+        <w:rPr>
+          <w:rtl/>
+          <w:cs/>
+          <w:lang w:val="ar_AE" w:bidi="ar_AE"/>
+        </w:rPr>
+      </w:r>
+      <w:r>
+        <w:rPr>
+          <w:vertAlign w:val="superscript"/>
+          <w:rtl/>
+          <w:cs/>
           <w:lang w:val="ar_AE" w:bidi="ar_AE"/>
         </w:rPr>
         <w:t>2</w:t>
       </w:r>
       <w:r>
         <w:rPr>
+          <w:rtl/>
+          <w:cs/>
           <w:lang w:val="ar_AE" w:bidi="ar_AE"/>
         </w:rPr>
         <w:t xml:space="preserve"> اسْمَعُوا يَا جَمِيعَ الشُّعُوبِ، وَأَصْغِي أَيَّتُهَا الأَرْضُ وَكُلُّ مَنْ فِيهَا، وَلْيَكُنِ السَّيِّدُ الرَّبُّ مِنْ هَيْكَلِهِ الْمُقَدَّسِ شَاهِداً عَلَيْكُمْ.</w:t>
       </w:r>
-      <w:r>
-        <w:rPr>
-          <w:lang w:val="ar_AE" w:bidi="ar_AE"/>
-        </w:rPr>
-      </w:r>
-      <w:r>
-        <w:rPr>
-          <w:lang w:val="ar_AE" w:bidi="ar_AE"/>
-        </w:rPr>
-      </w:r>
-    </w:p>
-    <w:p>
-      <w:pPr>
-        <w:bidi/>
-      </w:pPr>
-      <w:r>
-        <w:rPr>
-          <w:lang w:val="ar_AE" w:bidi="ar_AE"/>
-        </w:rPr>
-      </w:r>
-    </w:p>
-    <w:p>
-      <w:pPr>
-        <w:bidi/>
-      </w:pPr>
-      <w:r>
-        <w:rPr>
-          <w:lang w:val="ar_AE" w:bidi="ar_AE"/>
-        </w:rPr>
-      </w:r>
-      <w:r>
-        <w:rPr>
-          <w:vertAlign w:val="superscript"/>
+    </w:p>
+    <w:p>
+      <w:pPr>
+        <w:bidi/>
+      </w:pPr>
+      <w:r>
+        <w:rPr>
+          <w:rtl/>
+          <w:cs/>
+          <w:lang w:val="ar_AE" w:bidi="ar_AE"/>
+        </w:rPr>
+      </w:r>
+      <w:r>
+        <w:rPr>
+          <w:vertAlign w:val="superscript"/>
+          <w:rtl/>
+          <w:cs/>
           <w:lang w:val="ar_AE" w:bidi="ar_AE"/>
         </w:rPr>
         <w:t>3</w:t>
       </w:r>
       <w:r>
         <w:rPr>
+          <w:rtl/>
+          <w:cs/>
           <w:lang w:val="ar_AE" w:bidi="ar_AE"/>
         </w:rPr>
         <w:t xml:space="preserve"> انْظُرُوا: هَا هُوَ الرَّبُّ خَارِجٌ مِنْ مَقَرِّ سُكْنَاهُ. هُوَذَا يَنْزِلُ لِيَطَأَ مَشَارِفَ الأَرْضِ،</w:t>
       </w:r>
-      <w:r>
-        <w:rPr>
-          <w:lang w:val="ar_AE" w:bidi="ar_AE"/>
-        </w:rPr>
-      </w:r>
-      <w:r>
-        <w:rPr>
-          <w:lang w:val="ar_AE" w:bidi="ar_AE"/>
-        </w:rPr>
-      </w:r>
-    </w:p>
-    <w:p>
-      <w:pPr>
-        <w:bidi/>
-      </w:pPr>
-      <w:r>
-        <w:rPr>
-          <w:lang w:val="ar_AE" w:bidi="ar_AE"/>
-        </w:rPr>
-      </w:r>
-    </w:p>
-    <w:p>
-      <w:pPr>
-        <w:bidi/>
-      </w:pPr>
-      <w:r>
-        <w:rPr>
-          <w:lang w:val="ar_AE" w:bidi="ar_AE"/>
-        </w:rPr>
-      </w:r>
-      <w:r>
-        <w:rPr>
-          <w:vertAlign w:val="superscript"/>
+    </w:p>
+    <w:p>
+      <w:pPr>
+        <w:bidi/>
+      </w:pPr>
+      <w:r>
+        <w:rPr>
+          <w:rtl/>
+          <w:cs/>
+          <w:lang w:val="ar_AE" w:bidi="ar_AE"/>
+        </w:rPr>
+      </w:r>
+      <w:r>
+        <w:rPr>
+          <w:vertAlign w:val="superscript"/>
+          <w:rtl/>
+          <w:cs/>
           <w:lang w:val="ar_AE" w:bidi="ar_AE"/>
         </w:rPr>
         <w:t>4</w:t>
       </w:r>
       <w:r>
         <w:rPr>
+          <w:rtl/>
+          <w:cs/>
           <w:lang w:val="ar_AE" w:bidi="ar_AE"/>
         </w:rPr>
         <w:t xml:space="preserve"> فَتَذُوبُ الْجِبَالُ مِنْ تَحْتِ قَدَمَيْهِ، وَتَتَصَدَّعُ الْوِدْيَانُ كَالشَّمْعِ أَمَامَ النَّارِ، كَالْمِيَاهِ الْمُنْصَبَّةِ فِي الْمُنْخَفَضَاتِ.</w:t>
       </w:r>
-      <w:r>
-        <w:rPr>
-          <w:lang w:val="ar_AE" w:bidi="ar_AE"/>
-        </w:rPr>
-      </w:r>
-      <w:r>
-        <w:rPr>
-          <w:lang w:val="ar_AE" w:bidi="ar_AE"/>
-        </w:rPr>
-      </w:r>
-    </w:p>
-    <w:p>
-      <w:pPr>
-        <w:bidi/>
-      </w:pPr>
-      <w:r>
-        <w:rPr>
-          <w:lang w:val="ar_AE" w:bidi="ar_AE"/>
-        </w:rPr>
-      </w:r>
-    </w:p>
-    <w:p>
-      <w:pPr>
-        <w:bidi/>
-      </w:pPr>
-      <w:r>
-        <w:rPr>
-          <w:lang w:val="ar_AE" w:bidi="ar_AE"/>
-        </w:rPr>
-      </w:r>
-      <w:r>
-        <w:rPr>
-          <w:vertAlign w:val="superscript"/>
+    </w:p>
+    <w:p>
+      <w:pPr>
+        <w:bidi/>
+      </w:pPr>
+      <w:r>
+        <w:rPr>
+          <w:rtl/>
+          <w:cs/>
+          <w:lang w:val="ar_AE" w:bidi="ar_AE"/>
+        </w:rPr>
+      </w:r>
+      <w:r>
+        <w:rPr>
+          <w:vertAlign w:val="superscript"/>
+          <w:rtl/>
+          <w:cs/>
           <w:lang w:val="ar_AE" w:bidi="ar_AE"/>
         </w:rPr>
         <w:t>5</w:t>
       </w:r>
       <w:r>
         <w:rPr>
+          <w:rtl/>
+          <w:cs/>
           <w:lang w:val="ar_AE" w:bidi="ar_AE"/>
         </w:rPr>
         <w:t xml:space="preserve"> مِنْ أَجْلِ آثَامِ يَعْقُوبَ وَمِنْ أَجْلِ خَطَايَا بَيْتِ إِسْرَائِيلَ. فَمَا هُوَ ذَنْبُ يَعْقُوبَ؟ أَلَيْسَ هُوَ أَصْنَامَ السَّامِرَةِ؟ وَمَا هِيَ خَطِيئَةُ يَهُوذَا؟ أَلَيْسَتْ هِيَ أَوْثَانَ أُورُشَلِيمَ؟</w:t>
       </w:r>
-      <w:r>
-        <w:rPr>
-          <w:lang w:val="ar_AE" w:bidi="ar_AE"/>
-        </w:rPr>
-      </w:r>
-      <w:r>
-        <w:rPr>
-          <w:lang w:val="ar_AE" w:bidi="ar_AE"/>
-        </w:rPr>
-      </w:r>
-    </w:p>
-    <w:p>
-      <w:pPr>
-        <w:bidi/>
-      </w:pPr>
-      <w:r>
-        <w:rPr>
-          <w:lang w:val="ar_AE" w:bidi="ar_AE"/>
-        </w:rPr>
-      </w:r>
-    </w:p>
-    <w:p>
-      <w:pPr>
-        <w:bidi/>
-      </w:pPr>
-      <w:r>
-        <w:rPr>
-          <w:lang w:val="ar_AE" w:bidi="ar_AE"/>
-        </w:rPr>
-      </w:r>
-      <w:r>
-        <w:rPr>
-          <w:vertAlign w:val="superscript"/>
+    </w:p>
+    <w:p>
+      <w:pPr>
+        <w:bidi/>
+      </w:pPr>
+      <w:r>
+        <w:rPr>
+          <w:rtl/>
+          <w:cs/>
+          <w:lang w:val="ar_AE" w:bidi="ar_AE"/>
+        </w:rPr>
+      </w:r>
+      <w:r>
+        <w:rPr>
+          <w:vertAlign w:val="superscript"/>
+          <w:rtl/>
+          <w:cs/>
           <w:lang w:val="ar_AE" w:bidi="ar_AE"/>
         </w:rPr>
         <w:t>6</w:t>
       </w:r>
       <w:r>
         <w:rPr>
+          <w:rtl/>
+          <w:cs/>
           <w:lang w:val="ar_AE" w:bidi="ar_AE"/>
         </w:rPr>
         <w:t xml:space="preserve"> لِذَلِكَ سَأَجْعَلُ السَّامِرَةَ كَوْمَةَ حِجَارَةٍ فِي الْحَقْلِ وَمَغْرَساً لِلْكُرُومِ، وَأَقْذِفُ بِحِجَارَتِهَا إِلَى الْوَادِي، وَأُعَرِّي أَسَاسَاتِهَا.</w:t>
       </w:r>
-      <w:r>
-        <w:rPr>
-          <w:lang w:val="ar_AE" w:bidi="ar_AE"/>
-        </w:rPr>
-      </w:r>
-      <w:r>
-        <w:rPr>
-          <w:lang w:val="ar_AE" w:bidi="ar_AE"/>
-        </w:rPr>
-      </w:r>
-    </w:p>
-    <w:p>
-      <w:pPr>
-        <w:bidi/>
-      </w:pPr>
-      <w:r>
-        <w:rPr>
-          <w:lang w:val="ar_AE" w:bidi="ar_AE"/>
-        </w:rPr>
-      </w:r>
-    </w:p>
-    <w:p>
-      <w:pPr>
-        <w:bidi/>
-      </w:pPr>
-      <w:r>
-        <w:rPr>
-          <w:lang w:val="ar_AE" w:bidi="ar_AE"/>
-        </w:rPr>
-      </w:r>
-      <w:r>
-        <w:rPr>
-          <w:vertAlign w:val="superscript"/>
+    </w:p>
+    <w:p>
+      <w:pPr>
+        <w:bidi/>
+      </w:pPr>
+      <w:r>
+        <w:rPr>
+          <w:rtl/>
+          <w:cs/>
+          <w:lang w:val="ar_AE" w:bidi="ar_AE"/>
+        </w:rPr>
+      </w:r>
+      <w:r>
+        <w:rPr>
+          <w:vertAlign w:val="superscript"/>
+          <w:rtl/>
+          <w:cs/>
           <w:lang w:val="ar_AE" w:bidi="ar_AE"/>
         </w:rPr>
         <w:t>7</w:t>
       </w:r>
       <w:r>
         <w:rPr>
+          <w:rtl/>
+          <w:cs/>
           <w:lang w:val="ar_AE" w:bidi="ar_AE"/>
         </w:rPr>
         <w:t xml:space="preserve"> فَتَتَحَطَّمُ كُلُّ أَصْنَامِهَا، وَتُحْرَقُ كُلُّ تَقْدِمَاتِ زِنَاهَا بِالنَّارِ، وَأُدَمِّرُ جَمِيعَ تَمَاثِيلِهَا لأَنَّهَا جَمَعَتْهَا مِنْ أُجْرَةِ زَانِيَةٍ، وَإِلَى زَانِيَةٍ يَكُونُ مَآلُهَا.</w:t>
       </w:r>
-      <w:r>
-        <w:rPr>
-          <w:lang w:val="ar_AE" w:bidi="ar_AE"/>
-        </w:rPr>
-      </w:r>
-      <w:r>
-        <w:rPr>
-          <w:lang w:val="ar_AE" w:bidi="ar_AE"/>
-        </w:rPr>
-      </w:r>
-    </w:p>
-    <w:p>
-      <w:pPr>
-        <w:bidi/>
-      </w:pPr>
-      <w:r>
-        <w:rPr>
-          <w:lang w:val="ar_AE" w:bidi="ar_AE"/>
-        </w:rPr>
-      </w:r>
-    </w:p>
-    <w:p>
-      <w:pPr>
-        <w:bidi/>
-      </w:pPr>
-      <w:r>
-        <w:rPr>
-          <w:lang w:val="ar_AE" w:bidi="ar_AE"/>
-        </w:rPr>
-      </w:r>
-      <w:r>
-        <w:rPr>
-          <w:vertAlign w:val="superscript"/>
+    </w:p>
+    <w:p>
+      <w:pPr>
+        <w:bidi/>
+      </w:pPr>
+      <w:r>
+        <w:rPr>
+          <w:rtl/>
+          <w:cs/>
+          <w:lang w:val="ar_AE" w:bidi="ar_AE"/>
+        </w:rPr>
+      </w:r>
+      <w:r>
+        <w:rPr>
+          <w:vertAlign w:val="superscript"/>
+          <w:rtl/>
+          <w:cs/>
           <w:lang w:val="ar_AE" w:bidi="ar_AE"/>
         </w:rPr>
         <w:t>8</w:t>
       </w:r>
       <w:r>
         <w:rPr>
+          <w:rtl/>
+          <w:cs/>
           <w:lang w:val="ar_AE" w:bidi="ar_AE"/>
         </w:rPr>
         <w:t xml:space="preserve"> لِهَذَا أَنُوحُ وَأُوَلْوِلُ وَأَمْشِي حَافِياً عُرْيَاناً، وَأُعْوِلُ كَبَنَاتِ آوَى، وَأَنْتَحِبُ كَالنَّعَامِ.</w:t>
       </w:r>
-      <w:r>
-        <w:rPr>
-          <w:lang w:val="ar_AE" w:bidi="ar_AE"/>
-        </w:rPr>
-      </w:r>
-      <w:r>
-        <w:rPr>
-          <w:lang w:val="ar_AE" w:bidi="ar_AE"/>
-        </w:rPr>
-      </w:r>
-    </w:p>
-    <w:p>
-      <w:pPr>
-        <w:bidi/>
-      </w:pPr>
-      <w:r>
-        <w:rPr>
-          <w:lang w:val="ar_AE" w:bidi="ar_AE"/>
-        </w:rPr>
-      </w:r>
-    </w:p>
-    <w:p>
-      <w:pPr>
-        <w:bidi/>
-      </w:pPr>
-      <w:r>
-        <w:rPr>
-          <w:lang w:val="ar_AE" w:bidi="ar_AE"/>
-        </w:rPr>
-      </w:r>
-      <w:r>
-        <w:rPr>
-          <w:vertAlign w:val="superscript"/>
+    </w:p>
+    <w:p>
+      <w:pPr>
+        <w:bidi/>
+      </w:pPr>
+      <w:r>
+        <w:rPr>
+          <w:rtl/>
+          <w:cs/>
+          <w:lang w:val="ar_AE" w:bidi="ar_AE"/>
+        </w:rPr>
+      </w:r>
+      <w:r>
+        <w:rPr>
+          <w:vertAlign w:val="superscript"/>
+          <w:rtl/>
+          <w:cs/>
           <w:lang w:val="ar_AE" w:bidi="ar_AE"/>
         </w:rPr>
         <w:t>9</w:t>
       </w:r>
       <w:r>
         <w:rPr>
+          <w:rtl/>
+          <w:cs/>
           <w:lang w:val="ar_AE" w:bidi="ar_AE"/>
         </w:rPr>
         <w:t xml:space="preserve"> لأَنَّ جُرُوحَ السَّامِرَةِ لَنْ تَنْدَمِلَ، وَهِيَ لابُدَّ أَنْ تُصِيبَ يَهُوذَا، هَا هِيَ قَدْ بَلَغَتْ أَبْوَابَ شَعْبِي أَهْلِ أُورُشَلِيمَ.</w:t>
       </w:r>
-      <w:r>
-        <w:rPr>
-          <w:lang w:val="ar_AE" w:bidi="ar_AE"/>
-        </w:rPr>
-      </w:r>
-      <w:r>
-        <w:rPr>
-          <w:lang w:val="ar_AE" w:bidi="ar_AE"/>
-        </w:rPr>
-      </w:r>
-    </w:p>
-    <w:p>
-      <w:pPr>
-        <w:bidi/>
-      </w:pPr>
-      <w:r>
-        <w:rPr>
-          <w:lang w:val="ar_AE" w:bidi="ar_AE"/>
-        </w:rPr>
-      </w:r>
-    </w:p>
-    <w:p>
-      <w:pPr>
-        <w:bidi/>
-      </w:pPr>
-      <w:r>
-        <w:rPr>
-          <w:lang w:val="ar_AE" w:bidi="ar_AE"/>
-        </w:rPr>
-      </w:r>
-      <w:r>
-        <w:rPr>
-          <w:vertAlign w:val="superscript"/>
+    </w:p>
+    <w:p>
+      <w:pPr>
+        <w:bidi/>
+      </w:pPr>
+      <w:r>
+        <w:rPr>
+          <w:rtl/>
+          <w:cs/>
+          <w:lang w:val="ar_AE" w:bidi="ar_AE"/>
+        </w:rPr>
+      </w:r>
+      <w:r>
+        <w:rPr>
+          <w:vertAlign w:val="superscript"/>
+          <w:rtl/>
+          <w:cs/>
           <w:lang w:val="ar_AE" w:bidi="ar_AE"/>
         </w:rPr>
         <w:t>10</w:t>
       </w:r>
       <w:r>
         <w:rPr>
+          <w:rtl/>
+          <w:cs/>
           <w:lang w:val="ar_AE" w:bidi="ar_AE"/>
         </w:rPr>
         <w:t xml:space="preserve"> لَا تُخْبِرُوا فِي جَتَّ، وَلا تَبْكُوا فِي عَكَّاءَ. عَفِّرُوا أَنْفُسَكُمْ بِالتُّرَابِ فِي بَيْتِ عَفْرَةَ.</w:t>
       </w:r>
-      <w:r>
-        <w:rPr>
-          <w:lang w:val="ar_AE" w:bidi="ar_AE"/>
-        </w:rPr>
-      </w:r>
-      <w:r>
-        <w:rPr>
-          <w:lang w:val="ar_AE" w:bidi="ar_AE"/>
-        </w:rPr>
-      </w:r>
-    </w:p>
-    <w:p>
-      <w:pPr>
-        <w:bidi/>
-      </w:pPr>
-      <w:r>
-        <w:rPr>
-          <w:lang w:val="ar_AE" w:bidi="ar_AE"/>
-        </w:rPr>
-      </w:r>
-    </w:p>
-    <w:p>
-      <w:pPr>
-        <w:bidi/>
-      </w:pPr>
-      <w:r>
-        <w:rPr>
-          <w:lang w:val="ar_AE" w:bidi="ar_AE"/>
-        </w:rPr>
-      </w:r>
-      <w:r>
-        <w:rPr>
-          <w:vertAlign w:val="superscript"/>
+    </w:p>
+    <w:p>
+      <w:pPr>
+        <w:bidi/>
+      </w:pPr>
+      <w:r>
+        <w:rPr>
+          <w:rtl/>
+          <w:cs/>
+          <w:lang w:val="ar_AE" w:bidi="ar_AE"/>
+        </w:rPr>
+      </w:r>
+      <w:r>
+        <w:rPr>
+          <w:vertAlign w:val="superscript"/>
+          <w:rtl/>
+          <w:cs/>
           <w:lang w:val="ar_AE" w:bidi="ar_AE"/>
         </w:rPr>
         <w:t>11</w:t>
       </w:r>
       <w:r>
         <w:rPr>
+          <w:rtl/>
+          <w:cs/>
           <w:lang w:val="ar_AE" w:bidi="ar_AE"/>
         </w:rPr>
         <w:t xml:space="preserve"> اخْرُجُوا يَا أَهْلَ شَافِيرَ عَرَايَا مُجَلَّلِينَ بِالْعَارِ، وَلْيَمْكُثْ سُكَّانُ صَانَانَ فِي مَنَازِلِهِمْ خَجَلاً. وَعِنْدَمَا تَسْمَعُونَ عَوِيلَ أَهْلِ هَأَيْصِلَ تُدْرِكُونَ أَنَّهَا قَدْ سَقَطَتْ وَلا مَلْجَأَ لَكُمْ فِيهَا.</w:t>
       </w:r>
-      <w:r>
-        <w:rPr>
-          <w:lang w:val="ar_AE" w:bidi="ar_AE"/>
-        </w:rPr>
-      </w:r>
-      <w:r>
-        <w:rPr>
-          <w:lang w:val="ar_AE" w:bidi="ar_AE"/>
-        </w:rPr>
-      </w:r>
-    </w:p>
-    <w:p>
-      <w:pPr>
-        <w:bidi/>
-      </w:pPr>
-      <w:r>
-        <w:rPr>
-          <w:lang w:val="ar_AE" w:bidi="ar_AE"/>
-        </w:rPr>
-      </w:r>
-    </w:p>
-    <w:p>
-      <w:pPr>
-        <w:bidi/>
-      </w:pPr>
-      <w:r>
-        <w:rPr>
-          <w:lang w:val="ar_AE" w:bidi="ar_AE"/>
-        </w:rPr>
-      </w:r>
-      <w:r>
-        <w:rPr>
-          <w:vertAlign w:val="superscript"/>
+    </w:p>
+    <w:p>
+      <w:pPr>
+        <w:bidi/>
+      </w:pPr>
+      <w:r>
+        <w:rPr>
+          <w:rtl/>
+          <w:cs/>
+          <w:lang w:val="ar_AE" w:bidi="ar_AE"/>
+        </w:rPr>
+      </w:r>
+      <w:r>
+        <w:rPr>
+          <w:vertAlign w:val="superscript"/>
+          <w:rtl/>
+          <w:cs/>
           <w:lang w:val="ar_AE" w:bidi="ar_AE"/>
         </w:rPr>
         <w:t>12</w:t>
       </w:r>
       <w:r>
         <w:rPr>
+          <w:rtl/>
+          <w:cs/>
           <w:lang w:val="ar_AE" w:bidi="ar_AE"/>
         </w:rPr>
         <w:t xml:space="preserve"> لَشَدَّ مَا انْتَظَرَ أَهْلُ مَارُوثَ الْخَيْرَ، غَيْرَ أَنَّ الشَّرَّ قَدْ أَقْبَلَ عَلَى بَابِ أُورُشَلِيمَ مِنْ عِنْدِ الرَّبِّ.</w:t>
       </w:r>
-      <w:r>
-        <w:rPr>
-          <w:lang w:val="ar_AE" w:bidi="ar_AE"/>
-        </w:rPr>
-      </w:r>
-      <w:r>
-        <w:rPr>
-          <w:lang w:val="ar_AE" w:bidi="ar_AE"/>
-        </w:rPr>
-      </w:r>
-    </w:p>
-    <w:p>
-      <w:pPr>
-        <w:bidi/>
-      </w:pPr>
-      <w:r>
-        <w:rPr>
-          <w:lang w:val="ar_AE" w:bidi="ar_AE"/>
-        </w:rPr>
-      </w:r>
-    </w:p>
-    <w:p>
-      <w:pPr>
-        <w:bidi/>
-      </w:pPr>
-      <w:r>
-        <w:rPr>
-          <w:lang w:val="ar_AE" w:bidi="ar_AE"/>
-        </w:rPr>
-      </w:r>
-      <w:r>
-        <w:rPr>
-          <w:vertAlign w:val="superscript"/>
+    </w:p>
+    <w:p>
+      <w:pPr>
+        <w:bidi/>
+      </w:pPr>
+      <w:r>
+        <w:rPr>
+          <w:rtl/>
+          <w:cs/>
+          <w:lang w:val="ar_AE" w:bidi="ar_AE"/>
+        </w:rPr>
+      </w:r>
+      <w:r>
+        <w:rPr>
+          <w:vertAlign w:val="superscript"/>
+          <w:rtl/>
+          <w:cs/>
           <w:lang w:val="ar_AE" w:bidi="ar_AE"/>
         </w:rPr>
         <w:t>13</w:t>
       </w:r>
       <w:r>
         <w:rPr>
+          <w:rtl/>
+          <w:cs/>
           <w:lang w:val="ar_AE" w:bidi="ar_AE"/>
         </w:rPr>
         <w:t xml:space="preserve"> شُدُّوا الْخَيْلَ إِلَى الْمَرْكَبَاتِ يَا سُكَّانَ لاخِيشَ، لأَنَّكُمْ كُنْتُمْ أَوَّلَ مَنِ ارْتَكَبَ الْخَطِيئَةَ بَيْنَ مُدُنِ صِهْيَوْنَ، وَفِيكُمْ قَدْ وُجِدَتْ آثَامُ إِسْرَائِيلَ.</w:t>
       </w:r>
-      <w:r>
-        <w:rPr>
-          <w:lang w:val="ar_AE" w:bidi="ar_AE"/>
-        </w:rPr>
-      </w:r>
-      <w:r>
-        <w:rPr>
-          <w:lang w:val="ar_AE" w:bidi="ar_AE"/>
-        </w:rPr>
-      </w:r>
-    </w:p>
-    <w:p>
-      <w:pPr>
-        <w:bidi/>
-      </w:pPr>
-      <w:r>
-        <w:rPr>
-          <w:lang w:val="ar_AE" w:bidi="ar_AE"/>
-        </w:rPr>
-      </w:r>
-    </w:p>
-    <w:p>
-      <w:pPr>
-        <w:bidi/>
-      </w:pPr>
-      <w:r>
-        <w:rPr>
-          <w:lang w:val="ar_AE" w:bidi="ar_AE"/>
-        </w:rPr>
-      </w:r>
-      <w:r>
-        <w:rPr>
-          <w:vertAlign w:val="superscript"/>
+    </w:p>
+    <w:p>
+      <w:pPr>
+        <w:bidi/>
+      </w:pPr>
+      <w:r>
+        <w:rPr>
+          <w:rtl/>
+          <w:cs/>
+          <w:lang w:val="ar_AE" w:bidi="ar_AE"/>
+        </w:rPr>
+      </w:r>
+      <w:r>
+        <w:rPr>
+          <w:vertAlign w:val="superscript"/>
+          <w:rtl/>
+          <w:cs/>
           <w:lang w:val="ar_AE" w:bidi="ar_AE"/>
         </w:rPr>
         <w:t>14</w:t>
       </w:r>
       <w:r>
         <w:rPr>
+          <w:rtl/>
+          <w:cs/>
           <w:lang w:val="ar_AE" w:bidi="ar_AE"/>
         </w:rPr>
         <w:t xml:space="preserve"> لِهَذَا تَحْمِلُونَ هَدَايَا وَدَاعٍ إِلَى مُورَشَةِ جَتَّ، وَتُصْبِحُ مَدِينَةُ أَكْزِيبَ خِدْعَةً لِمُلُوكِ إِسْرَائِيلَ.</w:t>
       </w:r>
-      <w:r>
-        <w:rPr>
-          <w:lang w:val="ar_AE" w:bidi="ar_AE"/>
-        </w:rPr>
-      </w:r>
-      <w:r>
-        <w:rPr>
-          <w:lang w:val="ar_AE" w:bidi="ar_AE"/>
-        </w:rPr>
-      </w:r>
-    </w:p>
-    <w:p>
-      <w:pPr>
-        <w:bidi/>
-      </w:pPr>
-      <w:r>
-        <w:rPr>
-          <w:lang w:val="ar_AE" w:bidi="ar_AE"/>
-        </w:rPr>
-      </w:r>
-    </w:p>
-    <w:p>
-      <w:pPr>
-        <w:bidi/>
-      </w:pPr>
-      <w:r>
-        <w:rPr>
-          <w:lang w:val="ar_AE" w:bidi="ar_AE"/>
-        </w:rPr>
-      </w:r>
-      <w:r>
-        <w:rPr>
-          <w:vertAlign w:val="superscript"/>
+    </w:p>
+    <w:p>
+      <w:pPr>
+        <w:bidi/>
+      </w:pPr>
+      <w:r>
+        <w:rPr>
+          <w:rtl/>
+          <w:cs/>
+          <w:lang w:val="ar_AE" w:bidi="ar_AE"/>
+        </w:rPr>
+      </w:r>
+      <w:r>
+        <w:rPr>
+          <w:vertAlign w:val="superscript"/>
+          <w:rtl/>
+          <w:cs/>
           <w:lang w:val="ar_AE" w:bidi="ar_AE"/>
         </w:rPr>
         <w:t>15</w:t>
       </w:r>
       <w:r>
         <w:rPr>
+          <w:rtl/>
+          <w:cs/>
           <w:lang w:val="ar_AE" w:bidi="ar_AE"/>
         </w:rPr>
         <w:t xml:space="preserve"> وَأَبْعَثُ إِلَيْكُمْ بِقَاهِرٍ يَا أَهْلَ مَرِيشَةَ، فَيَهْرُبُ مِنْ أَمَامِهِ نُبَلاءُ إِسْرَائِيلَ إِلَى مَغَارَةِ عَدُلَّامَ.</w:t>
       </w:r>
-      <w:r>
-        <w:rPr>
-          <w:lang w:val="ar_AE" w:bidi="ar_AE"/>
-        </w:rPr>
-      </w:r>
-      <w:r>
-        <w:rPr>
-          <w:lang w:val="ar_AE" w:bidi="ar_AE"/>
-        </w:rPr>
-      </w:r>
-    </w:p>
-    <w:p>
-      <w:pPr>
-        <w:bidi/>
-      </w:pPr>
-      <w:r>
-        <w:rPr>
-          <w:lang w:val="ar_AE" w:bidi="ar_AE"/>
-        </w:rPr>
-      </w:r>
-    </w:p>
-    <w:p>
-      <w:pPr>
-        <w:bidi/>
-      </w:pPr>
-      <w:r>
-        <w:rPr>
-          <w:lang w:val="ar_AE" w:bidi="ar_AE"/>
-        </w:rPr>
-      </w:r>
-      <w:r>
-        <w:rPr>
-          <w:vertAlign w:val="superscript"/>
+    </w:p>
+    <w:p>
+      <w:pPr>
+        <w:bidi/>
+      </w:pPr>
+      <w:r>
+        <w:rPr>
+          <w:rtl/>
+          <w:cs/>
+          <w:lang w:val="ar_AE" w:bidi="ar_AE"/>
+        </w:rPr>
+      </w:r>
+      <w:r>
+        <w:rPr>
+          <w:vertAlign w:val="superscript"/>
+          <w:rtl/>
+          <w:cs/>
           <w:lang w:val="ar_AE" w:bidi="ar_AE"/>
         </w:rPr>
         <w:t>16</w:t>
       </w:r>
       <w:r>
         <w:rPr>
+          <w:rtl/>
+          <w:cs/>
           <w:lang w:val="ar_AE" w:bidi="ar_AE"/>
         </w:rPr>
         <w:t xml:space="preserve"> احْلِقُوا رُؤُوسَكُمْ وَجُزُّوا شُعُورَكُمْ مِنْ أَجْلِ أَبْنَاءِ مَسَرَّتِكُمْ. اجْعَلُوا رُؤُوسَكُمْ صَلْعَاءَ كَرَأْسِ النَّسْرِ، لأَنَّهُمْ سَيُؤْخَذُونَ مِنْكُمْ إِلَى السَّبْيِ.</w:t>
       </w:r>
-      <w:r>
-        <w:rPr>
-          <w:lang w:val="ar_AE" w:bidi="ar_AE"/>
-        </w:rPr>
-      </w:r>
-      <w:r>
-        <w:rPr>
-          <w:lang w:val="ar_AE" w:bidi="ar_AE"/>
-        </w:rPr>
-      </w:r>
-    </w:p>
-    <w:p>
-      <w:pPr>
-        <w:bidi/>
-      </w:pPr>
-      <w:r>
-        <w:rPr>
-          <w:lang w:val="ar_AE" w:bidi="ar_AE"/>
-        </w:rPr>
-      </w:r>
     </w:p>
     <w:p>
       <w:pPr>
@@ -946,574 +721,396 @@
       </w:pPr>
       <w:r>
         <w:rPr>
-          <w:lang w:val="ar_AE" w:bidi="ar_AE"/>
-        </w:rPr>
-        <w:t>Micah 2:1</w:t>
-      </w:r>
-      <w:r>
-        <w:rPr>
-          <w:lang w:val="ar_AE" w:bidi="ar_AE"/>
-        </w:rPr>
-      </w:r>
-    </w:p>
-    <w:p>
-      <w:pPr>
-        <w:bidi/>
-      </w:pPr>
-      <w:r>
-        <w:rPr>
-          <w:lang w:val="ar_AE" w:bidi="ar_AE"/>
-        </w:rPr>
-      </w:r>
-      <w:r>
-        <w:rPr>
-          <w:vertAlign w:val="superscript"/>
+          <w:rtl/>
+          <w:cs/>
+          <w:lang w:val="ar_AE" w:bidi="ar_AE"/>
+        </w:rPr>
+        <w:t>ميخا 2:1</w:t>
+      </w:r>
+      <w:r>
+        <w:rPr>
+          <w:rtl/>
+          <w:cs/>
+          <w:lang w:val="ar_AE" w:bidi="ar_AE"/>
+        </w:rPr>
+      </w:r>
+    </w:p>
+    <w:p>
+      <w:pPr>
+        <w:bidi/>
+      </w:pPr>
+      <w:r>
+        <w:rPr>
+          <w:rtl/>
+          <w:cs/>
+          <w:lang w:val="ar_AE" w:bidi="ar_AE"/>
+        </w:rPr>
+      </w:r>
+      <w:r>
+        <w:rPr>
+          <w:vertAlign w:val="superscript"/>
+          <w:rtl/>
+          <w:cs/>
           <w:lang w:val="ar_AE" w:bidi="ar_AE"/>
         </w:rPr>
         <w:t>1</w:t>
       </w:r>
       <w:r>
         <w:rPr>
+          <w:rtl/>
+          <w:cs/>
           <w:lang w:val="ar_AE" w:bidi="ar_AE"/>
         </w:rPr>
         <w:t xml:space="preserve"> وَيْلٌ لِلْمُتَآمِرِينَ بِالسُّوءِ، الَّذِينَ يَحُوكُونَ الشَّرَّ وَهُمْ فِي مَضَاجِعِهِمْ، الَّذِينَ يُنَفِّذُونَ عِنْدَ طُلُوعِ الصَّبَاحِ مَا خَطَّطُوا لَهُ، لأَنَّ ذَلِكَ فِي مُتَنَاوَلِ قُدْرَتِهِمْ.</w:t>
       </w:r>
-      <w:r>
-        <w:rPr>
-          <w:lang w:val="ar_AE" w:bidi="ar_AE"/>
-        </w:rPr>
-      </w:r>
-      <w:r>
-        <w:rPr>
-          <w:lang w:val="ar_AE" w:bidi="ar_AE"/>
-        </w:rPr>
-      </w:r>
-    </w:p>
-    <w:p>
-      <w:pPr>
-        <w:bidi/>
-      </w:pPr>
-      <w:r>
-        <w:rPr>
-          <w:lang w:val="ar_AE" w:bidi="ar_AE"/>
-        </w:rPr>
-      </w:r>
-    </w:p>
-    <w:p>
-      <w:pPr>
-        <w:bidi/>
-      </w:pPr>
-      <w:r>
-        <w:rPr>
-          <w:lang w:val="ar_AE" w:bidi="ar_AE"/>
-        </w:rPr>
-      </w:r>
-      <w:r>
-        <w:rPr>
-          <w:vertAlign w:val="superscript"/>
+    </w:p>
+    <w:p>
+      <w:pPr>
+        <w:bidi/>
+      </w:pPr>
+      <w:r>
+        <w:rPr>
+          <w:rtl/>
+          <w:cs/>
+          <w:lang w:val="ar_AE" w:bidi="ar_AE"/>
+        </w:rPr>
+      </w:r>
+      <w:r>
+        <w:rPr>
+          <w:vertAlign w:val="superscript"/>
+          <w:rtl/>
+          <w:cs/>
           <w:lang w:val="ar_AE" w:bidi="ar_AE"/>
         </w:rPr>
         <w:t>2</w:t>
       </w:r>
       <w:r>
         <w:rPr>
+          <w:rtl/>
+          <w:cs/>
           <w:lang w:val="ar_AE" w:bidi="ar_AE"/>
         </w:rPr>
         <w:t xml:space="preserve"> يَشْتَهُونَ حُقُولاً وَيَغْتَصِبُونَهَا، وَبُيُوتاً فَيَسْتَوْلُونَ عَلَيْهَا. يَجُورُونَ عَلَى الرَّجُلِ وَعَلَى بَيْتِهِ وَالإِنْسَانِ وَمِيرَاثِهِ.</w:t>
       </w:r>
-      <w:r>
-        <w:rPr>
-          <w:lang w:val="ar_AE" w:bidi="ar_AE"/>
-        </w:rPr>
-      </w:r>
-      <w:r>
-        <w:rPr>
-          <w:lang w:val="ar_AE" w:bidi="ar_AE"/>
-        </w:rPr>
-      </w:r>
-    </w:p>
-    <w:p>
-      <w:pPr>
-        <w:bidi/>
-      </w:pPr>
-      <w:r>
-        <w:rPr>
-          <w:lang w:val="ar_AE" w:bidi="ar_AE"/>
-        </w:rPr>
-      </w:r>
-    </w:p>
-    <w:p>
-      <w:pPr>
-        <w:bidi/>
-      </w:pPr>
-      <w:r>
-        <w:rPr>
-          <w:lang w:val="ar_AE" w:bidi="ar_AE"/>
-        </w:rPr>
-      </w:r>
-      <w:r>
-        <w:rPr>
-          <w:vertAlign w:val="superscript"/>
+    </w:p>
+    <w:p>
+      <w:pPr>
+        <w:bidi/>
+      </w:pPr>
+      <w:r>
+        <w:rPr>
+          <w:rtl/>
+          <w:cs/>
+          <w:lang w:val="ar_AE" w:bidi="ar_AE"/>
+        </w:rPr>
+      </w:r>
+      <w:r>
+        <w:rPr>
+          <w:vertAlign w:val="superscript"/>
+          <w:rtl/>
+          <w:cs/>
           <w:lang w:val="ar_AE" w:bidi="ar_AE"/>
         </w:rPr>
         <w:t>3</w:t>
       </w:r>
       <w:r>
         <w:rPr>
+          <w:rtl/>
+          <w:cs/>
           <w:lang w:val="ar_AE" w:bidi="ar_AE"/>
         </w:rPr>
         <w:t xml:space="preserve"> لِهَذَا، هَكَذَا يَقُولُ الرَّبُّ. هَا أَنَا أُدَبِّرُ شَرّاً لِهَذَا الشَّعْبِ تَعْجَزُونَ عَنْ فَكِّ رِقَابِكُمْ مِنْهُ، وَلَنْ تَمْشُوا بَعْدُ مُتَشَامِخِينَ لأَنَّ الزَّمَنَ يَكُونُ زَمَنَ سُوءٍ.</w:t>
       </w:r>
-      <w:r>
-        <w:rPr>
-          <w:lang w:val="ar_AE" w:bidi="ar_AE"/>
-        </w:rPr>
-      </w:r>
-      <w:r>
-        <w:rPr>
-          <w:lang w:val="ar_AE" w:bidi="ar_AE"/>
-        </w:rPr>
-      </w:r>
-    </w:p>
-    <w:p>
-      <w:pPr>
-        <w:bidi/>
-      </w:pPr>
-      <w:r>
-        <w:rPr>
-          <w:lang w:val="ar_AE" w:bidi="ar_AE"/>
-        </w:rPr>
-      </w:r>
-    </w:p>
-    <w:p>
-      <w:pPr>
-        <w:bidi/>
-      </w:pPr>
-      <w:r>
-        <w:rPr>
-          <w:lang w:val="ar_AE" w:bidi="ar_AE"/>
-        </w:rPr>
-      </w:r>
-      <w:r>
-        <w:rPr>
-          <w:vertAlign w:val="superscript"/>
+    </w:p>
+    <w:p>
+      <w:pPr>
+        <w:bidi/>
+      </w:pPr>
+      <w:r>
+        <w:rPr>
+          <w:rtl/>
+          <w:cs/>
+          <w:lang w:val="ar_AE" w:bidi="ar_AE"/>
+        </w:rPr>
+      </w:r>
+      <w:r>
+        <w:rPr>
+          <w:vertAlign w:val="superscript"/>
+          <w:rtl/>
+          <w:cs/>
           <w:lang w:val="ar_AE" w:bidi="ar_AE"/>
         </w:rPr>
         <w:t>4</w:t>
       </w:r>
       <w:r>
         <w:rPr>
+          <w:rtl/>
+          <w:cs/>
           <w:lang w:val="ar_AE" w:bidi="ar_AE"/>
         </w:rPr>
         <w:t xml:space="preserve"> فِي ذَلِكَ الْيَوْمِ يَسْخَرُ أَعْدَاؤُكُمْ مِنْكُمْ، وَتَنُوحُونَ بِمِثْلِ هَذَا الرِّثَاءِ: «قَدْ تَمَّ تَدْمِيرُنَا وَاسْتَبْدَلَ الرَّبُّ نَصِيبَ شَعْبِهِ. كَيْفَ أَخَذَهُ مِنَّا وَقَسَمَ حُقُولَنَا بَيْنَ آسِرِينَا؟»</w:t>
       </w:r>
-      <w:r>
-        <w:rPr>
-          <w:lang w:val="ar_AE" w:bidi="ar_AE"/>
-        </w:rPr>
-      </w:r>
-      <w:r>
-        <w:rPr>
-          <w:lang w:val="ar_AE" w:bidi="ar_AE"/>
-        </w:rPr>
-      </w:r>
-    </w:p>
-    <w:p>
-      <w:pPr>
-        <w:bidi/>
-      </w:pPr>
-      <w:r>
-        <w:rPr>
-          <w:lang w:val="ar_AE" w:bidi="ar_AE"/>
-        </w:rPr>
-      </w:r>
-    </w:p>
-    <w:p>
-      <w:pPr>
-        <w:bidi/>
-      </w:pPr>
-      <w:r>
-        <w:rPr>
-          <w:lang w:val="ar_AE" w:bidi="ar_AE"/>
-        </w:rPr>
-      </w:r>
-      <w:r>
-        <w:rPr>
-          <w:vertAlign w:val="superscript"/>
+    </w:p>
+    <w:p>
+      <w:pPr>
+        <w:bidi/>
+      </w:pPr>
+      <w:r>
+        <w:rPr>
+          <w:rtl/>
+          <w:cs/>
+          <w:lang w:val="ar_AE" w:bidi="ar_AE"/>
+        </w:rPr>
+      </w:r>
+      <w:r>
+        <w:rPr>
+          <w:vertAlign w:val="superscript"/>
+          <w:rtl/>
+          <w:cs/>
           <w:lang w:val="ar_AE" w:bidi="ar_AE"/>
         </w:rPr>
         <w:t>5</w:t>
       </w:r>
       <w:r>
         <w:rPr>
+          <w:rtl/>
+          <w:cs/>
           <w:lang w:val="ar_AE" w:bidi="ar_AE"/>
         </w:rPr>
         <w:t xml:space="preserve"> لِهَذَا لَنْ يُوْجَدَ بَيْنَ جَمَاعَةِ الرَّبِّ مَنْ يُلْقِي الْقُرْعَةَ لِيَقْسِمَ الأَرْضَ.</w:t>
       </w:r>
-      <w:r>
-        <w:rPr>
-          <w:lang w:val="ar_AE" w:bidi="ar_AE"/>
-        </w:rPr>
-      </w:r>
-      <w:r>
-        <w:rPr>
-          <w:lang w:val="ar_AE" w:bidi="ar_AE"/>
-        </w:rPr>
-      </w:r>
-    </w:p>
-    <w:p>
-      <w:pPr>
-        <w:bidi/>
-      </w:pPr>
-      <w:r>
-        <w:rPr>
-          <w:lang w:val="ar_AE" w:bidi="ar_AE"/>
-        </w:rPr>
-      </w:r>
-    </w:p>
-    <w:p>
-      <w:pPr>
-        <w:bidi/>
-      </w:pPr>
-      <w:r>
-        <w:rPr>
-          <w:lang w:val="ar_AE" w:bidi="ar_AE"/>
-        </w:rPr>
-      </w:r>
-      <w:r>
-        <w:rPr>
-          <w:vertAlign w:val="superscript"/>
+    </w:p>
+    <w:p>
+      <w:pPr>
+        <w:bidi/>
+      </w:pPr>
+      <w:r>
+        <w:rPr>
+          <w:rtl/>
+          <w:cs/>
+          <w:lang w:val="ar_AE" w:bidi="ar_AE"/>
+        </w:rPr>
+      </w:r>
+      <w:r>
+        <w:rPr>
+          <w:vertAlign w:val="superscript"/>
+          <w:rtl/>
+          <w:cs/>
           <w:lang w:val="ar_AE" w:bidi="ar_AE"/>
         </w:rPr>
         <w:t>6</w:t>
       </w:r>
       <w:r>
         <w:rPr>
+          <w:rtl/>
+          <w:cs/>
           <w:lang w:val="ar_AE" w:bidi="ar_AE"/>
         </w:rPr>
         <w:t xml:space="preserve"> يَقُولُ الشَّعْبُ لِلأَنْبِياءِ: لَا تَتَنَبَّأُوا بِمِثْلِ هَذِهِ الأُمُورِ، لأَنَّ الْعَارَ لَنْ يَلْحَقَ بِنَا.</w:t>
       </w:r>
-      <w:r>
-        <w:rPr>
-          <w:lang w:val="ar_AE" w:bidi="ar_AE"/>
-        </w:rPr>
-      </w:r>
-      <w:r>
-        <w:rPr>
-          <w:lang w:val="ar_AE" w:bidi="ar_AE"/>
-        </w:rPr>
-      </w:r>
-    </w:p>
-    <w:p>
-      <w:pPr>
-        <w:bidi/>
-      </w:pPr>
-      <w:r>
-        <w:rPr>
-          <w:lang w:val="ar_AE" w:bidi="ar_AE"/>
-        </w:rPr>
-      </w:r>
-    </w:p>
-    <w:p>
-      <w:pPr>
-        <w:bidi/>
-      </w:pPr>
-      <w:r>
-        <w:rPr>
-          <w:lang w:val="ar_AE" w:bidi="ar_AE"/>
-        </w:rPr>
-      </w:r>
-      <w:r>
-        <w:rPr>
-          <w:vertAlign w:val="superscript"/>
+    </w:p>
+    <w:p>
+      <w:pPr>
+        <w:bidi/>
+      </w:pPr>
+      <w:r>
+        <w:rPr>
+          <w:rtl/>
+          <w:cs/>
+          <w:lang w:val="ar_AE" w:bidi="ar_AE"/>
+        </w:rPr>
+      </w:r>
+      <w:r>
+        <w:rPr>
+          <w:vertAlign w:val="superscript"/>
+          <w:rtl/>
+          <w:cs/>
           <w:lang w:val="ar_AE" w:bidi="ar_AE"/>
         </w:rPr>
         <w:t>7</w:t>
       </w:r>
       <w:r>
         <w:rPr>
+          <w:rtl/>
+          <w:cs/>
           <w:lang w:val="ar_AE" w:bidi="ar_AE"/>
         </w:rPr>
         <w:t xml:space="preserve"> آهِ يَا بَيْتَ يَعْقُوبَ؟ هَلْ نَفَدَ صَبْرُ رُوحِ الرَّبِّ؟ أَهَذِهِ الأَفْعَالُ صَدَرَتْ عَنْهُ؟ أَلَيْسَتْ كَلِمَاتِي صَالِحَةً لِلسَّالِكِينَ بِالاسْتِقَامَةِ؟</w:t>
       </w:r>
-      <w:r>
-        <w:rPr>
-          <w:lang w:val="ar_AE" w:bidi="ar_AE"/>
-        </w:rPr>
-      </w:r>
-      <w:r>
-        <w:rPr>
-          <w:lang w:val="ar_AE" w:bidi="ar_AE"/>
-        </w:rPr>
-      </w:r>
-    </w:p>
-    <w:p>
-      <w:pPr>
-        <w:bidi/>
-      </w:pPr>
-      <w:r>
-        <w:rPr>
-          <w:lang w:val="ar_AE" w:bidi="ar_AE"/>
-        </w:rPr>
-      </w:r>
-    </w:p>
-    <w:p>
-      <w:pPr>
-        <w:bidi/>
-      </w:pPr>
-      <w:r>
-        <w:rPr>
-          <w:lang w:val="ar_AE" w:bidi="ar_AE"/>
-        </w:rPr>
-      </w:r>
-      <w:r>
-        <w:rPr>
-          <w:vertAlign w:val="superscript"/>
+    </w:p>
+    <w:p>
+      <w:pPr>
+        <w:bidi/>
+      </w:pPr>
+      <w:r>
+        <w:rPr>
+          <w:rtl/>
+          <w:cs/>
+          <w:lang w:val="ar_AE" w:bidi="ar_AE"/>
+        </w:rPr>
+      </w:r>
+      <w:r>
+        <w:rPr>
+          <w:vertAlign w:val="superscript"/>
+          <w:rtl/>
+          <w:cs/>
           <w:lang w:val="ar_AE" w:bidi="ar_AE"/>
         </w:rPr>
         <w:t>8</w:t>
       </w:r>
       <w:r>
         <w:rPr>
+          <w:rtl/>
+          <w:cs/>
           <w:lang w:val="ar_AE" w:bidi="ar_AE"/>
         </w:rPr>
         <w:t xml:space="preserve"> بِالأَمْسِ هَبَّ شَعْبِي كَعَدُوٍّ! تَسْلُبُونَ رِدَاءَ الْعَابِرِينَ بِأَمْنٍ وَالْعَائِدِينَ مِنَ القِتَالِ.</w:t>
       </w:r>
-      <w:r>
-        <w:rPr>
-          <w:lang w:val="ar_AE" w:bidi="ar_AE"/>
-        </w:rPr>
-      </w:r>
-      <w:r>
-        <w:rPr>
-          <w:lang w:val="ar_AE" w:bidi="ar_AE"/>
-        </w:rPr>
-      </w:r>
-    </w:p>
-    <w:p>
-      <w:pPr>
-        <w:bidi/>
-      </w:pPr>
-      <w:r>
-        <w:rPr>
-          <w:lang w:val="ar_AE" w:bidi="ar_AE"/>
-        </w:rPr>
-      </w:r>
-    </w:p>
-    <w:p>
-      <w:pPr>
-        <w:bidi/>
-      </w:pPr>
-      <w:r>
-        <w:rPr>
-          <w:lang w:val="ar_AE" w:bidi="ar_AE"/>
-        </w:rPr>
-      </w:r>
-      <w:r>
-        <w:rPr>
-          <w:vertAlign w:val="superscript"/>
+    </w:p>
+    <w:p>
+      <w:pPr>
+        <w:bidi/>
+      </w:pPr>
+      <w:r>
+        <w:rPr>
+          <w:rtl/>
+          <w:cs/>
+          <w:lang w:val="ar_AE" w:bidi="ar_AE"/>
+        </w:rPr>
+      </w:r>
+      <w:r>
+        <w:rPr>
+          <w:vertAlign w:val="superscript"/>
+          <w:rtl/>
+          <w:cs/>
           <w:lang w:val="ar_AE" w:bidi="ar_AE"/>
         </w:rPr>
         <w:t>9</w:t>
       </w:r>
       <w:r>
         <w:rPr>
+          <w:rtl/>
+          <w:cs/>
           <w:lang w:val="ar_AE" w:bidi="ar_AE"/>
         </w:rPr>
         <w:t xml:space="preserve"> تَطْرُدُونَ أَرَامِلَ شَعْبِي مِنْ بُيُوتِهِنَّ، وَتُجَرِّدُونَ أَطْفَالَ كُلٍّ مِنْهُنَّ مِنْ عَطَايَايَ إِلَى الأَبَدِ.</w:t>
       </w:r>
-      <w:r>
-        <w:rPr>
-          <w:lang w:val="ar_AE" w:bidi="ar_AE"/>
-        </w:rPr>
-      </w:r>
-      <w:r>
-        <w:rPr>
-          <w:lang w:val="ar_AE" w:bidi="ar_AE"/>
-        </w:rPr>
-      </w:r>
-    </w:p>
-    <w:p>
-      <w:pPr>
-        <w:bidi/>
-      </w:pPr>
-      <w:r>
-        <w:rPr>
-          <w:lang w:val="ar_AE" w:bidi="ar_AE"/>
-        </w:rPr>
-      </w:r>
-    </w:p>
-    <w:p>
-      <w:pPr>
-        <w:bidi/>
-      </w:pPr>
-      <w:r>
-        <w:rPr>
-          <w:lang w:val="ar_AE" w:bidi="ar_AE"/>
-        </w:rPr>
-      </w:r>
-      <w:r>
-        <w:rPr>
-          <w:vertAlign w:val="superscript"/>
+    </w:p>
+    <w:p>
+      <w:pPr>
+        <w:bidi/>
+      </w:pPr>
+      <w:r>
+        <w:rPr>
+          <w:rtl/>
+          <w:cs/>
+          <w:lang w:val="ar_AE" w:bidi="ar_AE"/>
+        </w:rPr>
+      </w:r>
+      <w:r>
+        <w:rPr>
+          <w:vertAlign w:val="superscript"/>
+          <w:rtl/>
+          <w:cs/>
           <w:lang w:val="ar_AE" w:bidi="ar_AE"/>
         </w:rPr>
         <w:t>10</w:t>
       </w:r>
       <w:r>
         <w:rPr>
+          <w:rtl/>
+          <w:cs/>
           <w:lang w:val="ar_AE" w:bidi="ar_AE"/>
         </w:rPr>
         <w:t xml:space="preserve"> هُبُّوا وَاذْهَبُوا، فَهَذَا لَيْسَ مَكَانَ رَاحَتِكُمْ، لأَنَّهُ أَصْبَحَ نَجِساً، مُدَمَّراً وَلا يُمْكِنُ تَرْمِيمُهُ.</w:t>
       </w:r>
-      <w:r>
-        <w:rPr>
-          <w:lang w:val="ar_AE" w:bidi="ar_AE"/>
-        </w:rPr>
-      </w:r>
-      <w:r>
-        <w:rPr>
-          <w:lang w:val="ar_AE" w:bidi="ar_AE"/>
-        </w:rPr>
-      </w:r>
-    </w:p>
-    <w:p>
-      <w:pPr>
-        <w:bidi/>
-      </w:pPr>
-      <w:r>
-        <w:rPr>
-          <w:lang w:val="ar_AE" w:bidi="ar_AE"/>
-        </w:rPr>
-      </w:r>
-    </w:p>
-    <w:p>
-      <w:pPr>
-        <w:bidi/>
-      </w:pPr>
-      <w:r>
-        <w:rPr>
-          <w:lang w:val="ar_AE" w:bidi="ar_AE"/>
-        </w:rPr>
-      </w:r>
-      <w:r>
-        <w:rPr>
-          <w:vertAlign w:val="superscript"/>
+    </w:p>
+    <w:p>
+      <w:pPr>
+        <w:bidi/>
+      </w:pPr>
+      <w:r>
+        <w:rPr>
+          <w:rtl/>
+          <w:cs/>
+          <w:lang w:val="ar_AE" w:bidi="ar_AE"/>
+        </w:rPr>
+      </w:r>
+      <w:r>
+        <w:rPr>
+          <w:vertAlign w:val="superscript"/>
+          <w:rtl/>
+          <w:cs/>
           <w:lang w:val="ar_AE" w:bidi="ar_AE"/>
         </w:rPr>
         <w:t>11</w:t>
       </w:r>
       <w:r>
         <w:rPr>
+          <w:rtl/>
+          <w:cs/>
           <w:lang w:val="ar_AE" w:bidi="ar_AE"/>
         </w:rPr>
         <w:t xml:space="preserve"> إِنْ جَالَ رَجُلٌ يَتَنَبَّأُ بَيْنَكُمْ بِالْكَذِبِ وَبِاللَّغْوِ الْبَاطِلِ قَائِلاً: إِنَّنِي أَتَنَبَّأُ لَكُمْ بِالْخَمْرِ الْوَفِيرِ وَالْمُسْكِرِ، فَإِنَّهُ يُصْبِحُ نَبِيَّ هَذَا الشَّعْبِ.</w:t>
       </w:r>
-      <w:r>
-        <w:rPr>
-          <w:lang w:val="ar_AE" w:bidi="ar_AE"/>
-        </w:rPr>
-      </w:r>
-      <w:r>
-        <w:rPr>
-          <w:lang w:val="ar_AE" w:bidi="ar_AE"/>
-        </w:rPr>
-      </w:r>
-    </w:p>
-    <w:p>
-      <w:pPr>
-        <w:bidi/>
-      </w:pPr>
-      <w:r>
-        <w:rPr>
-          <w:lang w:val="ar_AE" w:bidi="ar_AE"/>
-        </w:rPr>
-      </w:r>
-    </w:p>
-    <w:p>
-      <w:pPr>
-        <w:bidi/>
-      </w:pPr>
-      <w:r>
-        <w:rPr>
-          <w:lang w:val="ar_AE" w:bidi="ar_AE"/>
-        </w:rPr>
-      </w:r>
-      <w:r>
-        <w:rPr>
-          <w:vertAlign w:val="superscript"/>
+    </w:p>
+    <w:p>
+      <w:pPr>
+        <w:bidi/>
+      </w:pPr>
+      <w:r>
+        <w:rPr>
+          <w:rtl/>
+          <w:cs/>
+          <w:lang w:val="ar_AE" w:bidi="ar_AE"/>
+        </w:rPr>
+      </w:r>
+      <w:r>
+        <w:rPr>
+          <w:vertAlign w:val="superscript"/>
+          <w:rtl/>
+          <w:cs/>
           <w:lang w:val="ar_AE" w:bidi="ar_AE"/>
         </w:rPr>
         <w:t>12</w:t>
       </w:r>
       <w:r>
         <w:rPr>
+          <w:rtl/>
+          <w:cs/>
           <w:lang w:val="ar_AE" w:bidi="ar_AE"/>
         </w:rPr>
         <w:t xml:space="preserve"> سَأَجْمَعُ شَتَاتَكَ جَمِيعاً يَا يَعْقُوبُ، وَأَجْمَعُ بَقِيَّةَ إِسْرَائِيلَ وَأَضُمُّهُمْ مَعاً كَقَطِيعِ غَنَمٍ فِي حَظِيرَةٍ، مِثْلَ قَطِيعٍ مُحْتَشِدٍ فِي مَرْعىً، فَتَرْتَفِعُ جَلَبَةُ جُمْهُورِهِمْ.</w:t>
       </w:r>
-      <w:r>
-        <w:rPr>
-          <w:lang w:val="ar_AE" w:bidi="ar_AE"/>
-        </w:rPr>
-      </w:r>
-      <w:r>
-        <w:rPr>
-          <w:lang w:val="ar_AE" w:bidi="ar_AE"/>
-        </w:rPr>
-      </w:r>
-    </w:p>
-    <w:p>
-      <w:pPr>
-        <w:bidi/>
-      </w:pPr>
-      <w:r>
-        <w:rPr>
-          <w:lang w:val="ar_AE" w:bidi="ar_AE"/>
-        </w:rPr>
-      </w:r>
-    </w:p>
-    <w:p>
-      <w:pPr>
-        <w:bidi/>
-      </w:pPr>
-      <w:r>
-        <w:rPr>
-          <w:lang w:val="ar_AE" w:bidi="ar_AE"/>
-        </w:rPr>
-      </w:r>
-      <w:r>
-        <w:rPr>
-          <w:vertAlign w:val="superscript"/>
+    </w:p>
+    <w:p>
+      <w:pPr>
+        <w:bidi/>
+      </w:pPr>
+      <w:r>
+        <w:rPr>
+          <w:rtl/>
+          <w:cs/>
+          <w:lang w:val="ar_AE" w:bidi="ar_AE"/>
+        </w:rPr>
+      </w:r>
+      <w:r>
+        <w:rPr>
+          <w:vertAlign w:val="superscript"/>
+          <w:rtl/>
+          <w:cs/>
           <w:lang w:val="ar_AE" w:bidi="ar_AE"/>
         </w:rPr>
         <w:t>13</w:t>
       </w:r>
       <w:r>
         <w:rPr>
+          <w:rtl/>
+          <w:cs/>
           <w:lang w:val="ar_AE" w:bidi="ar_AE"/>
         </w:rPr>
         <w:t xml:space="preserve"> وَالَّذِي يَفْتَحُ الثُّغْرَةَ يَتَقَدَّمُهُمْ فَيَقْتَحِمُونَ وَيَعْبُرُونَ الْبَابَ خَارِجاً، وَفِي طَلِيعَتِهِمْ يَسِيرُ مَلِكُهُمْ وَالرَّبُّ فِي مُقَدِّمَتِهِمْ.</w:t>
       </w:r>
-      <w:r>
-        <w:rPr>
-          <w:lang w:val="ar_AE" w:bidi="ar_AE"/>
-        </w:rPr>
-      </w:r>
-      <w:r>
-        <w:rPr>
-          <w:lang w:val="ar_AE" w:bidi="ar_AE"/>
-        </w:rPr>
-      </w:r>
-    </w:p>
-    <w:p>
-      <w:pPr>
-        <w:bidi/>
-      </w:pPr>
-      <w:r>
-        <w:rPr>
-          <w:lang w:val="ar_AE" w:bidi="ar_AE"/>
-        </w:rPr>
-      </w:r>
     </w:p>
     <w:p>
       <w:pPr>
@@ -1522,531 +1119,367 @@
       </w:pPr>
       <w:r>
         <w:rPr>
-          <w:lang w:val="ar_AE" w:bidi="ar_AE"/>
-        </w:rPr>
-        <w:t>Micah 3:1</w:t>
-      </w:r>
-      <w:r>
-        <w:rPr>
-          <w:lang w:val="ar_AE" w:bidi="ar_AE"/>
-        </w:rPr>
-      </w:r>
-    </w:p>
-    <w:p>
-      <w:pPr>
-        <w:bidi/>
-      </w:pPr>
-      <w:r>
-        <w:rPr>
-          <w:lang w:val="ar_AE" w:bidi="ar_AE"/>
-        </w:rPr>
-      </w:r>
-      <w:r>
-        <w:rPr>
-          <w:vertAlign w:val="superscript"/>
+          <w:rtl/>
+          <w:cs/>
+          <w:lang w:val="ar_AE" w:bidi="ar_AE"/>
+        </w:rPr>
+        <w:t>ميخا 3:1</w:t>
+      </w:r>
+      <w:r>
+        <w:rPr>
+          <w:rtl/>
+          <w:cs/>
+          <w:lang w:val="ar_AE" w:bidi="ar_AE"/>
+        </w:rPr>
+      </w:r>
+    </w:p>
+    <w:p>
+      <w:pPr>
+        <w:bidi/>
+      </w:pPr>
+      <w:r>
+        <w:rPr>
+          <w:rtl/>
+          <w:cs/>
+          <w:lang w:val="ar_AE" w:bidi="ar_AE"/>
+        </w:rPr>
+      </w:r>
+      <w:r>
+        <w:rPr>
+          <w:vertAlign w:val="superscript"/>
+          <w:rtl/>
+          <w:cs/>
           <w:lang w:val="ar_AE" w:bidi="ar_AE"/>
         </w:rPr>
         <w:t>1</w:t>
       </w:r>
       <w:r>
         <w:rPr>
+          <w:rtl/>
+          <w:cs/>
           <w:lang w:val="ar_AE" w:bidi="ar_AE"/>
         </w:rPr>
         <w:t xml:space="preserve"> وَقُلْتُ اسْمَعُوا يَا رُؤَسَاءَ يَعْقُوبَ وَيَاقُضَاةَ شَعْبِ إِسْرَائِيلَ: أَلا يَنْبَغِي لَكُمْ أَنْ تَعْرِفُوا الْحَقَّ؟</w:t>
       </w:r>
-      <w:r>
-        <w:rPr>
-          <w:lang w:val="ar_AE" w:bidi="ar_AE"/>
-        </w:rPr>
-      </w:r>
-      <w:r>
-        <w:rPr>
-          <w:lang w:val="ar_AE" w:bidi="ar_AE"/>
-        </w:rPr>
-      </w:r>
-    </w:p>
-    <w:p>
-      <w:pPr>
-        <w:bidi/>
-      </w:pPr>
-      <w:r>
-        <w:rPr>
-          <w:lang w:val="ar_AE" w:bidi="ar_AE"/>
-        </w:rPr>
-      </w:r>
-    </w:p>
-    <w:p>
-      <w:pPr>
-        <w:bidi/>
-      </w:pPr>
-      <w:r>
-        <w:rPr>
-          <w:lang w:val="ar_AE" w:bidi="ar_AE"/>
-        </w:rPr>
-      </w:r>
-      <w:r>
-        <w:rPr>
-          <w:vertAlign w:val="superscript"/>
+    </w:p>
+    <w:p>
+      <w:pPr>
+        <w:bidi/>
+      </w:pPr>
+      <w:r>
+        <w:rPr>
+          <w:rtl/>
+          <w:cs/>
+          <w:lang w:val="ar_AE" w:bidi="ar_AE"/>
+        </w:rPr>
+      </w:r>
+      <w:r>
+        <w:rPr>
+          <w:vertAlign w:val="superscript"/>
+          <w:rtl/>
+          <w:cs/>
           <w:lang w:val="ar_AE" w:bidi="ar_AE"/>
         </w:rPr>
         <w:t>2</w:t>
       </w:r>
       <w:r>
         <w:rPr>
+          <w:rtl/>
+          <w:cs/>
           <w:lang w:val="ar_AE" w:bidi="ar_AE"/>
         </w:rPr>
         <w:t xml:space="preserve"> أَنْتُمْ يَا مَنْ تُبْغِضُونَ الْخَيْرَ وَتُحِبُّونَ الشَّرَّ، وَتَسْلُخُونَ جُلُودَ شَعْبِي وَتُجَرِّدُونَ لُحُومَهُمْ عَنْ عِظَامِهِمْ.</w:t>
       </w:r>
-      <w:r>
-        <w:rPr>
-          <w:lang w:val="ar_AE" w:bidi="ar_AE"/>
-        </w:rPr>
-      </w:r>
-      <w:r>
-        <w:rPr>
-          <w:lang w:val="ar_AE" w:bidi="ar_AE"/>
-        </w:rPr>
-      </w:r>
-    </w:p>
-    <w:p>
-      <w:pPr>
-        <w:bidi/>
-      </w:pPr>
-      <w:r>
-        <w:rPr>
-          <w:lang w:val="ar_AE" w:bidi="ar_AE"/>
-        </w:rPr>
-      </w:r>
-    </w:p>
-    <w:p>
-      <w:pPr>
-        <w:bidi/>
-      </w:pPr>
-      <w:r>
-        <w:rPr>
-          <w:lang w:val="ar_AE" w:bidi="ar_AE"/>
-        </w:rPr>
-      </w:r>
-      <w:r>
-        <w:rPr>
-          <w:vertAlign w:val="superscript"/>
+    </w:p>
+    <w:p>
+      <w:pPr>
+        <w:bidi/>
+      </w:pPr>
+      <w:r>
+        <w:rPr>
+          <w:rtl/>
+          <w:cs/>
+          <w:lang w:val="ar_AE" w:bidi="ar_AE"/>
+        </w:rPr>
+      </w:r>
+      <w:r>
+        <w:rPr>
+          <w:vertAlign w:val="superscript"/>
+          <w:rtl/>
+          <w:cs/>
           <w:lang w:val="ar_AE" w:bidi="ar_AE"/>
         </w:rPr>
         <w:t>3</w:t>
       </w:r>
       <w:r>
         <w:rPr>
+          <w:rtl/>
+          <w:cs/>
           <w:lang w:val="ar_AE" w:bidi="ar_AE"/>
         </w:rPr>
         <w:t xml:space="preserve"> الَّذِينَ تَأْكُلُونَ لُحُومَ شَعْبِي، وَتَسْلُخُونَ جُلُودَهُمْ عَنْهُمْ وَتُهَشِّمُونَ عِظَامَهُمْ، وَتُقَطِّعُونَهُمْ كَمَا يُقَطَّعُ اللَّحْمُ فِي الْقِدْرِ، أَوْ كَاللَّحْمِ الْمُعَدِّ لِلْمِقْلَى.</w:t>
       </w:r>
-      <w:r>
-        <w:rPr>
-          <w:lang w:val="ar_AE" w:bidi="ar_AE"/>
-        </w:rPr>
-      </w:r>
-      <w:r>
-        <w:rPr>
-          <w:lang w:val="ar_AE" w:bidi="ar_AE"/>
-        </w:rPr>
-      </w:r>
-    </w:p>
-    <w:p>
-      <w:pPr>
-        <w:bidi/>
-      </w:pPr>
-      <w:r>
-        <w:rPr>
-          <w:lang w:val="ar_AE" w:bidi="ar_AE"/>
-        </w:rPr>
-      </w:r>
-    </w:p>
-    <w:p>
-      <w:pPr>
-        <w:bidi/>
-      </w:pPr>
-      <w:r>
-        <w:rPr>
-          <w:lang w:val="ar_AE" w:bidi="ar_AE"/>
-        </w:rPr>
-      </w:r>
-      <w:r>
-        <w:rPr>
-          <w:vertAlign w:val="superscript"/>
+    </w:p>
+    <w:p>
+      <w:pPr>
+        <w:bidi/>
+      </w:pPr>
+      <w:r>
+        <w:rPr>
+          <w:rtl/>
+          <w:cs/>
+          <w:lang w:val="ar_AE" w:bidi="ar_AE"/>
+        </w:rPr>
+      </w:r>
+      <w:r>
+        <w:rPr>
+          <w:vertAlign w:val="superscript"/>
+          <w:rtl/>
+          <w:cs/>
           <w:lang w:val="ar_AE" w:bidi="ar_AE"/>
         </w:rPr>
         <w:t>4</w:t>
       </w:r>
       <w:r>
         <w:rPr>
+          <w:rtl/>
+          <w:cs/>
           <w:lang w:val="ar_AE" w:bidi="ar_AE"/>
         </w:rPr>
         <w:t xml:space="preserve"> ثُمَّ حِينَ تَسْتَغِيثُونَ بِالرَّبِّ لَا يَسْتَجِيبُ وَيَحْجُبُ وَجْهَهُ عَنْكُمْ فِي ذَلِكَ الْوَقْتِ بِسَبَبِ مَا ارْتَكَبْتُمُوهُ مِنْ أَعْمَالٍ شِرِّيرَةٍ.</w:t>
       </w:r>
-      <w:r>
-        <w:rPr>
-          <w:lang w:val="ar_AE" w:bidi="ar_AE"/>
-        </w:rPr>
-      </w:r>
-      <w:r>
-        <w:rPr>
-          <w:lang w:val="ar_AE" w:bidi="ar_AE"/>
-        </w:rPr>
-      </w:r>
-    </w:p>
-    <w:p>
-      <w:pPr>
-        <w:bidi/>
-      </w:pPr>
-      <w:r>
-        <w:rPr>
-          <w:lang w:val="ar_AE" w:bidi="ar_AE"/>
-        </w:rPr>
-      </w:r>
-    </w:p>
-    <w:p>
-      <w:pPr>
-        <w:bidi/>
-      </w:pPr>
-      <w:r>
-        <w:rPr>
-          <w:lang w:val="ar_AE" w:bidi="ar_AE"/>
-        </w:rPr>
-      </w:r>
-      <w:r>
-        <w:rPr>
-          <w:vertAlign w:val="superscript"/>
+    </w:p>
+    <w:p>
+      <w:pPr>
+        <w:bidi/>
+      </w:pPr>
+      <w:r>
+        <w:rPr>
+          <w:rtl/>
+          <w:cs/>
+          <w:lang w:val="ar_AE" w:bidi="ar_AE"/>
+        </w:rPr>
+      </w:r>
+      <w:r>
+        <w:rPr>
+          <w:vertAlign w:val="superscript"/>
+          <w:rtl/>
+          <w:cs/>
           <w:lang w:val="ar_AE" w:bidi="ar_AE"/>
         </w:rPr>
         <w:t>5</w:t>
       </w:r>
       <w:r>
         <w:rPr>
+          <w:rtl/>
+          <w:cs/>
           <w:lang w:val="ar_AE" w:bidi="ar_AE"/>
         </w:rPr>
         <w:t xml:space="preserve"> وَهَذَا مَا يَقُولُهُ الرَّبُّ بِشَأْنِ الأَنْبِيَاءِ الَّذِينَ يُضِلُّونَ شَعْبَهُ، الَّذِينَ يُنَادُونَ قَائِلِينَ: «سَلامٌ» لِمَنْ يُعْطِيهِمْ طَعَاماً، وَيُعْلِنُونَ الْحَرْبَ عَلَى مَنْ لَا يُلْقِمُ أَفْوَاهَهُمْ.</w:t>
       </w:r>
-      <w:r>
-        <w:rPr>
-          <w:lang w:val="ar_AE" w:bidi="ar_AE"/>
-        </w:rPr>
-      </w:r>
-      <w:r>
-        <w:rPr>
-          <w:lang w:val="ar_AE" w:bidi="ar_AE"/>
-        </w:rPr>
-      </w:r>
-    </w:p>
-    <w:p>
-      <w:pPr>
-        <w:bidi/>
-      </w:pPr>
-      <w:r>
-        <w:rPr>
-          <w:lang w:val="ar_AE" w:bidi="ar_AE"/>
-        </w:rPr>
-      </w:r>
-    </w:p>
-    <w:p>
-      <w:pPr>
-        <w:bidi/>
-      </w:pPr>
-      <w:r>
-        <w:rPr>
-          <w:lang w:val="ar_AE" w:bidi="ar_AE"/>
-        </w:rPr>
-      </w:r>
-      <w:r>
-        <w:rPr>
-          <w:vertAlign w:val="superscript"/>
+    </w:p>
+    <w:p>
+      <w:pPr>
+        <w:bidi/>
+      </w:pPr>
+      <w:r>
+        <w:rPr>
+          <w:rtl/>
+          <w:cs/>
+          <w:lang w:val="ar_AE" w:bidi="ar_AE"/>
+        </w:rPr>
+      </w:r>
+      <w:r>
+        <w:rPr>
+          <w:vertAlign w:val="superscript"/>
+          <w:rtl/>
+          <w:cs/>
           <w:lang w:val="ar_AE" w:bidi="ar_AE"/>
         </w:rPr>
         <w:t>6</w:t>
       </w:r>
       <w:r>
         <w:rPr>
+          <w:rtl/>
+          <w:cs/>
           <w:lang w:val="ar_AE" w:bidi="ar_AE"/>
         </w:rPr>
         <w:t xml:space="preserve"> لِذَلِكَ يَطْغَى عَلَيْكُمْ لَيْلٌ خَالٍ مِنَ الرُّؤْيَا، وَظَلامٌ مِنْ غَيْرِ عِرَافَةٍ، وَتَغْرُبُ الشَّمْسُ عَنِ الأَنْبِيَاءِ وَيُظْلِمُ عَلَيْهِمِ النَّهَارُ.</w:t>
       </w:r>
-      <w:r>
-        <w:rPr>
-          <w:lang w:val="ar_AE" w:bidi="ar_AE"/>
-        </w:rPr>
-      </w:r>
-      <w:r>
-        <w:rPr>
-          <w:lang w:val="ar_AE" w:bidi="ar_AE"/>
-        </w:rPr>
-      </w:r>
-    </w:p>
-    <w:p>
-      <w:pPr>
-        <w:bidi/>
-      </w:pPr>
-      <w:r>
-        <w:rPr>
-          <w:lang w:val="ar_AE" w:bidi="ar_AE"/>
-        </w:rPr>
-      </w:r>
-    </w:p>
-    <w:p>
-      <w:pPr>
-        <w:bidi/>
-      </w:pPr>
-      <w:r>
-        <w:rPr>
-          <w:lang w:val="ar_AE" w:bidi="ar_AE"/>
-        </w:rPr>
-      </w:r>
-      <w:r>
-        <w:rPr>
-          <w:vertAlign w:val="superscript"/>
+    </w:p>
+    <w:p>
+      <w:pPr>
+        <w:bidi/>
+      </w:pPr>
+      <w:r>
+        <w:rPr>
+          <w:rtl/>
+          <w:cs/>
+          <w:lang w:val="ar_AE" w:bidi="ar_AE"/>
+        </w:rPr>
+      </w:r>
+      <w:r>
+        <w:rPr>
+          <w:vertAlign w:val="superscript"/>
+          <w:rtl/>
+          <w:cs/>
           <w:lang w:val="ar_AE" w:bidi="ar_AE"/>
         </w:rPr>
         <w:t>7</w:t>
       </w:r>
       <w:r>
         <w:rPr>
+          <w:rtl/>
+          <w:cs/>
           <w:lang w:val="ar_AE" w:bidi="ar_AE"/>
         </w:rPr>
         <w:t xml:space="preserve"> يَعْتَرِي الرَّائِينَ الْخِزْيُ وَيَنْتَابُ الْعَرَّافِينَ الْخَجَلُ، وَيُغَطُّونَ جَمِيعُهُمْ شِفَاهَهُمْ لأَنَّهُمْ لَا يَنَالُونَ جَوَاباً مِنَ الرَّبِّ.</w:t>
       </w:r>
-      <w:r>
-        <w:rPr>
-          <w:lang w:val="ar_AE" w:bidi="ar_AE"/>
-        </w:rPr>
-      </w:r>
-      <w:r>
-        <w:rPr>
-          <w:lang w:val="ar_AE" w:bidi="ar_AE"/>
-        </w:rPr>
-      </w:r>
-    </w:p>
-    <w:p>
-      <w:pPr>
-        <w:bidi/>
-      </w:pPr>
-      <w:r>
-        <w:rPr>
-          <w:lang w:val="ar_AE" w:bidi="ar_AE"/>
-        </w:rPr>
-      </w:r>
-    </w:p>
-    <w:p>
-      <w:pPr>
-        <w:bidi/>
-      </w:pPr>
-      <w:r>
-        <w:rPr>
-          <w:lang w:val="ar_AE" w:bidi="ar_AE"/>
-        </w:rPr>
-      </w:r>
-      <w:r>
-        <w:rPr>
-          <w:vertAlign w:val="superscript"/>
+    </w:p>
+    <w:p>
+      <w:pPr>
+        <w:bidi/>
+      </w:pPr>
+      <w:r>
+        <w:rPr>
+          <w:rtl/>
+          <w:cs/>
+          <w:lang w:val="ar_AE" w:bidi="ar_AE"/>
+        </w:rPr>
+      </w:r>
+      <w:r>
+        <w:rPr>
+          <w:vertAlign w:val="superscript"/>
+          <w:rtl/>
+          <w:cs/>
           <w:lang w:val="ar_AE" w:bidi="ar_AE"/>
         </w:rPr>
         <w:t>8</w:t>
       </w:r>
       <w:r>
         <w:rPr>
+          <w:rtl/>
+          <w:cs/>
           <w:lang w:val="ar_AE" w:bidi="ar_AE"/>
         </w:rPr>
         <w:t xml:space="preserve"> أَمَّا أَنَا، فَإِنِّي مُمْتَلِئٌ بِقُوَّةِ رُوحِ الرَّبِّ وَبِالْحَقِّ وَالْعِزَّةِ، لأُعْلِنَ لِنَسْلِ يَعْقُوبَ مَعَاصِيَهُ وَلإِسْرَائِيلَ خَطِيئَتَهُ.</w:t>
       </w:r>
-      <w:r>
-        <w:rPr>
-          <w:lang w:val="ar_AE" w:bidi="ar_AE"/>
-        </w:rPr>
-      </w:r>
-      <w:r>
-        <w:rPr>
-          <w:lang w:val="ar_AE" w:bidi="ar_AE"/>
-        </w:rPr>
-      </w:r>
-    </w:p>
-    <w:p>
-      <w:pPr>
-        <w:bidi/>
-      </w:pPr>
-      <w:r>
-        <w:rPr>
-          <w:lang w:val="ar_AE" w:bidi="ar_AE"/>
-        </w:rPr>
-      </w:r>
-    </w:p>
-    <w:p>
-      <w:pPr>
-        <w:bidi/>
-      </w:pPr>
-      <w:r>
-        <w:rPr>
-          <w:lang w:val="ar_AE" w:bidi="ar_AE"/>
-        </w:rPr>
-      </w:r>
-      <w:r>
-        <w:rPr>
-          <w:vertAlign w:val="superscript"/>
+    </w:p>
+    <w:p>
+      <w:pPr>
+        <w:bidi/>
+      </w:pPr>
+      <w:r>
+        <w:rPr>
+          <w:rtl/>
+          <w:cs/>
+          <w:lang w:val="ar_AE" w:bidi="ar_AE"/>
+        </w:rPr>
+      </w:r>
+      <w:r>
+        <w:rPr>
+          <w:vertAlign w:val="superscript"/>
+          <w:rtl/>
+          <w:cs/>
           <w:lang w:val="ar_AE" w:bidi="ar_AE"/>
         </w:rPr>
         <w:t>9</w:t>
       </w:r>
       <w:r>
         <w:rPr>
+          <w:rtl/>
+          <w:cs/>
           <w:lang w:val="ar_AE" w:bidi="ar_AE"/>
         </w:rPr>
         <w:t xml:space="preserve"> اسْتَمِعُوا هَذَا يَا رُؤَسَاءَ بَيْتِ يَعْقُوبَ وَقُضَاةَ شَعْبِ إِسْرَائِيلَ الَّذِينَ يَكْرَهُونَ الْعَدْلَ وَيُحَرِّفُونَ الْحَقَّ.</w:t>
       </w:r>
-      <w:r>
-        <w:rPr>
-          <w:lang w:val="ar_AE" w:bidi="ar_AE"/>
-        </w:rPr>
-      </w:r>
-      <w:r>
-        <w:rPr>
-          <w:lang w:val="ar_AE" w:bidi="ar_AE"/>
-        </w:rPr>
-      </w:r>
-    </w:p>
-    <w:p>
-      <w:pPr>
-        <w:bidi/>
-      </w:pPr>
-      <w:r>
-        <w:rPr>
-          <w:lang w:val="ar_AE" w:bidi="ar_AE"/>
-        </w:rPr>
-      </w:r>
-    </w:p>
-    <w:p>
-      <w:pPr>
-        <w:bidi/>
-      </w:pPr>
-      <w:r>
-        <w:rPr>
-          <w:lang w:val="ar_AE" w:bidi="ar_AE"/>
-        </w:rPr>
-      </w:r>
-      <w:r>
-        <w:rPr>
-          <w:vertAlign w:val="superscript"/>
+    </w:p>
+    <w:p>
+      <w:pPr>
+        <w:bidi/>
+      </w:pPr>
+      <w:r>
+        <w:rPr>
+          <w:rtl/>
+          <w:cs/>
+          <w:lang w:val="ar_AE" w:bidi="ar_AE"/>
+        </w:rPr>
+      </w:r>
+      <w:r>
+        <w:rPr>
+          <w:vertAlign w:val="superscript"/>
+          <w:rtl/>
+          <w:cs/>
           <w:lang w:val="ar_AE" w:bidi="ar_AE"/>
         </w:rPr>
         <w:t>10</w:t>
       </w:r>
       <w:r>
         <w:rPr>
+          <w:rtl/>
+          <w:cs/>
           <w:lang w:val="ar_AE" w:bidi="ar_AE"/>
         </w:rPr>
         <w:t xml:space="preserve"> الَّذِينَ يَبْنُونَ صِهْيَوْنَ بِالدَّمِ وَأُورُشَلِيمَ بِالظُّلْمِ.</w:t>
       </w:r>
-      <w:r>
-        <w:rPr>
-          <w:lang w:val="ar_AE" w:bidi="ar_AE"/>
-        </w:rPr>
-      </w:r>
-      <w:r>
-        <w:rPr>
-          <w:lang w:val="ar_AE" w:bidi="ar_AE"/>
-        </w:rPr>
-      </w:r>
-    </w:p>
-    <w:p>
-      <w:pPr>
-        <w:bidi/>
-      </w:pPr>
-      <w:r>
-        <w:rPr>
-          <w:lang w:val="ar_AE" w:bidi="ar_AE"/>
-        </w:rPr>
-      </w:r>
-    </w:p>
-    <w:p>
-      <w:pPr>
-        <w:bidi/>
-      </w:pPr>
-      <w:r>
-        <w:rPr>
-          <w:lang w:val="ar_AE" w:bidi="ar_AE"/>
-        </w:rPr>
-      </w:r>
-      <w:r>
-        <w:rPr>
-          <w:vertAlign w:val="superscript"/>
+    </w:p>
+    <w:p>
+      <w:pPr>
+        <w:bidi/>
+      </w:pPr>
+      <w:r>
+        <w:rPr>
+          <w:rtl/>
+          <w:cs/>
+          <w:lang w:val="ar_AE" w:bidi="ar_AE"/>
+        </w:rPr>
+      </w:r>
+      <w:r>
+        <w:rPr>
+          <w:vertAlign w:val="superscript"/>
+          <w:rtl/>
+          <w:cs/>
           <w:lang w:val="ar_AE" w:bidi="ar_AE"/>
         </w:rPr>
         <w:t>11</w:t>
       </w:r>
       <w:r>
         <w:rPr>
+          <w:rtl/>
+          <w:cs/>
           <w:lang w:val="ar_AE" w:bidi="ar_AE"/>
         </w:rPr>
         <w:t xml:space="preserve"> إِذْ يَحْكُمُ رُؤَسَاؤُهَا بِالرِّشْوَةِ، وَكَهَنَتُهَا يُعَلِّمُونَ بِالأُجْرَةِ وَيَتَعَاطَى أَنْبِيَاؤُهَا الْعِرَافَةَ لِقَاءَ الْمَالِ، وَمَعَ ذَلِكَ يَدَّعُونَ الاتِّكَالَ عَلَى اللهِ قَائِلِينَ: «أَلَيْسَ الرَّبُّ فِي وَسَطِنَا؟ لِذَلِكَ لَنْ يُصِيبَنَا مَكْرُوهٌ».</w:t>
       </w:r>
-      <w:r>
-        <w:rPr>
-          <w:lang w:val="ar_AE" w:bidi="ar_AE"/>
-        </w:rPr>
-      </w:r>
-      <w:r>
-        <w:rPr>
-          <w:lang w:val="ar_AE" w:bidi="ar_AE"/>
-        </w:rPr>
-      </w:r>
-    </w:p>
-    <w:p>
-      <w:pPr>
-        <w:bidi/>
-      </w:pPr>
-      <w:r>
-        <w:rPr>
-          <w:lang w:val="ar_AE" w:bidi="ar_AE"/>
-        </w:rPr>
-      </w:r>
-    </w:p>
-    <w:p>
-      <w:pPr>
-        <w:bidi/>
-      </w:pPr>
-      <w:r>
-        <w:rPr>
-          <w:lang w:val="ar_AE" w:bidi="ar_AE"/>
-        </w:rPr>
-      </w:r>
-      <w:r>
-        <w:rPr>
-          <w:vertAlign w:val="superscript"/>
+    </w:p>
+    <w:p>
+      <w:pPr>
+        <w:bidi/>
+      </w:pPr>
+      <w:r>
+        <w:rPr>
+          <w:rtl/>
+          <w:cs/>
+          <w:lang w:val="ar_AE" w:bidi="ar_AE"/>
+        </w:rPr>
+      </w:r>
+      <w:r>
+        <w:rPr>
+          <w:vertAlign w:val="superscript"/>
+          <w:rtl/>
+          <w:cs/>
           <w:lang w:val="ar_AE" w:bidi="ar_AE"/>
         </w:rPr>
         <w:t>12</w:t>
       </w:r>
       <w:r>
         <w:rPr>
+          <w:rtl/>
+          <w:cs/>
           <w:lang w:val="ar_AE" w:bidi="ar_AE"/>
         </w:rPr>
         <w:t xml:space="preserve"> لِهَذَا مِنْ جَرَّاءِ أَعْمَالِكُمْ سَتُحْرَثُ صِهْيَوْنُ كَالْحَقْلِ وَتُصْبِحُ أُورُشَلِيمُ كَوْمَةً مِنَ الْخَرَائِبِ، وَجَبَلُ الْهَيْكَلِ مُرْتَفَعاً تَنْمُو عَلَيْهِ أَشْجَارُ الْغَابِ.</w:t>
       </w:r>
-      <w:r>
-        <w:rPr>
-          <w:lang w:val="ar_AE" w:bidi="ar_AE"/>
-        </w:rPr>
-      </w:r>
-      <w:r>
-        <w:rPr>
-          <w:lang w:val="ar_AE" w:bidi="ar_AE"/>
-        </w:rPr>
-      </w:r>
-    </w:p>
-    <w:p>
-      <w:pPr>
-        <w:bidi/>
-      </w:pPr>
-      <w:r>
-        <w:rPr>
-          <w:lang w:val="ar_AE" w:bidi="ar_AE"/>
-        </w:rPr>
-      </w:r>
     </w:p>
     <w:p>
       <w:pPr>
@@ -2055,574 +1488,396 @@
       </w:pPr>
       <w:r>
         <w:rPr>
-          <w:lang w:val="ar_AE" w:bidi="ar_AE"/>
-        </w:rPr>
-        <w:t>Micah 4:1</w:t>
-      </w:r>
-      <w:r>
-        <w:rPr>
-          <w:lang w:val="ar_AE" w:bidi="ar_AE"/>
-        </w:rPr>
-      </w:r>
-    </w:p>
-    <w:p>
-      <w:pPr>
-        <w:bidi/>
-      </w:pPr>
-      <w:r>
-        <w:rPr>
-          <w:lang w:val="ar_AE" w:bidi="ar_AE"/>
-        </w:rPr>
-      </w:r>
-      <w:r>
-        <w:rPr>
-          <w:vertAlign w:val="superscript"/>
+          <w:rtl/>
+          <w:cs/>
+          <w:lang w:val="ar_AE" w:bidi="ar_AE"/>
+        </w:rPr>
+        <w:t>ميخا 4:1</w:t>
+      </w:r>
+      <w:r>
+        <w:rPr>
+          <w:rtl/>
+          <w:cs/>
+          <w:lang w:val="ar_AE" w:bidi="ar_AE"/>
+        </w:rPr>
+      </w:r>
+    </w:p>
+    <w:p>
+      <w:pPr>
+        <w:bidi/>
+      </w:pPr>
+      <w:r>
+        <w:rPr>
+          <w:rtl/>
+          <w:cs/>
+          <w:lang w:val="ar_AE" w:bidi="ar_AE"/>
+        </w:rPr>
+      </w:r>
+      <w:r>
+        <w:rPr>
+          <w:vertAlign w:val="superscript"/>
+          <w:rtl/>
+          <w:cs/>
           <w:lang w:val="ar_AE" w:bidi="ar_AE"/>
         </w:rPr>
         <w:t>1</w:t>
       </w:r>
       <w:r>
         <w:rPr>
+          <w:rtl/>
+          <w:cs/>
           <w:lang w:val="ar_AE" w:bidi="ar_AE"/>
         </w:rPr>
         <w:t xml:space="preserve"> وَيَكُونُ فِي آخِرِ الأَيَّامِ أَنَّ جَبَلَ هَيْكَلِ الرَّبِّ يُصْبِحُ أَشْهَرَ الْجِبَالِ، وَيَعْلُو فَوْقَ كُلِّ التِّلالِ، فَتَتَقَاطَرُ إِلَيْهِ شُعُوبٌ عَدِيدَةٌ،</w:t>
       </w:r>
-      <w:r>
-        <w:rPr>
-          <w:lang w:val="ar_AE" w:bidi="ar_AE"/>
-        </w:rPr>
-      </w:r>
-      <w:r>
-        <w:rPr>
-          <w:lang w:val="ar_AE" w:bidi="ar_AE"/>
-        </w:rPr>
-      </w:r>
-    </w:p>
-    <w:p>
-      <w:pPr>
-        <w:bidi/>
-      </w:pPr>
-      <w:r>
-        <w:rPr>
-          <w:lang w:val="ar_AE" w:bidi="ar_AE"/>
-        </w:rPr>
-      </w:r>
-    </w:p>
-    <w:p>
-      <w:pPr>
-        <w:bidi/>
-      </w:pPr>
-      <w:r>
-        <w:rPr>
-          <w:lang w:val="ar_AE" w:bidi="ar_AE"/>
-        </w:rPr>
-      </w:r>
-      <w:r>
-        <w:rPr>
-          <w:vertAlign w:val="superscript"/>
+    </w:p>
+    <w:p>
+      <w:pPr>
+        <w:bidi/>
+      </w:pPr>
+      <w:r>
+        <w:rPr>
+          <w:rtl/>
+          <w:cs/>
+          <w:lang w:val="ar_AE" w:bidi="ar_AE"/>
+        </w:rPr>
+      </w:r>
+      <w:r>
+        <w:rPr>
+          <w:vertAlign w:val="superscript"/>
+          <w:rtl/>
+          <w:cs/>
           <w:lang w:val="ar_AE" w:bidi="ar_AE"/>
         </w:rPr>
         <w:t>2</w:t>
       </w:r>
       <w:r>
         <w:rPr>
+          <w:rtl/>
+          <w:cs/>
           <w:lang w:val="ar_AE" w:bidi="ar_AE"/>
         </w:rPr>
         <w:t xml:space="preserve"> وَتُقْبِلُ إِلَيْهِ أُمَمٌ كَثِيرَةٌ قَائِلَةً: «تَعَالَوْا لِنَصْعَدَ إِلَى جَبَلِ الرَّبِّ، إِلَى هَيْكَلِ يَعْقُوبَ لِيُعَلِّمَنَا طُرُقَهُ فَنَسْلُكَ فِي سُبُلِهِ، لأَنَّ مِنْ صِهْيَوْنَ تَخْرُجُ الشَّرِيعَةُ وَمِنْ أُورُشَلِيمَ تُذَاعُ كَلِمَةُ الرَّبِّ».</w:t>
       </w:r>
-      <w:r>
-        <w:rPr>
-          <w:lang w:val="ar_AE" w:bidi="ar_AE"/>
-        </w:rPr>
-      </w:r>
-      <w:r>
-        <w:rPr>
-          <w:lang w:val="ar_AE" w:bidi="ar_AE"/>
-        </w:rPr>
-      </w:r>
-    </w:p>
-    <w:p>
-      <w:pPr>
-        <w:bidi/>
-      </w:pPr>
-      <w:r>
-        <w:rPr>
-          <w:lang w:val="ar_AE" w:bidi="ar_AE"/>
-        </w:rPr>
-      </w:r>
-    </w:p>
-    <w:p>
-      <w:pPr>
-        <w:bidi/>
-      </w:pPr>
-      <w:r>
-        <w:rPr>
-          <w:lang w:val="ar_AE" w:bidi="ar_AE"/>
-        </w:rPr>
-      </w:r>
-      <w:r>
-        <w:rPr>
-          <w:vertAlign w:val="superscript"/>
+    </w:p>
+    <w:p>
+      <w:pPr>
+        <w:bidi/>
+      </w:pPr>
+      <w:r>
+        <w:rPr>
+          <w:rtl/>
+          <w:cs/>
+          <w:lang w:val="ar_AE" w:bidi="ar_AE"/>
+        </w:rPr>
+      </w:r>
+      <w:r>
+        <w:rPr>
+          <w:vertAlign w:val="superscript"/>
+          <w:rtl/>
+          <w:cs/>
           <w:lang w:val="ar_AE" w:bidi="ar_AE"/>
         </w:rPr>
         <w:t>3</w:t>
       </w:r>
       <w:r>
         <w:rPr>
+          <w:rtl/>
+          <w:cs/>
           <w:lang w:val="ar_AE" w:bidi="ar_AE"/>
         </w:rPr>
         <w:t xml:space="preserve"> فَيَقْضِي بَيْنَ الأُمَمِ الْكَثِيرَةِ وَيُمْلِي أَحْكَامَهُ بِعَدْلٍ عَلَى أُمَمٍ قَوِيَّةٍ بَعِيدَةٍ، فَيَصْنَعُونَ مِنْ سُيُوفِهِمْ أَسِنَّةَ مَحَارِيثَ، وَمِنْ رِمَاحِهِمْ مَنَاجِلَ حَصَادٍ، فَلا تَرْفَعُ أُمَّةٌ عَلَى أُمَّةٍ سَيْفاً وَلا يَتَلَقَّنُونَ فُنُونَ الْحَرْبِ بَعْدُ.</w:t>
       </w:r>
-      <w:r>
-        <w:rPr>
-          <w:lang w:val="ar_AE" w:bidi="ar_AE"/>
-        </w:rPr>
-      </w:r>
-      <w:r>
-        <w:rPr>
-          <w:lang w:val="ar_AE" w:bidi="ar_AE"/>
-        </w:rPr>
-      </w:r>
-    </w:p>
-    <w:p>
-      <w:pPr>
-        <w:bidi/>
-      </w:pPr>
-      <w:r>
-        <w:rPr>
-          <w:lang w:val="ar_AE" w:bidi="ar_AE"/>
-        </w:rPr>
-      </w:r>
-    </w:p>
-    <w:p>
-      <w:pPr>
-        <w:bidi/>
-      </w:pPr>
-      <w:r>
-        <w:rPr>
-          <w:lang w:val="ar_AE" w:bidi="ar_AE"/>
-        </w:rPr>
-      </w:r>
-      <w:r>
-        <w:rPr>
-          <w:vertAlign w:val="superscript"/>
+    </w:p>
+    <w:p>
+      <w:pPr>
+        <w:bidi/>
+      </w:pPr>
+      <w:r>
+        <w:rPr>
+          <w:rtl/>
+          <w:cs/>
+          <w:lang w:val="ar_AE" w:bidi="ar_AE"/>
+        </w:rPr>
+      </w:r>
+      <w:r>
+        <w:rPr>
+          <w:vertAlign w:val="superscript"/>
+          <w:rtl/>
+          <w:cs/>
           <w:lang w:val="ar_AE" w:bidi="ar_AE"/>
         </w:rPr>
         <w:t>4</w:t>
       </w:r>
       <w:r>
         <w:rPr>
+          <w:rtl/>
+          <w:cs/>
           <w:lang w:val="ar_AE" w:bidi="ar_AE"/>
         </w:rPr>
         <w:t xml:space="preserve"> بَلْ يَجْلِسُ كُلُّ رَجُلٍ تَحْتَ كَرْمِهِ وَتَحْتَ شَجَرَةِ تِينَتِهِ وَلا يُرْعِبُهُمْ شَيْءٌ مِنْ بَعْدُ، لأَنَّ هَذَا مَا تَكَلَّمَ بِهِ الرَّبُّ الْقَدِيرُ.</w:t>
       </w:r>
-      <w:r>
-        <w:rPr>
-          <w:lang w:val="ar_AE" w:bidi="ar_AE"/>
-        </w:rPr>
-      </w:r>
-      <w:r>
-        <w:rPr>
-          <w:lang w:val="ar_AE" w:bidi="ar_AE"/>
-        </w:rPr>
-      </w:r>
-    </w:p>
-    <w:p>
-      <w:pPr>
-        <w:bidi/>
-      </w:pPr>
-      <w:r>
-        <w:rPr>
-          <w:lang w:val="ar_AE" w:bidi="ar_AE"/>
-        </w:rPr>
-      </w:r>
-    </w:p>
-    <w:p>
-      <w:pPr>
-        <w:bidi/>
-      </w:pPr>
-      <w:r>
-        <w:rPr>
-          <w:lang w:val="ar_AE" w:bidi="ar_AE"/>
-        </w:rPr>
-      </w:r>
-      <w:r>
-        <w:rPr>
-          <w:vertAlign w:val="superscript"/>
+    </w:p>
+    <w:p>
+      <w:pPr>
+        <w:bidi/>
+      </w:pPr>
+      <w:r>
+        <w:rPr>
+          <w:rtl/>
+          <w:cs/>
+          <w:lang w:val="ar_AE" w:bidi="ar_AE"/>
+        </w:rPr>
+      </w:r>
+      <w:r>
+        <w:rPr>
+          <w:vertAlign w:val="superscript"/>
+          <w:rtl/>
+          <w:cs/>
           <w:lang w:val="ar_AE" w:bidi="ar_AE"/>
         </w:rPr>
         <w:t>5</w:t>
       </w:r>
       <w:r>
         <w:rPr>
+          <w:rtl/>
+          <w:cs/>
           <w:lang w:val="ar_AE" w:bidi="ar_AE"/>
         </w:rPr>
         <w:t xml:space="preserve"> فَإِنَّ جَمِيعَ الأُمَمِ تَسْلُكُ بِاسْمِ إِلَهِهَا، أَمَّا نَحْنُ فَنَسْلُكُ بِاسْمِ الرَّبِّ إِلَهِنَا إِلَى أَبَدِ الآبِدِينَ.</w:t>
       </w:r>
-      <w:r>
-        <w:rPr>
-          <w:lang w:val="ar_AE" w:bidi="ar_AE"/>
-        </w:rPr>
-      </w:r>
-      <w:r>
-        <w:rPr>
-          <w:lang w:val="ar_AE" w:bidi="ar_AE"/>
-        </w:rPr>
-      </w:r>
-    </w:p>
-    <w:p>
-      <w:pPr>
-        <w:bidi/>
-      </w:pPr>
-      <w:r>
-        <w:rPr>
-          <w:lang w:val="ar_AE" w:bidi="ar_AE"/>
-        </w:rPr>
-      </w:r>
-    </w:p>
-    <w:p>
-      <w:pPr>
-        <w:bidi/>
-      </w:pPr>
-      <w:r>
-        <w:rPr>
-          <w:lang w:val="ar_AE" w:bidi="ar_AE"/>
-        </w:rPr>
-      </w:r>
-      <w:r>
-        <w:rPr>
-          <w:vertAlign w:val="superscript"/>
+    </w:p>
+    <w:p>
+      <w:pPr>
+        <w:bidi/>
+      </w:pPr>
+      <w:r>
+        <w:rPr>
+          <w:rtl/>
+          <w:cs/>
+          <w:lang w:val="ar_AE" w:bidi="ar_AE"/>
+        </w:rPr>
+      </w:r>
+      <w:r>
+        <w:rPr>
+          <w:vertAlign w:val="superscript"/>
+          <w:rtl/>
+          <w:cs/>
           <w:lang w:val="ar_AE" w:bidi="ar_AE"/>
         </w:rPr>
         <w:t>6</w:t>
       </w:r>
       <w:r>
         <w:rPr>
+          <w:rtl/>
+          <w:cs/>
           <w:lang w:val="ar_AE" w:bidi="ar_AE"/>
         </w:rPr>
         <w:t xml:space="preserve"> فِي ذَلِكَ الْيَوْمِ، يَقُولُ الرَّبُّ، أَجْمَعُ الْعُرْجَ، وَأَضُمُّ الْمَطْرُودِينَ وَكُلَّ الَّذِينَ أَنْزَلْتُ بِهِمِ الْبَلاءَ.</w:t>
       </w:r>
-      <w:r>
-        <w:rPr>
-          <w:lang w:val="ar_AE" w:bidi="ar_AE"/>
-        </w:rPr>
-      </w:r>
-      <w:r>
-        <w:rPr>
-          <w:lang w:val="ar_AE" w:bidi="ar_AE"/>
-        </w:rPr>
-      </w:r>
-    </w:p>
-    <w:p>
-      <w:pPr>
-        <w:bidi/>
-      </w:pPr>
-      <w:r>
-        <w:rPr>
-          <w:lang w:val="ar_AE" w:bidi="ar_AE"/>
-        </w:rPr>
-      </w:r>
-    </w:p>
-    <w:p>
-      <w:pPr>
-        <w:bidi/>
-      </w:pPr>
-      <w:r>
-        <w:rPr>
-          <w:lang w:val="ar_AE" w:bidi="ar_AE"/>
-        </w:rPr>
-      </w:r>
-      <w:r>
-        <w:rPr>
-          <w:vertAlign w:val="superscript"/>
+    </w:p>
+    <w:p>
+      <w:pPr>
+        <w:bidi/>
+      </w:pPr>
+      <w:r>
+        <w:rPr>
+          <w:rtl/>
+          <w:cs/>
+          <w:lang w:val="ar_AE" w:bidi="ar_AE"/>
+        </w:rPr>
+      </w:r>
+      <w:r>
+        <w:rPr>
+          <w:vertAlign w:val="superscript"/>
+          <w:rtl/>
+          <w:cs/>
           <w:lang w:val="ar_AE" w:bidi="ar_AE"/>
         </w:rPr>
         <w:t>7</w:t>
       </w:r>
       <w:r>
         <w:rPr>
+          <w:rtl/>
+          <w:cs/>
           <w:lang w:val="ar_AE" w:bidi="ar_AE"/>
         </w:rPr>
         <w:t xml:space="preserve"> فَأَجْعَلُ مِنَ الْعُرْجِ بَقِيَّةً، وَمِنَ الْمَنْبُوذِينَ أُمَّةً قَوِيَّةً، فَيَمْلِكُ الرَّبُّ عَلَيْهِمْ فِي جَبَلِ صِهْيَوْنَ مِنَ الآنَ وَإِلَى الأَبَدِ.</w:t>
       </w:r>
-      <w:r>
-        <w:rPr>
-          <w:lang w:val="ar_AE" w:bidi="ar_AE"/>
-        </w:rPr>
-      </w:r>
-      <w:r>
-        <w:rPr>
-          <w:lang w:val="ar_AE" w:bidi="ar_AE"/>
-        </w:rPr>
-      </w:r>
-    </w:p>
-    <w:p>
-      <w:pPr>
-        <w:bidi/>
-      </w:pPr>
-      <w:r>
-        <w:rPr>
-          <w:lang w:val="ar_AE" w:bidi="ar_AE"/>
-        </w:rPr>
-      </w:r>
-    </w:p>
-    <w:p>
-      <w:pPr>
-        <w:bidi/>
-      </w:pPr>
-      <w:r>
-        <w:rPr>
-          <w:lang w:val="ar_AE" w:bidi="ar_AE"/>
-        </w:rPr>
-      </w:r>
-      <w:r>
-        <w:rPr>
-          <w:vertAlign w:val="superscript"/>
+    </w:p>
+    <w:p>
+      <w:pPr>
+        <w:bidi/>
+      </w:pPr>
+      <w:r>
+        <w:rPr>
+          <w:rtl/>
+          <w:cs/>
+          <w:lang w:val="ar_AE" w:bidi="ar_AE"/>
+        </w:rPr>
+      </w:r>
+      <w:r>
+        <w:rPr>
+          <w:vertAlign w:val="superscript"/>
+          <w:rtl/>
+          <w:cs/>
           <w:lang w:val="ar_AE" w:bidi="ar_AE"/>
         </w:rPr>
         <w:t>8</w:t>
       </w:r>
       <w:r>
         <w:rPr>
+          <w:rtl/>
+          <w:cs/>
           <w:lang w:val="ar_AE" w:bidi="ar_AE"/>
         </w:rPr>
         <w:t xml:space="preserve"> أَمَّا أَنْتَ يَا بُرْجَ الْقَطِيعِ، يَا تَلَّةَ ابْنَةِ صِهْيَوْنَ، إِلَيْكِ يَعُودُ الْحُكْمُ الأَوَّلُ، مُلْكُ ابْنَةِ أُورُشَلِيمَ.</w:t>
       </w:r>
-      <w:r>
-        <w:rPr>
-          <w:lang w:val="ar_AE" w:bidi="ar_AE"/>
-        </w:rPr>
-      </w:r>
-      <w:r>
-        <w:rPr>
-          <w:lang w:val="ar_AE" w:bidi="ar_AE"/>
-        </w:rPr>
-      </w:r>
-    </w:p>
-    <w:p>
-      <w:pPr>
-        <w:bidi/>
-      </w:pPr>
-      <w:r>
-        <w:rPr>
-          <w:lang w:val="ar_AE" w:bidi="ar_AE"/>
-        </w:rPr>
-      </w:r>
-    </w:p>
-    <w:p>
-      <w:pPr>
-        <w:bidi/>
-      </w:pPr>
-      <w:r>
-        <w:rPr>
-          <w:lang w:val="ar_AE" w:bidi="ar_AE"/>
-        </w:rPr>
-      </w:r>
-      <w:r>
-        <w:rPr>
-          <w:vertAlign w:val="superscript"/>
+    </w:p>
+    <w:p>
+      <w:pPr>
+        <w:bidi/>
+      </w:pPr>
+      <w:r>
+        <w:rPr>
+          <w:rtl/>
+          <w:cs/>
+          <w:lang w:val="ar_AE" w:bidi="ar_AE"/>
+        </w:rPr>
+      </w:r>
+      <w:r>
+        <w:rPr>
+          <w:vertAlign w:val="superscript"/>
+          <w:rtl/>
+          <w:cs/>
           <w:lang w:val="ar_AE" w:bidi="ar_AE"/>
         </w:rPr>
         <w:t>9</w:t>
       </w:r>
       <w:r>
         <w:rPr>
+          <w:rtl/>
+          <w:cs/>
           <w:lang w:val="ar_AE" w:bidi="ar_AE"/>
         </w:rPr>
         <w:t xml:space="preserve"> لِمَاذَا تَنُوحِينَ بِصَوْتٍ مُرْتَفِعٍ؟ أَلَيْسَ فِيكِ مَلِكٌ؟ هَلْ هَلَكَ مُشِيرُكِ حَتَّى أَلَمَّ بِكِ الأَلَمُ كَامْرَأَةٍ تُقَاسِي مِنَ الْمَخَاضِ.</w:t>
       </w:r>
-      <w:r>
-        <w:rPr>
-          <w:lang w:val="ar_AE" w:bidi="ar_AE"/>
-        </w:rPr>
-      </w:r>
-      <w:r>
-        <w:rPr>
-          <w:lang w:val="ar_AE" w:bidi="ar_AE"/>
-        </w:rPr>
-      </w:r>
-    </w:p>
-    <w:p>
-      <w:pPr>
-        <w:bidi/>
-      </w:pPr>
-      <w:r>
-        <w:rPr>
-          <w:lang w:val="ar_AE" w:bidi="ar_AE"/>
-        </w:rPr>
-      </w:r>
-    </w:p>
-    <w:p>
-      <w:pPr>
-        <w:bidi/>
-      </w:pPr>
-      <w:r>
-        <w:rPr>
-          <w:lang w:val="ar_AE" w:bidi="ar_AE"/>
-        </w:rPr>
-      </w:r>
-      <w:r>
-        <w:rPr>
-          <w:vertAlign w:val="superscript"/>
+    </w:p>
+    <w:p>
+      <w:pPr>
+        <w:bidi/>
+      </w:pPr>
+      <w:r>
+        <w:rPr>
+          <w:rtl/>
+          <w:cs/>
+          <w:lang w:val="ar_AE" w:bidi="ar_AE"/>
+        </w:rPr>
+      </w:r>
+      <w:r>
+        <w:rPr>
+          <w:vertAlign w:val="superscript"/>
+          <w:rtl/>
+          <w:cs/>
           <w:lang w:val="ar_AE" w:bidi="ar_AE"/>
         </w:rPr>
         <w:t>10</w:t>
       </w:r>
       <w:r>
         <w:rPr>
+          <w:rtl/>
+          <w:cs/>
           <w:lang w:val="ar_AE" w:bidi="ar_AE"/>
         </w:rPr>
         <w:t xml:space="preserve"> تَلَوَّيْ وَجَعاً وَتَأَوَّهِي يَا ابْنَةَ صِهْيَوْنَ كَامْرَأَةٍ تُعَانِي مِنَ الْمَخَاضِ، لأَنَّكِ الآنَ تَخْرُجِينَ مِنَ الْمَدِينَةِ لِتُقِيمِي فِي الصَّحْرَاءِ. سَتَذْهَبِينَ إِلَى بَابِلَ، وَهُنَاكَ يَتِمُّ إِنْقَاذُكِ لأَنَّ الرَّبَّ يَفْتَدِيكِ هُنَاكَ مِنْ أَيْدِي أَعْدَائِكِ.</w:t>
       </w:r>
-      <w:r>
-        <w:rPr>
-          <w:lang w:val="ar_AE" w:bidi="ar_AE"/>
-        </w:rPr>
-      </w:r>
-      <w:r>
-        <w:rPr>
-          <w:lang w:val="ar_AE" w:bidi="ar_AE"/>
-        </w:rPr>
-      </w:r>
-    </w:p>
-    <w:p>
-      <w:pPr>
-        <w:bidi/>
-      </w:pPr>
-      <w:r>
-        <w:rPr>
-          <w:lang w:val="ar_AE" w:bidi="ar_AE"/>
-        </w:rPr>
-      </w:r>
-    </w:p>
-    <w:p>
-      <w:pPr>
-        <w:bidi/>
-      </w:pPr>
-      <w:r>
-        <w:rPr>
-          <w:lang w:val="ar_AE" w:bidi="ar_AE"/>
-        </w:rPr>
-      </w:r>
-      <w:r>
-        <w:rPr>
-          <w:vertAlign w:val="superscript"/>
+    </w:p>
+    <w:p>
+      <w:pPr>
+        <w:bidi/>
+      </w:pPr>
+      <w:r>
+        <w:rPr>
+          <w:rtl/>
+          <w:cs/>
+          <w:lang w:val="ar_AE" w:bidi="ar_AE"/>
+        </w:rPr>
+      </w:r>
+      <w:r>
+        <w:rPr>
+          <w:vertAlign w:val="superscript"/>
+          <w:rtl/>
+          <w:cs/>
           <w:lang w:val="ar_AE" w:bidi="ar_AE"/>
         </w:rPr>
         <w:t>11</w:t>
       </w:r>
       <w:r>
         <w:rPr>
+          <w:rtl/>
+          <w:cs/>
           <w:lang w:val="ar_AE" w:bidi="ar_AE"/>
         </w:rPr>
         <w:t xml:space="preserve"> وَالآنَ هَا أُمَمٌ غَفِيرَةٌ قَدِ اجْتَمَعَتْ عَلَيْكِ قَائِلَةً: «لِتَتَدَنَّسْ أُورُشَلِيمُ حَتَّى تَتَفَرَّسَ عُيُونُنَا فِي خَرَابِهَا».</w:t>
       </w:r>
-      <w:r>
-        <w:rPr>
-          <w:lang w:val="ar_AE" w:bidi="ar_AE"/>
-        </w:rPr>
-      </w:r>
-      <w:r>
-        <w:rPr>
-          <w:lang w:val="ar_AE" w:bidi="ar_AE"/>
-        </w:rPr>
-      </w:r>
-    </w:p>
-    <w:p>
-      <w:pPr>
-        <w:bidi/>
-      </w:pPr>
-      <w:r>
-        <w:rPr>
-          <w:lang w:val="ar_AE" w:bidi="ar_AE"/>
-        </w:rPr>
-      </w:r>
-    </w:p>
-    <w:p>
-      <w:pPr>
-        <w:bidi/>
-      </w:pPr>
-      <w:r>
-        <w:rPr>
-          <w:lang w:val="ar_AE" w:bidi="ar_AE"/>
-        </w:rPr>
-      </w:r>
-      <w:r>
-        <w:rPr>
-          <w:vertAlign w:val="superscript"/>
+    </w:p>
+    <w:p>
+      <w:pPr>
+        <w:bidi/>
+      </w:pPr>
+      <w:r>
+        <w:rPr>
+          <w:rtl/>
+          <w:cs/>
+          <w:lang w:val="ar_AE" w:bidi="ar_AE"/>
+        </w:rPr>
+      </w:r>
+      <w:r>
+        <w:rPr>
+          <w:vertAlign w:val="superscript"/>
+          <w:rtl/>
+          <w:cs/>
           <w:lang w:val="ar_AE" w:bidi="ar_AE"/>
         </w:rPr>
         <w:t>12</w:t>
       </w:r>
       <w:r>
         <w:rPr>
+          <w:rtl/>
+          <w:cs/>
           <w:lang w:val="ar_AE" w:bidi="ar_AE"/>
         </w:rPr>
         <w:t xml:space="preserve"> لَكِنَّهُمْ لَمْ يَعْرِفُوا نَوَايَا الرَّبِّ، وَلَمْ يَفْهَمُوا مَقَاصِدَهُ، فَإِنَّهُ قَدْ جَمَعَهُمْ كَأَكْدَاسٍ إِلَى الْبَيْدَرِ لِيُعَاقِبَهُمْ.</w:t>
       </w:r>
-      <w:r>
-        <w:rPr>
-          <w:lang w:val="ar_AE" w:bidi="ar_AE"/>
-        </w:rPr>
-      </w:r>
-      <w:r>
-        <w:rPr>
-          <w:lang w:val="ar_AE" w:bidi="ar_AE"/>
-        </w:rPr>
-      </w:r>
-    </w:p>
-    <w:p>
-      <w:pPr>
-        <w:bidi/>
-      </w:pPr>
-      <w:r>
-        <w:rPr>
-          <w:lang w:val="ar_AE" w:bidi="ar_AE"/>
-        </w:rPr>
-      </w:r>
-    </w:p>
-    <w:p>
-      <w:pPr>
-        <w:bidi/>
-      </w:pPr>
-      <w:r>
-        <w:rPr>
-          <w:lang w:val="ar_AE" w:bidi="ar_AE"/>
-        </w:rPr>
-      </w:r>
-      <w:r>
-        <w:rPr>
-          <w:vertAlign w:val="superscript"/>
+    </w:p>
+    <w:p>
+      <w:pPr>
+        <w:bidi/>
+      </w:pPr>
+      <w:r>
+        <w:rPr>
+          <w:rtl/>
+          <w:cs/>
+          <w:lang w:val="ar_AE" w:bidi="ar_AE"/>
+        </w:rPr>
+      </w:r>
+      <w:r>
+        <w:rPr>
+          <w:vertAlign w:val="superscript"/>
+          <w:rtl/>
+          <w:cs/>
           <w:lang w:val="ar_AE" w:bidi="ar_AE"/>
         </w:rPr>
         <w:t>13</w:t>
       </w:r>
       <w:r>
         <w:rPr>
+          <w:rtl/>
+          <w:cs/>
           <w:lang w:val="ar_AE" w:bidi="ar_AE"/>
         </w:rPr>
         <w:t xml:space="preserve"> فَانْهَضِي يَا ابْنَةَ صِهْيَوْنَ وَادْرُسِي أَعْدَاءَكِ، لأَنِّي سَأَجْعَلُ لَكِ قَرْناً مِنْ حَدِيدٍ وَأَظْلافاً مِنْ نُحَاسٍ فَتَسْحَقِينَ أُمَماً كَثِيرَةً، وَتُكَرِّسِينَ كُلَّ مَا تَغْنَمِينَهُ مِنْهُمْ لِلرَّبِّ، وَتُقَدِّمِينَ ثَرْوَتَهُمْ لِسَيِّدِ الأَرْضِ كُلِّهَا.</w:t>
       </w:r>
-      <w:r>
-        <w:rPr>
-          <w:lang w:val="ar_AE" w:bidi="ar_AE"/>
-        </w:rPr>
-      </w:r>
-      <w:r>
-        <w:rPr>
-          <w:lang w:val="ar_AE" w:bidi="ar_AE"/>
-        </w:rPr>
-      </w:r>
-    </w:p>
-    <w:p>
-      <w:pPr>
-        <w:bidi/>
-      </w:pPr>
-      <w:r>
-        <w:rPr>
-          <w:lang w:val="ar_AE" w:bidi="ar_AE"/>
-        </w:rPr>
-      </w:r>
     </w:p>
     <w:p>
       <w:pPr>
@@ -2631,660 +1886,454 @@
       </w:pPr>
       <w:r>
         <w:rPr>
-          <w:lang w:val="ar_AE" w:bidi="ar_AE"/>
-        </w:rPr>
-        <w:t>Micah 5:1</w:t>
-      </w:r>
-      <w:r>
-        <w:rPr>
-          <w:lang w:val="ar_AE" w:bidi="ar_AE"/>
-        </w:rPr>
-      </w:r>
-    </w:p>
-    <w:p>
-      <w:pPr>
-        <w:bidi/>
-      </w:pPr>
-      <w:r>
-        <w:rPr>
-          <w:lang w:val="ar_AE" w:bidi="ar_AE"/>
-        </w:rPr>
-      </w:r>
-      <w:r>
-        <w:rPr>
-          <w:vertAlign w:val="superscript"/>
+          <w:rtl/>
+          <w:cs/>
+          <w:lang w:val="ar_AE" w:bidi="ar_AE"/>
+        </w:rPr>
+        <w:t>ميخا 5:1</w:t>
+      </w:r>
+      <w:r>
+        <w:rPr>
+          <w:rtl/>
+          <w:cs/>
+          <w:lang w:val="ar_AE" w:bidi="ar_AE"/>
+        </w:rPr>
+      </w:r>
+    </w:p>
+    <w:p>
+      <w:pPr>
+        <w:bidi/>
+      </w:pPr>
+      <w:r>
+        <w:rPr>
+          <w:rtl/>
+          <w:cs/>
+          <w:lang w:val="ar_AE" w:bidi="ar_AE"/>
+        </w:rPr>
+      </w:r>
+      <w:r>
+        <w:rPr>
+          <w:vertAlign w:val="superscript"/>
+          <w:rtl/>
+          <w:cs/>
           <w:lang w:val="ar_AE" w:bidi="ar_AE"/>
         </w:rPr>
         <w:t>1</w:t>
       </w:r>
       <w:r>
         <w:rPr>
+          <w:rtl/>
+          <w:cs/>
           <w:lang w:val="ar_AE" w:bidi="ar_AE"/>
         </w:rPr>
         <w:t xml:space="preserve"> الآنَ احْشُدِي جُيُوشَكِ يَا مَدِينَةَ الْجُيُوشِ، لأَنَّ الْعَدُوَّ يُقِيمُ عَلَيْكِ حِصَاراً، وَسَيَضْرِبُ خَدَّ قَاضِي إِسْرَائِيلَ بِالْقَضِيبِ.</w:t>
       </w:r>
-      <w:r>
-        <w:rPr>
-          <w:lang w:val="ar_AE" w:bidi="ar_AE"/>
-        </w:rPr>
-      </w:r>
-      <w:r>
-        <w:rPr>
-          <w:lang w:val="ar_AE" w:bidi="ar_AE"/>
-        </w:rPr>
-      </w:r>
-    </w:p>
-    <w:p>
-      <w:pPr>
-        <w:bidi/>
-      </w:pPr>
-      <w:r>
-        <w:rPr>
-          <w:lang w:val="ar_AE" w:bidi="ar_AE"/>
-        </w:rPr>
-      </w:r>
-    </w:p>
-    <w:p>
-      <w:pPr>
-        <w:bidi/>
-      </w:pPr>
-      <w:r>
-        <w:rPr>
-          <w:lang w:val="ar_AE" w:bidi="ar_AE"/>
-        </w:rPr>
-      </w:r>
-      <w:r>
-        <w:rPr>
-          <w:vertAlign w:val="superscript"/>
+    </w:p>
+    <w:p>
+      <w:pPr>
+        <w:bidi/>
+      </w:pPr>
+      <w:r>
+        <w:rPr>
+          <w:rtl/>
+          <w:cs/>
+          <w:lang w:val="ar_AE" w:bidi="ar_AE"/>
+        </w:rPr>
+      </w:r>
+      <w:r>
+        <w:rPr>
+          <w:vertAlign w:val="superscript"/>
+          <w:rtl/>
+          <w:cs/>
           <w:lang w:val="ar_AE" w:bidi="ar_AE"/>
         </w:rPr>
         <w:t>2</w:t>
       </w:r>
       <w:r>
         <w:rPr>
+          <w:rtl/>
+          <w:cs/>
           <w:lang w:val="ar_AE" w:bidi="ar_AE"/>
         </w:rPr>
         <w:t xml:space="preserve"> أَمَّا أَنْتِ يَا بَيْتَ لَحْمِ أَفْرَاتَةَ، مَعَ أَنَّكِ قَرْيَةٌ صَغِيرَةٌ بَيْنَ أُلُوفِ قُرَى يَهُوذَا، إِلّا أَنَّ مِنْكِ يَخْرُجُ لِي مَنْ يُصْبِحُ مَلِكاً فِي إِسْرَائِيلَ وَأَصْلُهُ مُنْذُ الْقَدِيمِ، مُنْذُ الأَزَلِ.</w:t>
       </w:r>
-      <w:r>
-        <w:rPr>
-          <w:lang w:val="ar_AE" w:bidi="ar_AE"/>
-        </w:rPr>
-      </w:r>
-      <w:r>
-        <w:rPr>
-          <w:lang w:val="ar_AE" w:bidi="ar_AE"/>
-        </w:rPr>
-      </w:r>
-    </w:p>
-    <w:p>
-      <w:pPr>
-        <w:bidi/>
-      </w:pPr>
-      <w:r>
-        <w:rPr>
-          <w:lang w:val="ar_AE" w:bidi="ar_AE"/>
-        </w:rPr>
-      </w:r>
-    </w:p>
-    <w:p>
-      <w:pPr>
-        <w:bidi/>
-      </w:pPr>
-      <w:r>
-        <w:rPr>
-          <w:lang w:val="ar_AE" w:bidi="ar_AE"/>
-        </w:rPr>
-      </w:r>
-      <w:r>
-        <w:rPr>
-          <w:vertAlign w:val="superscript"/>
+    </w:p>
+    <w:p>
+      <w:pPr>
+        <w:bidi/>
+      </w:pPr>
+      <w:r>
+        <w:rPr>
+          <w:rtl/>
+          <w:cs/>
+          <w:lang w:val="ar_AE" w:bidi="ar_AE"/>
+        </w:rPr>
+      </w:r>
+      <w:r>
+        <w:rPr>
+          <w:vertAlign w:val="superscript"/>
+          <w:rtl/>
+          <w:cs/>
           <w:lang w:val="ar_AE" w:bidi="ar_AE"/>
         </w:rPr>
         <w:t>3</w:t>
       </w:r>
       <w:r>
         <w:rPr>
+          <w:rtl/>
+          <w:cs/>
           <w:lang w:val="ar_AE" w:bidi="ar_AE"/>
         </w:rPr>
         <w:t xml:space="preserve"> لِذَلِكَ يُسَلِّمُ الرَّبُّ شَعْبَهُ إِلَى أَعْدَائِهِمْ إِلَى أَنْ تَلِدَ مَنْ تُقَاسِي مِنَ الْمَخَاضِ، عِنْدَئِذٍ تَرْجِعُ بَقِيَّةُ إِخْوَتِهِ مِنَ السَّبْيِ إِلَى شَعْبِ إِسْرَائِيلَ.</w:t>
       </w:r>
-      <w:r>
-        <w:rPr>
-          <w:lang w:val="ar_AE" w:bidi="ar_AE"/>
-        </w:rPr>
-      </w:r>
-      <w:r>
-        <w:rPr>
-          <w:lang w:val="ar_AE" w:bidi="ar_AE"/>
-        </w:rPr>
-      </w:r>
-    </w:p>
-    <w:p>
-      <w:pPr>
-        <w:bidi/>
-      </w:pPr>
-      <w:r>
-        <w:rPr>
-          <w:lang w:val="ar_AE" w:bidi="ar_AE"/>
-        </w:rPr>
-      </w:r>
-    </w:p>
-    <w:p>
-      <w:pPr>
-        <w:bidi/>
-      </w:pPr>
-      <w:r>
-        <w:rPr>
-          <w:lang w:val="ar_AE" w:bidi="ar_AE"/>
-        </w:rPr>
-      </w:r>
-      <w:r>
-        <w:rPr>
-          <w:vertAlign w:val="superscript"/>
+    </w:p>
+    <w:p>
+      <w:pPr>
+        <w:bidi/>
+      </w:pPr>
+      <w:r>
+        <w:rPr>
+          <w:rtl/>
+          <w:cs/>
+          <w:lang w:val="ar_AE" w:bidi="ar_AE"/>
+        </w:rPr>
+      </w:r>
+      <w:r>
+        <w:rPr>
+          <w:vertAlign w:val="superscript"/>
+          <w:rtl/>
+          <w:cs/>
           <w:lang w:val="ar_AE" w:bidi="ar_AE"/>
         </w:rPr>
         <w:t>4</w:t>
       </w:r>
       <w:r>
         <w:rPr>
+          <w:rtl/>
+          <w:cs/>
           <w:lang w:val="ar_AE" w:bidi="ar_AE"/>
         </w:rPr>
         <w:t xml:space="preserve"> فَيَقُومُ وَيَرْعَى شَعْبَهُ بِقُوَّةِ الرَّبِّ وَبِجَلالِ اسْمِ الرَّبِّ إِلَهِهِ، فَيَعِيشُونَ بِأَمْنٍ، لأَنَّ عَظَمَتَهُ تَمْتَدُّ إِلَى أَقَاصِي الأَرْضِ.</w:t>
       </w:r>
-      <w:r>
-        <w:rPr>
-          <w:lang w:val="ar_AE" w:bidi="ar_AE"/>
-        </w:rPr>
-      </w:r>
-      <w:r>
-        <w:rPr>
-          <w:lang w:val="ar_AE" w:bidi="ar_AE"/>
-        </w:rPr>
-      </w:r>
-    </w:p>
-    <w:p>
-      <w:pPr>
-        <w:bidi/>
-      </w:pPr>
-      <w:r>
-        <w:rPr>
-          <w:lang w:val="ar_AE" w:bidi="ar_AE"/>
-        </w:rPr>
-      </w:r>
-    </w:p>
-    <w:p>
-      <w:pPr>
-        <w:bidi/>
-      </w:pPr>
-      <w:r>
-        <w:rPr>
-          <w:lang w:val="ar_AE" w:bidi="ar_AE"/>
-        </w:rPr>
-      </w:r>
-      <w:r>
-        <w:rPr>
-          <w:vertAlign w:val="superscript"/>
+    </w:p>
+    <w:p>
+      <w:pPr>
+        <w:bidi/>
+      </w:pPr>
+      <w:r>
+        <w:rPr>
+          <w:rtl/>
+          <w:cs/>
+          <w:lang w:val="ar_AE" w:bidi="ar_AE"/>
+        </w:rPr>
+      </w:r>
+      <w:r>
+        <w:rPr>
+          <w:vertAlign w:val="superscript"/>
+          <w:rtl/>
+          <w:cs/>
           <w:lang w:val="ar_AE" w:bidi="ar_AE"/>
         </w:rPr>
         <w:t>5</w:t>
       </w:r>
       <w:r>
         <w:rPr>
+          <w:rtl/>
+          <w:cs/>
           <w:lang w:val="ar_AE" w:bidi="ar_AE"/>
         </w:rPr>
         <w:t xml:space="preserve"> وَيُصْبِحُ الرَّبُّ سَلامَهُمْ، إِذْ حِينَ يَزْحَفُ الأَشُّورِيُّونَ إِلَى أَرْضِنَا وَيَطَأُونَ تُرَابَنَا، فَإِنَّنَا نُثِيرُ عَلَيْهِمْ سَبْعَةَ رُعَاةٍ وَثَمَانِيَةَ أُمَرَاءَ مِنَ النَّاسِ،</w:t>
       </w:r>
-      <w:r>
-        <w:rPr>
-          <w:lang w:val="ar_AE" w:bidi="ar_AE"/>
-        </w:rPr>
-      </w:r>
-      <w:r>
-        <w:rPr>
-          <w:lang w:val="ar_AE" w:bidi="ar_AE"/>
-        </w:rPr>
-      </w:r>
-    </w:p>
-    <w:p>
-      <w:pPr>
-        <w:bidi/>
-      </w:pPr>
-      <w:r>
-        <w:rPr>
-          <w:lang w:val="ar_AE" w:bidi="ar_AE"/>
-        </w:rPr>
-      </w:r>
-    </w:p>
-    <w:p>
-      <w:pPr>
-        <w:bidi/>
-      </w:pPr>
-      <w:r>
-        <w:rPr>
-          <w:lang w:val="ar_AE" w:bidi="ar_AE"/>
-        </w:rPr>
-      </w:r>
-      <w:r>
-        <w:rPr>
-          <w:vertAlign w:val="superscript"/>
+    </w:p>
+    <w:p>
+      <w:pPr>
+        <w:bidi/>
+      </w:pPr>
+      <w:r>
+        <w:rPr>
+          <w:rtl/>
+          <w:cs/>
+          <w:lang w:val="ar_AE" w:bidi="ar_AE"/>
+        </w:rPr>
+      </w:r>
+      <w:r>
+        <w:rPr>
+          <w:vertAlign w:val="superscript"/>
+          <w:rtl/>
+          <w:cs/>
           <w:lang w:val="ar_AE" w:bidi="ar_AE"/>
         </w:rPr>
         <w:t>6</w:t>
       </w:r>
       <w:r>
         <w:rPr>
+          <w:rtl/>
+          <w:cs/>
           <w:lang w:val="ar_AE" w:bidi="ar_AE"/>
         </w:rPr>
         <w:t xml:space="preserve"> فَيَحْكُمُونَ بِلادَ أَشُّورَ بِقُوَّةِ السَّيْفِ، وَيَقْتَحِمُونَ بَوَّابَاتِ أَرْضِ نِمْرُودَ، وَيُنْقِذُنَا (اللهُ) مِنَ الأَشُّورِيِّينَ عِنْدَمَا يَزْحَفُونَ إِلَى أَرْضِنَا وَيَطَأُونَ تُخُومَنَا.</w:t>
       </w:r>
-      <w:r>
-        <w:rPr>
-          <w:lang w:val="ar_AE" w:bidi="ar_AE"/>
-        </w:rPr>
-      </w:r>
-      <w:r>
-        <w:rPr>
-          <w:lang w:val="ar_AE" w:bidi="ar_AE"/>
-        </w:rPr>
-      </w:r>
-    </w:p>
-    <w:p>
-      <w:pPr>
-        <w:bidi/>
-      </w:pPr>
-      <w:r>
-        <w:rPr>
-          <w:lang w:val="ar_AE" w:bidi="ar_AE"/>
-        </w:rPr>
-      </w:r>
-    </w:p>
-    <w:p>
-      <w:pPr>
-        <w:bidi/>
-      </w:pPr>
-      <w:r>
-        <w:rPr>
-          <w:lang w:val="ar_AE" w:bidi="ar_AE"/>
-        </w:rPr>
-      </w:r>
-      <w:r>
-        <w:rPr>
-          <w:vertAlign w:val="superscript"/>
+    </w:p>
+    <w:p>
+      <w:pPr>
+        <w:bidi/>
+      </w:pPr>
+      <w:r>
+        <w:rPr>
+          <w:rtl/>
+          <w:cs/>
+          <w:lang w:val="ar_AE" w:bidi="ar_AE"/>
+        </w:rPr>
+      </w:r>
+      <w:r>
+        <w:rPr>
+          <w:vertAlign w:val="superscript"/>
+          <w:rtl/>
+          <w:cs/>
           <w:lang w:val="ar_AE" w:bidi="ar_AE"/>
         </w:rPr>
         <w:t>7</w:t>
       </w:r>
       <w:r>
         <w:rPr>
+          <w:rtl/>
+          <w:cs/>
           <w:lang w:val="ar_AE" w:bidi="ar_AE"/>
         </w:rPr>
         <w:t xml:space="preserve"> عِنْدَئِذٍ تَغْدُو بَقِيَّةُ ذُرِّيَّةِ يَعْقُوبَ بَيْنَ الأُمَمِ الْكَثِيرَةِ كَنَدىً مِنْ لَدُنِ الرَّبِّ، كَالْمَطَرِ الْوَابِلِ عَلَى الْعُشْبِ الَّذِي لَا يَتَوَانَى مِنْ أَجْلِ النَّاسِ أَوْ يَرْجُو أَبْنَاءَ الْبَشَرِ.</w:t>
       </w:r>
-      <w:r>
-        <w:rPr>
-          <w:lang w:val="ar_AE" w:bidi="ar_AE"/>
-        </w:rPr>
-      </w:r>
-      <w:r>
-        <w:rPr>
-          <w:lang w:val="ar_AE" w:bidi="ar_AE"/>
-        </w:rPr>
-      </w:r>
-    </w:p>
-    <w:p>
-      <w:pPr>
-        <w:bidi/>
-      </w:pPr>
-      <w:r>
-        <w:rPr>
-          <w:lang w:val="ar_AE" w:bidi="ar_AE"/>
-        </w:rPr>
-      </w:r>
-    </w:p>
-    <w:p>
-      <w:pPr>
-        <w:bidi/>
-      </w:pPr>
-      <w:r>
-        <w:rPr>
-          <w:lang w:val="ar_AE" w:bidi="ar_AE"/>
-        </w:rPr>
-      </w:r>
-      <w:r>
-        <w:rPr>
-          <w:vertAlign w:val="superscript"/>
+    </w:p>
+    <w:p>
+      <w:pPr>
+        <w:bidi/>
+      </w:pPr>
+      <w:r>
+        <w:rPr>
+          <w:rtl/>
+          <w:cs/>
+          <w:lang w:val="ar_AE" w:bidi="ar_AE"/>
+        </w:rPr>
+      </w:r>
+      <w:r>
+        <w:rPr>
+          <w:vertAlign w:val="superscript"/>
+          <w:rtl/>
+          <w:cs/>
           <w:lang w:val="ar_AE" w:bidi="ar_AE"/>
         </w:rPr>
         <w:t>8</w:t>
       </w:r>
       <w:r>
         <w:rPr>
+          <w:rtl/>
+          <w:cs/>
           <w:lang w:val="ar_AE" w:bidi="ar_AE"/>
         </w:rPr>
         <w:t xml:space="preserve"> وَتَكُونُ بَقِيَّةُ ذُرِّيَّةِ يَعْقُوبَ بَيْنَ الشُّعُوبِ الْكَثِيرَةِ كَأَسَدٍ بَيْنَ وُحُوشِ الْغَابَةِ، أَوْ كَشِبْلٍ بَيْنَ قُطْعَانِ الْغَنَمِ، الَّذِي إِنِ اقْتَحَمَ يَدُوسُ وَيَفْتَرِسُ وَلَيْسَ مِنْ مُنْقِذٍ.</w:t>
       </w:r>
-      <w:r>
-        <w:rPr>
-          <w:lang w:val="ar_AE" w:bidi="ar_AE"/>
-        </w:rPr>
-      </w:r>
-      <w:r>
-        <w:rPr>
-          <w:lang w:val="ar_AE" w:bidi="ar_AE"/>
-        </w:rPr>
-      </w:r>
-    </w:p>
-    <w:p>
-      <w:pPr>
-        <w:bidi/>
-      </w:pPr>
-      <w:r>
-        <w:rPr>
-          <w:lang w:val="ar_AE" w:bidi="ar_AE"/>
-        </w:rPr>
-      </w:r>
-    </w:p>
-    <w:p>
-      <w:pPr>
-        <w:bidi/>
-      </w:pPr>
-      <w:r>
-        <w:rPr>
-          <w:lang w:val="ar_AE" w:bidi="ar_AE"/>
-        </w:rPr>
-      </w:r>
-      <w:r>
-        <w:rPr>
-          <w:vertAlign w:val="superscript"/>
+    </w:p>
+    <w:p>
+      <w:pPr>
+        <w:bidi/>
+      </w:pPr>
+      <w:r>
+        <w:rPr>
+          <w:rtl/>
+          <w:cs/>
+          <w:lang w:val="ar_AE" w:bidi="ar_AE"/>
+        </w:rPr>
+      </w:r>
+      <w:r>
+        <w:rPr>
+          <w:vertAlign w:val="superscript"/>
+          <w:rtl/>
+          <w:cs/>
           <w:lang w:val="ar_AE" w:bidi="ar_AE"/>
         </w:rPr>
         <w:t>9</w:t>
       </w:r>
       <w:r>
         <w:rPr>
+          <w:rtl/>
+          <w:cs/>
           <w:lang w:val="ar_AE" w:bidi="ar_AE"/>
         </w:rPr>
         <w:t xml:space="preserve"> فَتَتَعَاظَمُ يَا شَعْبِي عَلَى مُبْغِضِيكَ، وَيَبِيدُ جَمِيعُ أَعْدَائِكَ.</w:t>
       </w:r>
-      <w:r>
-        <w:rPr>
-          <w:lang w:val="ar_AE" w:bidi="ar_AE"/>
-        </w:rPr>
-      </w:r>
-      <w:r>
-        <w:rPr>
-          <w:lang w:val="ar_AE" w:bidi="ar_AE"/>
-        </w:rPr>
-      </w:r>
-    </w:p>
-    <w:p>
-      <w:pPr>
-        <w:bidi/>
-      </w:pPr>
-      <w:r>
-        <w:rPr>
-          <w:lang w:val="ar_AE" w:bidi="ar_AE"/>
-        </w:rPr>
-      </w:r>
-    </w:p>
-    <w:p>
-      <w:pPr>
-        <w:bidi/>
-      </w:pPr>
-      <w:r>
-        <w:rPr>
-          <w:lang w:val="ar_AE" w:bidi="ar_AE"/>
-        </w:rPr>
-      </w:r>
-      <w:r>
-        <w:rPr>
-          <w:vertAlign w:val="superscript"/>
+    </w:p>
+    <w:p>
+      <w:pPr>
+        <w:bidi/>
+      </w:pPr>
+      <w:r>
+        <w:rPr>
+          <w:rtl/>
+          <w:cs/>
+          <w:lang w:val="ar_AE" w:bidi="ar_AE"/>
+        </w:rPr>
+      </w:r>
+      <w:r>
+        <w:rPr>
+          <w:vertAlign w:val="superscript"/>
+          <w:rtl/>
+          <w:cs/>
           <w:lang w:val="ar_AE" w:bidi="ar_AE"/>
         </w:rPr>
         <w:t>10</w:t>
       </w:r>
       <w:r>
         <w:rPr>
+          <w:rtl/>
+          <w:cs/>
           <w:lang w:val="ar_AE" w:bidi="ar_AE"/>
         </w:rPr>
         <w:t xml:space="preserve"> وَيَقُولُ الرَّبُّ: فِي ذَلِكَ الْيَوْمِ أَسْتَأْصِلُ خُيُولَكُمْ مِنْ بَيْنِكُمْ وَأُدَمِّرُ مَرْكَبَاتِ حَرْبِكُمْ،</w:t>
       </w:r>
-      <w:r>
-        <w:rPr>
-          <w:lang w:val="ar_AE" w:bidi="ar_AE"/>
-        </w:rPr>
-      </w:r>
-      <w:r>
-        <w:rPr>
-          <w:lang w:val="ar_AE" w:bidi="ar_AE"/>
-        </w:rPr>
-      </w:r>
-    </w:p>
-    <w:p>
-      <w:pPr>
-        <w:bidi/>
-      </w:pPr>
-      <w:r>
-        <w:rPr>
-          <w:lang w:val="ar_AE" w:bidi="ar_AE"/>
-        </w:rPr>
-      </w:r>
-    </w:p>
-    <w:p>
-      <w:pPr>
-        <w:bidi/>
-      </w:pPr>
-      <w:r>
-        <w:rPr>
-          <w:lang w:val="ar_AE" w:bidi="ar_AE"/>
-        </w:rPr>
-      </w:r>
-      <w:r>
-        <w:rPr>
-          <w:vertAlign w:val="superscript"/>
+    </w:p>
+    <w:p>
+      <w:pPr>
+        <w:bidi/>
+      </w:pPr>
+      <w:r>
+        <w:rPr>
+          <w:rtl/>
+          <w:cs/>
+          <w:lang w:val="ar_AE" w:bidi="ar_AE"/>
+        </w:rPr>
+      </w:r>
+      <w:r>
+        <w:rPr>
+          <w:vertAlign w:val="superscript"/>
+          <w:rtl/>
+          <w:cs/>
           <w:lang w:val="ar_AE" w:bidi="ar_AE"/>
         </w:rPr>
         <w:t>11</w:t>
       </w:r>
       <w:r>
         <w:rPr>
+          <w:rtl/>
+          <w:cs/>
           <w:lang w:val="ar_AE" w:bidi="ar_AE"/>
         </w:rPr>
         <w:t xml:space="preserve"> وَأُخَرِّبُ مُدُنَكُمْ وَأَهْدِمُ جَمِيعَ حُصُونِكُمْ،</w:t>
       </w:r>
-      <w:r>
-        <w:rPr>
-          <w:lang w:val="ar_AE" w:bidi="ar_AE"/>
-        </w:rPr>
-      </w:r>
-      <w:r>
-        <w:rPr>
-          <w:lang w:val="ar_AE" w:bidi="ar_AE"/>
-        </w:rPr>
-      </w:r>
-    </w:p>
-    <w:p>
-      <w:pPr>
-        <w:bidi/>
-      </w:pPr>
-      <w:r>
-        <w:rPr>
-          <w:lang w:val="ar_AE" w:bidi="ar_AE"/>
-        </w:rPr>
-      </w:r>
-    </w:p>
-    <w:p>
-      <w:pPr>
-        <w:bidi/>
-      </w:pPr>
-      <w:r>
-        <w:rPr>
-          <w:lang w:val="ar_AE" w:bidi="ar_AE"/>
-        </w:rPr>
-      </w:r>
-      <w:r>
-        <w:rPr>
-          <w:vertAlign w:val="superscript"/>
+    </w:p>
+    <w:p>
+      <w:pPr>
+        <w:bidi/>
+      </w:pPr>
+      <w:r>
+        <w:rPr>
+          <w:rtl/>
+          <w:cs/>
+          <w:lang w:val="ar_AE" w:bidi="ar_AE"/>
+        </w:rPr>
+      </w:r>
+      <w:r>
+        <w:rPr>
+          <w:vertAlign w:val="superscript"/>
+          <w:rtl/>
+          <w:cs/>
           <w:lang w:val="ar_AE" w:bidi="ar_AE"/>
         </w:rPr>
         <w:t>12</w:t>
       </w:r>
       <w:r>
         <w:rPr>
+          <w:rtl/>
+          <w:cs/>
           <w:lang w:val="ar_AE" w:bidi="ar_AE"/>
         </w:rPr>
         <w:t xml:space="preserve"> وَأَقْضِي عَلَى السِّحْرِ فِي دِيَارِكُمْ وَلا يَبْقَى لَكُمْ عَرَّافُونَ،</w:t>
       </w:r>
-      <w:r>
-        <w:rPr>
-          <w:lang w:val="ar_AE" w:bidi="ar_AE"/>
-        </w:rPr>
-      </w:r>
-      <w:r>
-        <w:rPr>
-          <w:lang w:val="ar_AE" w:bidi="ar_AE"/>
-        </w:rPr>
-      </w:r>
-    </w:p>
-    <w:p>
-      <w:pPr>
-        <w:bidi/>
-      </w:pPr>
-      <w:r>
-        <w:rPr>
-          <w:lang w:val="ar_AE" w:bidi="ar_AE"/>
-        </w:rPr>
-      </w:r>
-    </w:p>
-    <w:p>
-      <w:pPr>
-        <w:bidi/>
-      </w:pPr>
-      <w:r>
-        <w:rPr>
-          <w:lang w:val="ar_AE" w:bidi="ar_AE"/>
-        </w:rPr>
-      </w:r>
-      <w:r>
-        <w:rPr>
-          <w:vertAlign w:val="superscript"/>
+    </w:p>
+    <w:p>
+      <w:pPr>
+        <w:bidi/>
+      </w:pPr>
+      <w:r>
+        <w:rPr>
+          <w:rtl/>
+          <w:cs/>
+          <w:lang w:val="ar_AE" w:bidi="ar_AE"/>
+        </w:rPr>
+      </w:r>
+      <w:r>
+        <w:rPr>
+          <w:vertAlign w:val="superscript"/>
+          <w:rtl/>
+          <w:cs/>
           <w:lang w:val="ar_AE" w:bidi="ar_AE"/>
         </w:rPr>
         <w:t>13</w:t>
       </w:r>
       <w:r>
         <w:rPr>
+          <w:rtl/>
+          <w:cs/>
           <w:lang w:val="ar_AE" w:bidi="ar_AE"/>
         </w:rPr>
         <w:t xml:space="preserve"> وَأَنْتَزِعُ تَمَاثِيلَكُمْ وَأَنْصَابَكُمْ مِنْ وَسَطِكُمْ، فَلا تَعُودُونَ تَسْجُدُونَ لأَصْنَامٍ مِنْ صُنْعِ أَيْدِيكُمْ.</w:t>
       </w:r>
-      <w:r>
-        <w:rPr>
-          <w:lang w:val="ar_AE" w:bidi="ar_AE"/>
-        </w:rPr>
-      </w:r>
-      <w:r>
-        <w:rPr>
-          <w:lang w:val="ar_AE" w:bidi="ar_AE"/>
-        </w:rPr>
-      </w:r>
-    </w:p>
-    <w:p>
-      <w:pPr>
-        <w:bidi/>
-      </w:pPr>
-      <w:r>
-        <w:rPr>
-          <w:lang w:val="ar_AE" w:bidi="ar_AE"/>
-        </w:rPr>
-      </w:r>
-    </w:p>
-    <w:p>
-      <w:pPr>
-        <w:bidi/>
-      </w:pPr>
-      <w:r>
-        <w:rPr>
-          <w:lang w:val="ar_AE" w:bidi="ar_AE"/>
-        </w:rPr>
-      </w:r>
-      <w:r>
-        <w:rPr>
-          <w:vertAlign w:val="superscript"/>
+    </w:p>
+    <w:p>
+      <w:pPr>
+        <w:bidi/>
+      </w:pPr>
+      <w:r>
+        <w:rPr>
+          <w:rtl/>
+          <w:cs/>
+          <w:lang w:val="ar_AE" w:bidi="ar_AE"/>
+        </w:rPr>
+      </w:r>
+      <w:r>
+        <w:rPr>
+          <w:vertAlign w:val="superscript"/>
+          <w:rtl/>
+          <w:cs/>
           <w:lang w:val="ar_AE" w:bidi="ar_AE"/>
         </w:rPr>
         <w:t>14</w:t>
       </w:r>
       <w:r>
         <w:rPr>
+          <w:rtl/>
+          <w:cs/>
           <w:lang w:val="ar_AE" w:bidi="ar_AE"/>
         </w:rPr>
         <w:t xml:space="preserve"> وَأُفْنِي عَشْتَارُوثَ مِنْ بَيْنِكُمْ، وَأَهْدِمُ مُدُنَكُمْ،</w:t>
       </w:r>
-      <w:r>
-        <w:rPr>
-          <w:lang w:val="ar_AE" w:bidi="ar_AE"/>
-        </w:rPr>
-      </w:r>
-      <w:r>
-        <w:rPr>
-          <w:lang w:val="ar_AE" w:bidi="ar_AE"/>
-        </w:rPr>
-      </w:r>
-    </w:p>
-    <w:p>
-      <w:pPr>
-        <w:bidi/>
-      </w:pPr>
-      <w:r>
-        <w:rPr>
-          <w:lang w:val="ar_AE" w:bidi="ar_AE"/>
-        </w:rPr>
-      </w:r>
-    </w:p>
-    <w:p>
-      <w:pPr>
-        <w:bidi/>
-      </w:pPr>
-      <w:r>
-        <w:rPr>
-          <w:lang w:val="ar_AE" w:bidi="ar_AE"/>
-        </w:rPr>
-      </w:r>
-      <w:r>
-        <w:rPr>
-          <w:vertAlign w:val="superscript"/>
+    </w:p>
+    <w:p>
+      <w:pPr>
+        <w:bidi/>
+      </w:pPr>
+      <w:r>
+        <w:rPr>
+          <w:rtl/>
+          <w:cs/>
+          <w:lang w:val="ar_AE" w:bidi="ar_AE"/>
+        </w:rPr>
+      </w:r>
+      <w:r>
+        <w:rPr>
+          <w:vertAlign w:val="superscript"/>
+          <w:rtl/>
+          <w:cs/>
           <w:lang w:val="ar_AE" w:bidi="ar_AE"/>
         </w:rPr>
         <w:t>15</w:t>
       </w:r>
       <w:r>
         <w:rPr>
+          <w:rtl/>
+          <w:cs/>
           <w:lang w:val="ar_AE" w:bidi="ar_AE"/>
         </w:rPr>
         <w:t xml:space="preserve"> وَبِغَضَبٍ وَسَخَطٍ أَنْتَقِمُ مِنَ الأُمَمِ الَّتِي لَمْ تُطِعْنِي.</w:t>
       </w:r>
-      <w:r>
-        <w:rPr>
-          <w:lang w:val="ar_AE" w:bidi="ar_AE"/>
-        </w:rPr>
-      </w:r>
-      <w:r>
-        <w:rPr>
-          <w:lang w:val="ar_AE" w:bidi="ar_AE"/>
-        </w:rPr>
-      </w:r>
-    </w:p>
-    <w:p>
-      <w:pPr>
-        <w:bidi/>
-      </w:pPr>
-      <w:r>
-        <w:rPr>
-          <w:lang w:val="ar_AE" w:bidi="ar_AE"/>
-        </w:rPr>
-      </w:r>
     </w:p>
     <w:p>
       <w:pPr>
@@ -3293,703 +2342,483 @@
       </w:pPr>
       <w:r>
         <w:rPr>
-          <w:lang w:val="ar_AE" w:bidi="ar_AE"/>
-        </w:rPr>
-        <w:t>Micah 6:1</w:t>
-      </w:r>
-      <w:r>
-        <w:rPr>
-          <w:lang w:val="ar_AE" w:bidi="ar_AE"/>
-        </w:rPr>
-      </w:r>
-    </w:p>
-    <w:p>
-      <w:pPr>
-        <w:bidi/>
-      </w:pPr>
-      <w:r>
-        <w:rPr>
-          <w:lang w:val="ar_AE" w:bidi="ar_AE"/>
-        </w:rPr>
-      </w:r>
-      <w:r>
-        <w:rPr>
-          <w:vertAlign w:val="superscript"/>
+          <w:rtl/>
+          <w:cs/>
+          <w:lang w:val="ar_AE" w:bidi="ar_AE"/>
+        </w:rPr>
+        <w:t>ميخا 6:1</w:t>
+      </w:r>
+      <w:r>
+        <w:rPr>
+          <w:rtl/>
+          <w:cs/>
+          <w:lang w:val="ar_AE" w:bidi="ar_AE"/>
+        </w:rPr>
+      </w:r>
+    </w:p>
+    <w:p>
+      <w:pPr>
+        <w:bidi/>
+      </w:pPr>
+      <w:r>
+        <w:rPr>
+          <w:rtl/>
+          <w:cs/>
+          <w:lang w:val="ar_AE" w:bidi="ar_AE"/>
+        </w:rPr>
+      </w:r>
+      <w:r>
+        <w:rPr>
+          <w:vertAlign w:val="superscript"/>
+          <w:rtl/>
+          <w:cs/>
           <w:lang w:val="ar_AE" w:bidi="ar_AE"/>
         </w:rPr>
         <w:t>1</w:t>
       </w:r>
       <w:r>
         <w:rPr>
+          <w:rtl/>
+          <w:cs/>
           <w:lang w:val="ar_AE" w:bidi="ar_AE"/>
         </w:rPr>
         <w:t xml:space="preserve"> اسْتَمِعُوا إِلَى مَا يَقُولُهُ الرَّبُّ: انْهَضْ وَأَعْلِنْ دَعْوَاكَ أَمَامَ الْجِبَالِ، وَلْتَكُنِ الأَكَامُ شَاهِدَةً عَلَى كَلامِكَ.</w:t>
       </w:r>
-      <w:r>
-        <w:rPr>
-          <w:lang w:val="ar_AE" w:bidi="ar_AE"/>
-        </w:rPr>
-      </w:r>
-      <w:r>
-        <w:rPr>
-          <w:lang w:val="ar_AE" w:bidi="ar_AE"/>
-        </w:rPr>
-      </w:r>
-    </w:p>
-    <w:p>
-      <w:pPr>
-        <w:bidi/>
-      </w:pPr>
-      <w:r>
-        <w:rPr>
-          <w:lang w:val="ar_AE" w:bidi="ar_AE"/>
-        </w:rPr>
-      </w:r>
-    </w:p>
-    <w:p>
-      <w:pPr>
-        <w:bidi/>
-      </w:pPr>
-      <w:r>
-        <w:rPr>
-          <w:lang w:val="ar_AE" w:bidi="ar_AE"/>
-        </w:rPr>
-      </w:r>
-      <w:r>
-        <w:rPr>
-          <w:vertAlign w:val="superscript"/>
+    </w:p>
+    <w:p>
+      <w:pPr>
+        <w:bidi/>
+      </w:pPr>
+      <w:r>
+        <w:rPr>
+          <w:rtl/>
+          <w:cs/>
+          <w:lang w:val="ar_AE" w:bidi="ar_AE"/>
+        </w:rPr>
+      </w:r>
+      <w:r>
+        <w:rPr>
+          <w:vertAlign w:val="superscript"/>
+          <w:rtl/>
+          <w:cs/>
           <w:lang w:val="ar_AE" w:bidi="ar_AE"/>
         </w:rPr>
         <w:t>2</w:t>
       </w:r>
       <w:r>
         <w:rPr>
+          <w:rtl/>
+          <w:cs/>
           <w:lang w:val="ar_AE" w:bidi="ar_AE"/>
         </w:rPr>
         <w:t xml:space="preserve"> اسْتَمِعِي يَا جِبَالُ إِلَى شَكْوَى الرَّبِّ، وَأَصْغِي يَا أُسُسَ الأَرْضِ الثَّابِتَةِ، فَإِنَّ لَدَى الرَّبِّ شَكْوَى عَلَى شَعْبِهِ وَهُوَ يُحَاكِمُ إِسْرَائِيلَ.</w:t>
       </w:r>
-      <w:r>
-        <w:rPr>
-          <w:lang w:val="ar_AE" w:bidi="ar_AE"/>
-        </w:rPr>
-      </w:r>
-      <w:r>
-        <w:rPr>
-          <w:lang w:val="ar_AE" w:bidi="ar_AE"/>
-        </w:rPr>
-      </w:r>
-    </w:p>
-    <w:p>
-      <w:pPr>
-        <w:bidi/>
-      </w:pPr>
-      <w:r>
-        <w:rPr>
-          <w:lang w:val="ar_AE" w:bidi="ar_AE"/>
-        </w:rPr>
-      </w:r>
-    </w:p>
-    <w:p>
-      <w:pPr>
-        <w:bidi/>
-      </w:pPr>
-      <w:r>
-        <w:rPr>
-          <w:lang w:val="ar_AE" w:bidi="ar_AE"/>
-        </w:rPr>
-      </w:r>
-      <w:r>
-        <w:rPr>
-          <w:vertAlign w:val="superscript"/>
+    </w:p>
+    <w:p>
+      <w:pPr>
+        <w:bidi/>
+      </w:pPr>
+      <w:r>
+        <w:rPr>
+          <w:rtl/>
+          <w:cs/>
+          <w:lang w:val="ar_AE" w:bidi="ar_AE"/>
+        </w:rPr>
+      </w:r>
+      <w:r>
+        <w:rPr>
+          <w:vertAlign w:val="superscript"/>
+          <w:rtl/>
+          <w:cs/>
           <w:lang w:val="ar_AE" w:bidi="ar_AE"/>
         </w:rPr>
         <w:t>3</w:t>
       </w:r>
       <w:r>
         <w:rPr>
+          <w:rtl/>
+          <w:cs/>
           <w:lang w:val="ar_AE" w:bidi="ar_AE"/>
         </w:rPr>
         <w:t xml:space="preserve"> بِمَاذَا أَسَأْتُ إِلَيْكَ يَا شَعْبِي وَبِمَا ضَايَقْتُكَ؟ أَجِبْنِي.</w:t>
       </w:r>
-      <w:r>
-        <w:rPr>
-          <w:lang w:val="ar_AE" w:bidi="ar_AE"/>
-        </w:rPr>
-      </w:r>
-      <w:r>
-        <w:rPr>
-          <w:lang w:val="ar_AE" w:bidi="ar_AE"/>
-        </w:rPr>
-      </w:r>
-    </w:p>
-    <w:p>
-      <w:pPr>
-        <w:bidi/>
-      </w:pPr>
-      <w:r>
-        <w:rPr>
-          <w:lang w:val="ar_AE" w:bidi="ar_AE"/>
-        </w:rPr>
-      </w:r>
-    </w:p>
-    <w:p>
-      <w:pPr>
-        <w:bidi/>
-      </w:pPr>
-      <w:r>
-        <w:rPr>
-          <w:lang w:val="ar_AE" w:bidi="ar_AE"/>
-        </w:rPr>
-      </w:r>
-      <w:r>
-        <w:rPr>
-          <w:vertAlign w:val="superscript"/>
+    </w:p>
+    <w:p>
+      <w:pPr>
+        <w:bidi/>
+      </w:pPr>
+      <w:r>
+        <w:rPr>
+          <w:rtl/>
+          <w:cs/>
+          <w:lang w:val="ar_AE" w:bidi="ar_AE"/>
+        </w:rPr>
+      </w:r>
+      <w:r>
+        <w:rPr>
+          <w:vertAlign w:val="superscript"/>
+          <w:rtl/>
+          <w:cs/>
           <w:lang w:val="ar_AE" w:bidi="ar_AE"/>
         </w:rPr>
         <w:t>4</w:t>
       </w:r>
       <w:r>
         <w:rPr>
+          <w:rtl/>
+          <w:cs/>
           <w:lang w:val="ar_AE" w:bidi="ar_AE"/>
         </w:rPr>
         <w:t xml:space="preserve"> لَقَدْ أَخْرَجْتُكَ مِنْ دِيَارِ مِصْرَ، وَافْتَدَيْتُكَ مِنْ بَيْتِ الْعُبُودِيَّةِ، وَأَرْسَلْتُ أَمَامَكَ مُوسَى وَهرُونَ وَمَرْيَمَ</w:t>
       </w:r>
-      <w:r>
-        <w:rPr>
-          <w:lang w:val="ar_AE" w:bidi="ar_AE"/>
-        </w:rPr>
-      </w:r>
-      <w:r>
-        <w:rPr>
-          <w:lang w:val="ar_AE" w:bidi="ar_AE"/>
-        </w:rPr>
-      </w:r>
-    </w:p>
-    <w:p>
-      <w:pPr>
-        <w:bidi/>
-      </w:pPr>
-      <w:r>
-        <w:rPr>
-          <w:lang w:val="ar_AE" w:bidi="ar_AE"/>
-        </w:rPr>
-      </w:r>
-    </w:p>
-    <w:p>
-      <w:pPr>
-        <w:bidi/>
-      </w:pPr>
-      <w:r>
-        <w:rPr>
-          <w:lang w:val="ar_AE" w:bidi="ar_AE"/>
-        </w:rPr>
-      </w:r>
-      <w:r>
-        <w:rPr>
-          <w:vertAlign w:val="superscript"/>
+    </w:p>
+    <w:p>
+      <w:pPr>
+        <w:bidi/>
+      </w:pPr>
+      <w:r>
+        <w:rPr>
+          <w:rtl/>
+          <w:cs/>
+          <w:lang w:val="ar_AE" w:bidi="ar_AE"/>
+        </w:rPr>
+      </w:r>
+      <w:r>
+        <w:rPr>
+          <w:vertAlign w:val="superscript"/>
+          <w:rtl/>
+          <w:cs/>
           <w:lang w:val="ar_AE" w:bidi="ar_AE"/>
         </w:rPr>
         <w:t>5</w:t>
       </w:r>
       <w:r>
         <w:rPr>
+          <w:rtl/>
+          <w:cs/>
           <w:lang w:val="ar_AE" w:bidi="ar_AE"/>
         </w:rPr>
         <w:t xml:space="preserve"> اذْكُرْ يَا شَعْبِي مَا تَآمَرَ بِهِ عَلَيْكَ بَالاقُ مَلِكُ مُوآبَ، وَمَا أَجَابَهُ بِهِ بَلْعَامُ بنُ بَعُورَ. وَاذْكُرْ مَا أَحْسَنْتُ بِهِ إِلَيْكَ فِي رِحْلَتِكَ مِنْ شِطِّيمَ إِلَى الْجِلْجَالِ لِكَيْ تُدْرِكَ عَدْلَ الرَّبِّ.</w:t>
       </w:r>
-      <w:r>
-        <w:rPr>
-          <w:lang w:val="ar_AE" w:bidi="ar_AE"/>
-        </w:rPr>
-      </w:r>
-      <w:r>
-        <w:rPr>
-          <w:lang w:val="ar_AE" w:bidi="ar_AE"/>
-        </w:rPr>
-      </w:r>
-    </w:p>
-    <w:p>
-      <w:pPr>
-        <w:bidi/>
-      </w:pPr>
-      <w:r>
-        <w:rPr>
-          <w:lang w:val="ar_AE" w:bidi="ar_AE"/>
-        </w:rPr>
-      </w:r>
-    </w:p>
-    <w:p>
-      <w:pPr>
-        <w:bidi/>
-      </w:pPr>
-      <w:r>
-        <w:rPr>
-          <w:lang w:val="ar_AE" w:bidi="ar_AE"/>
-        </w:rPr>
-      </w:r>
-      <w:r>
-        <w:rPr>
-          <w:vertAlign w:val="superscript"/>
+    </w:p>
+    <w:p>
+      <w:pPr>
+        <w:bidi/>
+      </w:pPr>
+      <w:r>
+        <w:rPr>
+          <w:rtl/>
+          <w:cs/>
+          <w:lang w:val="ar_AE" w:bidi="ar_AE"/>
+        </w:rPr>
+      </w:r>
+      <w:r>
+        <w:rPr>
+          <w:vertAlign w:val="superscript"/>
+          <w:rtl/>
+          <w:cs/>
           <w:lang w:val="ar_AE" w:bidi="ar_AE"/>
         </w:rPr>
         <w:t>6</w:t>
       </w:r>
       <w:r>
         <w:rPr>
+          <w:rtl/>
+          <w:cs/>
           <w:lang w:val="ar_AE" w:bidi="ar_AE"/>
         </w:rPr>
         <w:t xml:space="preserve"> يَا رَبُّ: بِمَاذَا أَتَقَدَّمُ عِنْدَمَا أَمْثُلُ أَمَامَ الرَّبِّ وَأَسْجُدُ فِي حَضْرَةِ اللهِ الْعَلِيِّ؟ هَلْ أَتَقَدَّمُ مِنْهُ بِمُحْرَقَاتٍ وَبِعُجُولٍ حَوْلِيَّةٍ؟</w:t>
       </w:r>
-      <w:r>
-        <w:rPr>
-          <w:lang w:val="ar_AE" w:bidi="ar_AE"/>
-        </w:rPr>
-      </w:r>
-      <w:r>
-        <w:rPr>
-          <w:lang w:val="ar_AE" w:bidi="ar_AE"/>
-        </w:rPr>
-      </w:r>
-    </w:p>
-    <w:p>
-      <w:pPr>
-        <w:bidi/>
-      </w:pPr>
-      <w:r>
-        <w:rPr>
-          <w:lang w:val="ar_AE" w:bidi="ar_AE"/>
-        </w:rPr>
-      </w:r>
-    </w:p>
-    <w:p>
-      <w:pPr>
-        <w:bidi/>
-      </w:pPr>
-      <w:r>
-        <w:rPr>
-          <w:lang w:val="ar_AE" w:bidi="ar_AE"/>
-        </w:rPr>
-      </w:r>
-      <w:r>
-        <w:rPr>
-          <w:vertAlign w:val="superscript"/>
+    </w:p>
+    <w:p>
+      <w:pPr>
+        <w:bidi/>
+      </w:pPr>
+      <w:r>
+        <w:rPr>
+          <w:rtl/>
+          <w:cs/>
+          <w:lang w:val="ar_AE" w:bidi="ar_AE"/>
+        </w:rPr>
+      </w:r>
+      <w:r>
+        <w:rPr>
+          <w:vertAlign w:val="superscript"/>
+          <w:rtl/>
+          <w:cs/>
           <w:lang w:val="ar_AE" w:bidi="ar_AE"/>
         </w:rPr>
         <w:t>7</w:t>
       </w:r>
       <w:r>
         <w:rPr>
+          <w:rtl/>
+          <w:cs/>
           <w:lang w:val="ar_AE" w:bidi="ar_AE"/>
         </w:rPr>
         <w:t xml:space="preserve"> هَلْ يُسَرُّ الرَّبُّ بِأُلُوفِ أَنْهَارِ زَيْتٍ؟ هَلْ أُقَرِّبُ بِكْرِي فِدَاءَ إِثْمِي وَثَمَرَةَ جَسَدِي تَكْفِيراً عَنْ خَطِيئَةِ نَفْسِي؟</w:t>
       </w:r>
-      <w:r>
-        <w:rPr>
-          <w:lang w:val="ar_AE" w:bidi="ar_AE"/>
-        </w:rPr>
-      </w:r>
-      <w:r>
-        <w:rPr>
-          <w:lang w:val="ar_AE" w:bidi="ar_AE"/>
-        </w:rPr>
-      </w:r>
-    </w:p>
-    <w:p>
-      <w:pPr>
-        <w:bidi/>
-      </w:pPr>
-      <w:r>
-        <w:rPr>
-          <w:lang w:val="ar_AE" w:bidi="ar_AE"/>
-        </w:rPr>
-      </w:r>
-    </w:p>
-    <w:p>
-      <w:pPr>
-        <w:bidi/>
-      </w:pPr>
-      <w:r>
-        <w:rPr>
-          <w:lang w:val="ar_AE" w:bidi="ar_AE"/>
-        </w:rPr>
-      </w:r>
-      <w:r>
-        <w:rPr>
-          <w:vertAlign w:val="superscript"/>
+    </w:p>
+    <w:p>
+      <w:pPr>
+        <w:bidi/>
+      </w:pPr>
+      <w:r>
+        <w:rPr>
+          <w:rtl/>
+          <w:cs/>
+          <w:lang w:val="ar_AE" w:bidi="ar_AE"/>
+        </w:rPr>
+      </w:r>
+      <w:r>
+        <w:rPr>
+          <w:vertAlign w:val="superscript"/>
+          <w:rtl/>
+          <w:cs/>
           <w:lang w:val="ar_AE" w:bidi="ar_AE"/>
         </w:rPr>
         <w:t>8</w:t>
       </w:r>
       <w:r>
         <w:rPr>
+          <w:rtl/>
+          <w:cs/>
           <w:lang w:val="ar_AE" w:bidi="ar_AE"/>
         </w:rPr>
         <w:t xml:space="preserve"> لَقَدْ أَوْضَحَ لَكَ الرَّبُّ أَيُّهَا الإِنْسَانُ مَا هُوَ صَالِحٌ. وَمَاذَا يَبْتَغِي مِنْكَ سِوَى أَنْ تَتَوَخَّى الْعَدْلَ، وَتُحِبَّ الرَّحْمَةَ، وَتَسْلُكَ مُتَوَاضِعاً مَعَ إِلَهِكَ؟</w:t>
       </w:r>
-      <w:r>
-        <w:rPr>
-          <w:lang w:val="ar_AE" w:bidi="ar_AE"/>
-        </w:rPr>
-      </w:r>
-      <w:r>
-        <w:rPr>
-          <w:lang w:val="ar_AE" w:bidi="ar_AE"/>
-        </w:rPr>
-      </w:r>
-    </w:p>
-    <w:p>
-      <w:pPr>
-        <w:bidi/>
-      </w:pPr>
-      <w:r>
-        <w:rPr>
-          <w:lang w:val="ar_AE" w:bidi="ar_AE"/>
-        </w:rPr>
-      </w:r>
-    </w:p>
-    <w:p>
-      <w:pPr>
-        <w:bidi/>
-      </w:pPr>
-      <w:r>
-        <w:rPr>
-          <w:lang w:val="ar_AE" w:bidi="ar_AE"/>
-        </w:rPr>
-      </w:r>
-      <w:r>
-        <w:rPr>
-          <w:vertAlign w:val="superscript"/>
+    </w:p>
+    <w:p>
+      <w:pPr>
+        <w:bidi/>
+      </w:pPr>
+      <w:r>
+        <w:rPr>
+          <w:rtl/>
+          <w:cs/>
+          <w:lang w:val="ar_AE" w:bidi="ar_AE"/>
+        </w:rPr>
+      </w:r>
+      <w:r>
+        <w:rPr>
+          <w:vertAlign w:val="superscript"/>
+          <w:rtl/>
+          <w:cs/>
           <w:lang w:val="ar_AE" w:bidi="ar_AE"/>
         </w:rPr>
         <w:t>9</w:t>
       </w:r>
       <w:r>
         <w:rPr>
+          <w:rtl/>
+          <w:cs/>
           <w:lang w:val="ar_AE" w:bidi="ar_AE"/>
         </w:rPr>
         <w:t xml:space="preserve"> صَوْتُ الرَّبِّ يُنَادِي فِي أَرْجَاءِ الْمَدِينَةِ، وَمِنَ الْحِكْمَةِ أَنْ يُتَّقَى اسْمُكَ. اسْتَمِعُوا يَا أَهْلَ الْمَدِينَةِ وَأَعْضَاءَ مَجْلِسِهَا:</w:t>
       </w:r>
-      <w:r>
-        <w:rPr>
-          <w:lang w:val="ar_AE" w:bidi="ar_AE"/>
-        </w:rPr>
-      </w:r>
-      <w:r>
-        <w:rPr>
-          <w:lang w:val="ar_AE" w:bidi="ar_AE"/>
-        </w:rPr>
-      </w:r>
-    </w:p>
-    <w:p>
-      <w:pPr>
-        <w:bidi/>
-      </w:pPr>
-      <w:r>
-        <w:rPr>
-          <w:lang w:val="ar_AE" w:bidi="ar_AE"/>
-        </w:rPr>
-      </w:r>
-    </w:p>
-    <w:p>
-      <w:pPr>
-        <w:bidi/>
-      </w:pPr>
-      <w:r>
-        <w:rPr>
-          <w:lang w:val="ar_AE" w:bidi="ar_AE"/>
-        </w:rPr>
-      </w:r>
-      <w:r>
-        <w:rPr>
-          <w:vertAlign w:val="superscript"/>
+    </w:p>
+    <w:p>
+      <w:pPr>
+        <w:bidi/>
+      </w:pPr>
+      <w:r>
+        <w:rPr>
+          <w:rtl/>
+          <w:cs/>
+          <w:lang w:val="ar_AE" w:bidi="ar_AE"/>
+        </w:rPr>
+      </w:r>
+      <w:r>
+        <w:rPr>
+          <w:vertAlign w:val="superscript"/>
+          <w:rtl/>
+          <w:cs/>
           <w:lang w:val="ar_AE" w:bidi="ar_AE"/>
         </w:rPr>
         <w:t>10</w:t>
       </w:r>
       <w:r>
         <w:rPr>
+          <w:rtl/>
+          <w:cs/>
           <w:lang w:val="ar_AE" w:bidi="ar_AE"/>
         </w:rPr>
         <w:t xml:space="preserve"> فِي بُيُوتِ الأَشْرَارِ كُنُوزٌ مَسْرُوقَةٌ ومَوَازِينُ مَغْشُوشَةٌ.</w:t>
       </w:r>
-      <w:r>
-        <w:rPr>
-          <w:lang w:val="ar_AE" w:bidi="ar_AE"/>
-        </w:rPr>
-      </w:r>
-      <w:r>
-        <w:rPr>
-          <w:lang w:val="ar_AE" w:bidi="ar_AE"/>
-        </w:rPr>
-      </w:r>
-    </w:p>
-    <w:p>
-      <w:pPr>
-        <w:bidi/>
-      </w:pPr>
-      <w:r>
-        <w:rPr>
-          <w:lang w:val="ar_AE" w:bidi="ar_AE"/>
-        </w:rPr>
-      </w:r>
-    </w:p>
-    <w:p>
-      <w:pPr>
-        <w:bidi/>
-      </w:pPr>
-      <w:r>
-        <w:rPr>
-          <w:lang w:val="ar_AE" w:bidi="ar_AE"/>
-        </w:rPr>
-      </w:r>
-      <w:r>
-        <w:rPr>
-          <w:vertAlign w:val="superscript"/>
+    </w:p>
+    <w:p>
+      <w:pPr>
+        <w:bidi/>
+      </w:pPr>
+      <w:r>
+        <w:rPr>
+          <w:rtl/>
+          <w:cs/>
+          <w:lang w:val="ar_AE" w:bidi="ar_AE"/>
+        </w:rPr>
+      </w:r>
+      <w:r>
+        <w:rPr>
+          <w:vertAlign w:val="superscript"/>
+          <w:rtl/>
+          <w:cs/>
           <w:lang w:val="ar_AE" w:bidi="ar_AE"/>
         </w:rPr>
         <w:t>11</w:t>
       </w:r>
       <w:r>
         <w:rPr>
+          <w:rtl/>
+          <w:cs/>
           <w:lang w:val="ar_AE" w:bidi="ar_AE"/>
         </w:rPr>
         <w:t xml:space="preserve"> فَكَيْفَ أُبْرِىءُ ذَا الْمَعَايِيرِ الْمَغْشُوشَةِ، صَاحِبَ كِيسِ الْمَوَازِينِ النَّاقِصَةِ؟</w:t>
       </w:r>
-      <w:r>
-        <w:rPr>
-          <w:lang w:val="ar_AE" w:bidi="ar_AE"/>
-        </w:rPr>
-      </w:r>
-      <w:r>
-        <w:rPr>
-          <w:lang w:val="ar_AE" w:bidi="ar_AE"/>
-        </w:rPr>
-      </w:r>
-    </w:p>
-    <w:p>
-      <w:pPr>
-        <w:bidi/>
-      </w:pPr>
-      <w:r>
-        <w:rPr>
-          <w:lang w:val="ar_AE" w:bidi="ar_AE"/>
-        </w:rPr>
-      </w:r>
-    </w:p>
-    <w:p>
-      <w:pPr>
-        <w:bidi/>
-      </w:pPr>
-      <w:r>
-        <w:rPr>
-          <w:lang w:val="ar_AE" w:bidi="ar_AE"/>
-        </w:rPr>
-      </w:r>
-      <w:r>
-        <w:rPr>
-          <w:vertAlign w:val="superscript"/>
+    </w:p>
+    <w:p>
+      <w:pPr>
+        <w:bidi/>
+      </w:pPr>
+      <w:r>
+        <w:rPr>
+          <w:rtl/>
+          <w:cs/>
+          <w:lang w:val="ar_AE" w:bidi="ar_AE"/>
+        </w:rPr>
+      </w:r>
+      <w:r>
+        <w:rPr>
+          <w:vertAlign w:val="superscript"/>
+          <w:rtl/>
+          <w:cs/>
           <w:lang w:val="ar_AE" w:bidi="ar_AE"/>
         </w:rPr>
         <w:t>12</w:t>
       </w:r>
       <w:r>
         <w:rPr>
+          <w:rtl/>
+          <w:cs/>
           <w:lang w:val="ar_AE" w:bidi="ar_AE"/>
         </w:rPr>
         <w:t xml:space="preserve"> قَدِ امْتَلأَ أَثْرِيَاءُ الْمَدِينَةِ ظُلْماً، وَنَطَقَ سُكَّانُهَا بِالْكَذِبِ وَأَلْسِنَةُ الغِشِّ فِي أَفْوَاهِهِمْ</w:t>
       </w:r>
-      <w:r>
-        <w:rPr>
-          <w:lang w:val="ar_AE" w:bidi="ar_AE"/>
-        </w:rPr>
-      </w:r>
-      <w:r>
-        <w:rPr>
-          <w:lang w:val="ar_AE" w:bidi="ar_AE"/>
-        </w:rPr>
-      </w:r>
-    </w:p>
-    <w:p>
-      <w:pPr>
-        <w:bidi/>
-      </w:pPr>
-      <w:r>
-        <w:rPr>
-          <w:lang w:val="ar_AE" w:bidi="ar_AE"/>
-        </w:rPr>
-      </w:r>
-    </w:p>
-    <w:p>
-      <w:pPr>
-        <w:bidi/>
-      </w:pPr>
-      <w:r>
-        <w:rPr>
-          <w:lang w:val="ar_AE" w:bidi="ar_AE"/>
-        </w:rPr>
-      </w:r>
-      <w:r>
-        <w:rPr>
-          <w:vertAlign w:val="superscript"/>
+    </w:p>
+    <w:p>
+      <w:pPr>
+        <w:bidi/>
+      </w:pPr>
+      <w:r>
+        <w:rPr>
+          <w:rtl/>
+          <w:cs/>
+          <w:lang w:val="ar_AE" w:bidi="ar_AE"/>
+        </w:rPr>
+      </w:r>
+      <w:r>
+        <w:rPr>
+          <w:vertAlign w:val="superscript"/>
+          <w:rtl/>
+          <w:cs/>
           <w:lang w:val="ar_AE" w:bidi="ar_AE"/>
         </w:rPr>
         <w:t>13</w:t>
       </w:r>
       <w:r>
         <w:rPr>
+          <w:rtl/>
+          <w:cs/>
           <w:lang w:val="ar_AE" w:bidi="ar_AE"/>
         </w:rPr>
         <w:t xml:space="preserve"> لِذَلِكَ شَرَعْتُ فِي تَدْمِيرِكِ لأَجْعَلَكِ خَرَاباً مِنْ أَجْلِ خَطَايَاكِ.</w:t>
       </w:r>
-      <w:r>
-        <w:rPr>
-          <w:lang w:val="ar_AE" w:bidi="ar_AE"/>
-        </w:rPr>
-      </w:r>
-      <w:r>
-        <w:rPr>
-          <w:lang w:val="ar_AE" w:bidi="ar_AE"/>
-        </w:rPr>
-      </w:r>
-    </w:p>
-    <w:p>
-      <w:pPr>
-        <w:bidi/>
-      </w:pPr>
-      <w:r>
-        <w:rPr>
-          <w:lang w:val="ar_AE" w:bidi="ar_AE"/>
-        </w:rPr>
-      </w:r>
-    </w:p>
-    <w:p>
-      <w:pPr>
-        <w:bidi/>
-      </w:pPr>
-      <w:r>
-        <w:rPr>
-          <w:lang w:val="ar_AE" w:bidi="ar_AE"/>
-        </w:rPr>
-      </w:r>
-      <w:r>
-        <w:rPr>
-          <w:vertAlign w:val="superscript"/>
+    </w:p>
+    <w:p>
+      <w:pPr>
+        <w:bidi/>
+      </w:pPr>
+      <w:r>
+        <w:rPr>
+          <w:rtl/>
+          <w:cs/>
+          <w:lang w:val="ar_AE" w:bidi="ar_AE"/>
+        </w:rPr>
+      </w:r>
+      <w:r>
+        <w:rPr>
+          <w:vertAlign w:val="superscript"/>
+          <w:rtl/>
+          <w:cs/>
           <w:lang w:val="ar_AE" w:bidi="ar_AE"/>
         </w:rPr>
         <w:t>14</w:t>
       </w:r>
       <w:r>
         <w:rPr>
+          <w:rtl/>
+          <w:cs/>
           <w:lang w:val="ar_AE" w:bidi="ar_AE"/>
         </w:rPr>
         <w:t xml:space="preserve"> سَتَأْكُلِينَ وَلا تَشْبَعِينَ، وَيَظَلُّ جَوْفُكِ خَاوِياً. وَمَا تَدَّخِرِينَهُ تَعْجَزِينَ عَنِ الاحْتِفَاظِ بِهِ. لأَنِّي أَدْفَعُهُ لِلسَّيْفِ.</w:t>
       </w:r>
-      <w:r>
-        <w:rPr>
-          <w:lang w:val="ar_AE" w:bidi="ar_AE"/>
-        </w:rPr>
-      </w:r>
-      <w:r>
-        <w:rPr>
-          <w:lang w:val="ar_AE" w:bidi="ar_AE"/>
-        </w:rPr>
-      </w:r>
-    </w:p>
-    <w:p>
-      <w:pPr>
-        <w:bidi/>
-      </w:pPr>
-      <w:r>
-        <w:rPr>
-          <w:lang w:val="ar_AE" w:bidi="ar_AE"/>
-        </w:rPr>
-      </w:r>
-    </w:p>
-    <w:p>
-      <w:pPr>
-        <w:bidi/>
-      </w:pPr>
-      <w:r>
-        <w:rPr>
-          <w:lang w:val="ar_AE" w:bidi="ar_AE"/>
-        </w:rPr>
-      </w:r>
-      <w:r>
-        <w:rPr>
-          <w:vertAlign w:val="superscript"/>
+    </w:p>
+    <w:p>
+      <w:pPr>
+        <w:bidi/>
+      </w:pPr>
+      <w:r>
+        <w:rPr>
+          <w:rtl/>
+          <w:cs/>
+          <w:lang w:val="ar_AE" w:bidi="ar_AE"/>
+        </w:rPr>
+      </w:r>
+      <w:r>
+        <w:rPr>
+          <w:vertAlign w:val="superscript"/>
+          <w:rtl/>
+          <w:cs/>
           <w:lang w:val="ar_AE" w:bidi="ar_AE"/>
         </w:rPr>
         <w:t>15</w:t>
       </w:r>
       <w:r>
         <w:rPr>
+          <w:rtl/>
+          <w:cs/>
           <w:lang w:val="ar_AE" w:bidi="ar_AE"/>
         </w:rPr>
         <w:t xml:space="preserve"> تَزْرَعِينَ وَلا تَحْصُدِينَ. تَعْصُرِينَ الزَّيْتُونَ وَلا تَدَّهِنِي بِزَيْتِهِ، وَتَعْصُرِينَ الْعِنَبَ وَلا تَشْرَبِينَ مِنْ خَمْرِهِ.</w:t>
       </w:r>
-      <w:r>
-        <w:rPr>
-          <w:lang w:val="ar_AE" w:bidi="ar_AE"/>
-        </w:rPr>
-      </w:r>
-      <w:r>
-        <w:rPr>
-          <w:lang w:val="ar_AE" w:bidi="ar_AE"/>
-        </w:rPr>
-      </w:r>
-    </w:p>
-    <w:p>
-      <w:pPr>
-        <w:bidi/>
-      </w:pPr>
-      <w:r>
-        <w:rPr>
-          <w:lang w:val="ar_AE" w:bidi="ar_AE"/>
-        </w:rPr>
-      </w:r>
-    </w:p>
-    <w:p>
-      <w:pPr>
-        <w:bidi/>
-      </w:pPr>
-      <w:r>
-        <w:rPr>
-          <w:lang w:val="ar_AE" w:bidi="ar_AE"/>
-        </w:rPr>
-      </w:r>
-      <w:r>
-        <w:rPr>
-          <w:vertAlign w:val="superscript"/>
+    </w:p>
+    <w:p>
+      <w:pPr>
+        <w:bidi/>
+      </w:pPr>
+      <w:r>
+        <w:rPr>
+          <w:rtl/>
+          <w:cs/>
+          <w:lang w:val="ar_AE" w:bidi="ar_AE"/>
+        </w:rPr>
+      </w:r>
+      <w:r>
+        <w:rPr>
+          <w:vertAlign w:val="superscript"/>
+          <w:rtl/>
+          <w:cs/>
           <w:lang w:val="ar_AE" w:bidi="ar_AE"/>
         </w:rPr>
         <w:t>16</w:t>
       </w:r>
       <w:r>
         <w:rPr>
+          <w:rtl/>
+          <w:cs/>
           <w:lang w:val="ar_AE" w:bidi="ar_AE"/>
         </w:rPr>
         <w:t xml:space="preserve"> لأَنَّكِ قَدْ مَارَسْتِ فَرَائِضَ عُمْرِي، وَنَهَجْتِ عَلَى غِرَارِ آخْابَ، وَسَلَكْتِ فِي مَشُورَاتِهِمْ. لِذَلِكَ أَجْعَلُكِ خَرَاباً، وَشَعْبَكِ مَثَارَ سُخْرِيَةٍ، وَتُقَاسُونَ مِنِ احْتِقَارِ الأُمَمِ.</w:t>
       </w:r>
-      <w:r>
-        <w:rPr>
-          <w:lang w:val="ar_AE" w:bidi="ar_AE"/>
-        </w:rPr>
-      </w:r>
-      <w:r>
-        <w:rPr>
-          <w:lang w:val="ar_AE" w:bidi="ar_AE"/>
-        </w:rPr>
-      </w:r>
-    </w:p>
-    <w:p>
-      <w:pPr>
-        <w:bidi/>
-      </w:pPr>
-      <w:r>
-        <w:rPr>
-          <w:lang w:val="ar_AE" w:bidi="ar_AE"/>
-        </w:rPr>
-      </w:r>
     </w:p>
     <w:p>
       <w:pPr>
@@ -3998,864 +2827,598 @@
       </w:pPr>
       <w:r>
         <w:rPr>
-          <w:lang w:val="ar_AE" w:bidi="ar_AE"/>
-        </w:rPr>
-        <w:t>Micah 7:1</w:t>
-      </w:r>
-      <w:r>
-        <w:rPr>
-          <w:lang w:val="ar_AE" w:bidi="ar_AE"/>
-        </w:rPr>
-      </w:r>
-    </w:p>
-    <w:p>
-      <w:pPr>
-        <w:bidi/>
-      </w:pPr>
-      <w:r>
-        <w:rPr>
-          <w:lang w:val="ar_AE" w:bidi="ar_AE"/>
-        </w:rPr>
-      </w:r>
-      <w:r>
-        <w:rPr>
-          <w:vertAlign w:val="superscript"/>
+          <w:rtl/>
+          <w:cs/>
+          <w:lang w:val="ar_AE" w:bidi="ar_AE"/>
+        </w:rPr>
+        <w:t>ميخا 7:1</w:t>
+      </w:r>
+      <w:r>
+        <w:rPr>
+          <w:rtl/>
+          <w:cs/>
+          <w:lang w:val="ar_AE" w:bidi="ar_AE"/>
+        </w:rPr>
+      </w:r>
+    </w:p>
+    <w:p>
+      <w:pPr>
+        <w:bidi/>
+      </w:pPr>
+      <w:r>
+        <w:rPr>
+          <w:rtl/>
+          <w:cs/>
+          <w:lang w:val="ar_AE" w:bidi="ar_AE"/>
+        </w:rPr>
+      </w:r>
+      <w:r>
+        <w:rPr>
+          <w:vertAlign w:val="superscript"/>
+          <w:rtl/>
+          <w:cs/>
           <w:lang w:val="ar_AE" w:bidi="ar_AE"/>
         </w:rPr>
         <w:t>1</w:t>
       </w:r>
       <w:r>
         <w:rPr>
+          <w:rtl/>
+          <w:cs/>
           <w:lang w:val="ar_AE" w:bidi="ar_AE"/>
         </w:rPr>
         <w:t xml:space="preserve"> وَيْلٌ لِي، فَقَدْ صِرْتُ كَرَجُلٍ جَائِعٍ جَاءَ يَبْحَثُ عَنْ جَنْيِ الصَّيْفِ وَبَقَايَا قِطَافِ الْعِنَبِ، فَلَمْ يَجِدْ عُنْقُوداً لِلأَكْلِ وَلا شَيْئاً مِنْ بَاكُورَةِ التِّينِ مِمَّا تَشْتَهِيهِ نَفْسِي.</w:t>
       </w:r>
-      <w:r>
-        <w:rPr>
-          <w:lang w:val="ar_AE" w:bidi="ar_AE"/>
-        </w:rPr>
-      </w:r>
-      <w:r>
-        <w:rPr>
-          <w:lang w:val="ar_AE" w:bidi="ar_AE"/>
-        </w:rPr>
-      </w:r>
-    </w:p>
-    <w:p>
-      <w:pPr>
-        <w:bidi/>
-      </w:pPr>
-      <w:r>
-        <w:rPr>
-          <w:lang w:val="ar_AE" w:bidi="ar_AE"/>
-        </w:rPr>
-      </w:r>
-    </w:p>
-    <w:p>
-      <w:pPr>
-        <w:bidi/>
-      </w:pPr>
-      <w:r>
-        <w:rPr>
-          <w:lang w:val="ar_AE" w:bidi="ar_AE"/>
-        </w:rPr>
-      </w:r>
-      <w:r>
-        <w:rPr>
-          <w:vertAlign w:val="superscript"/>
+    </w:p>
+    <w:p>
+      <w:pPr>
+        <w:bidi/>
+      </w:pPr>
+      <w:r>
+        <w:rPr>
+          <w:rtl/>
+          <w:cs/>
+          <w:lang w:val="ar_AE" w:bidi="ar_AE"/>
+        </w:rPr>
+      </w:r>
+      <w:r>
+        <w:rPr>
+          <w:vertAlign w:val="superscript"/>
+          <w:rtl/>
+          <w:cs/>
           <w:lang w:val="ar_AE" w:bidi="ar_AE"/>
         </w:rPr>
         <w:t>2</w:t>
       </w:r>
       <w:r>
         <w:rPr>
+          <w:rtl/>
+          <w:cs/>
           <w:lang w:val="ar_AE" w:bidi="ar_AE"/>
         </w:rPr>
         <w:t xml:space="preserve"> قَدْ بَادَ الصَّالِحُ مِنْ الأَرْضِ وَاخْتَفَى الْمُسْتَقِيمُ مِنْ بَيْنِ النَّاسِ. جَمِيعُهُمْ يَكْمِنُونَ لِسَفْكِ الدِّمَاءِ، وَكُلُّ وَاحِدٍ مِنْهُمْ يَقْتَنِصُ أَخَاهُ.</w:t>
       </w:r>
-      <w:r>
-        <w:rPr>
-          <w:lang w:val="ar_AE" w:bidi="ar_AE"/>
-        </w:rPr>
-      </w:r>
-      <w:r>
-        <w:rPr>
-          <w:lang w:val="ar_AE" w:bidi="ar_AE"/>
-        </w:rPr>
-      </w:r>
-    </w:p>
-    <w:p>
-      <w:pPr>
-        <w:bidi/>
-      </w:pPr>
-      <w:r>
-        <w:rPr>
-          <w:lang w:val="ar_AE" w:bidi="ar_AE"/>
-        </w:rPr>
-      </w:r>
-    </w:p>
-    <w:p>
-      <w:pPr>
-        <w:bidi/>
-      </w:pPr>
-      <w:r>
-        <w:rPr>
-          <w:lang w:val="ar_AE" w:bidi="ar_AE"/>
-        </w:rPr>
-      </w:r>
-      <w:r>
-        <w:rPr>
-          <w:vertAlign w:val="superscript"/>
+    </w:p>
+    <w:p>
+      <w:pPr>
+        <w:bidi/>
+      </w:pPr>
+      <w:r>
+        <w:rPr>
+          <w:rtl/>
+          <w:cs/>
+          <w:lang w:val="ar_AE" w:bidi="ar_AE"/>
+        </w:rPr>
+      </w:r>
+      <w:r>
+        <w:rPr>
+          <w:vertAlign w:val="superscript"/>
+          <w:rtl/>
+          <w:cs/>
           <w:lang w:val="ar_AE" w:bidi="ar_AE"/>
         </w:rPr>
         <w:t>3</w:t>
       </w:r>
       <w:r>
         <w:rPr>
+          <w:rtl/>
+          <w:cs/>
           <w:lang w:val="ar_AE" w:bidi="ar_AE"/>
         </w:rPr>
         <w:t xml:space="preserve"> تَجِدُّ أَيْدِيهُمْ فِي ارْتِكَابِ الشَّرِّ، وَيَسْعَى الرَّئِيسُ وَالْقَاضِي وَرَاءَ الرِّشْوَةِ، وَيُمْلِي الْعَظِيمُ عَلَيْهِمْ أَهْوَاءَ نَفْسِهِ، فَيَتَآمَرُونَ جَمِيعاً عَلَى الْحَقِّ.</w:t>
       </w:r>
-      <w:r>
-        <w:rPr>
-          <w:lang w:val="ar_AE" w:bidi="ar_AE"/>
-        </w:rPr>
-      </w:r>
-      <w:r>
-        <w:rPr>
-          <w:lang w:val="ar_AE" w:bidi="ar_AE"/>
-        </w:rPr>
-      </w:r>
-    </w:p>
-    <w:p>
-      <w:pPr>
-        <w:bidi/>
-      </w:pPr>
-      <w:r>
-        <w:rPr>
-          <w:lang w:val="ar_AE" w:bidi="ar_AE"/>
-        </w:rPr>
-      </w:r>
-    </w:p>
-    <w:p>
-      <w:pPr>
-        <w:bidi/>
-      </w:pPr>
-      <w:r>
-        <w:rPr>
-          <w:lang w:val="ar_AE" w:bidi="ar_AE"/>
-        </w:rPr>
-      </w:r>
-      <w:r>
-        <w:rPr>
-          <w:vertAlign w:val="superscript"/>
+    </w:p>
+    <w:p>
+      <w:pPr>
+        <w:bidi/>
+      </w:pPr>
+      <w:r>
+        <w:rPr>
+          <w:rtl/>
+          <w:cs/>
+          <w:lang w:val="ar_AE" w:bidi="ar_AE"/>
+        </w:rPr>
+      </w:r>
+      <w:r>
+        <w:rPr>
+          <w:vertAlign w:val="superscript"/>
+          <w:rtl/>
+          <w:cs/>
           <w:lang w:val="ar_AE" w:bidi="ar_AE"/>
         </w:rPr>
         <w:t>4</w:t>
       </w:r>
       <w:r>
         <w:rPr>
+          <w:rtl/>
+          <w:cs/>
           <w:lang w:val="ar_AE" w:bidi="ar_AE"/>
         </w:rPr>
         <w:t xml:space="preserve"> أَفْضَلُهُمْ مِثْلُ الْعَوْسَجِ، وَأَكْثَرُهُمُ اسْتِقَامَةً أَسْوَأُ مِنْ سِيَاجِ الشَّوْكِ. وَهَا يَوْمُ عِقَابِكُمُ الَّذِي أَنْذَرَ بِهِ أَنْبِيَاؤُكُمْ قَدْ وَافَى. عِنْدَئِذٍ يَعْتَرِيكُمُ الارْتِبَاكُ.</w:t>
       </w:r>
-      <w:r>
-        <w:rPr>
-          <w:lang w:val="ar_AE" w:bidi="ar_AE"/>
-        </w:rPr>
-      </w:r>
-      <w:r>
-        <w:rPr>
-          <w:lang w:val="ar_AE" w:bidi="ar_AE"/>
-        </w:rPr>
-      </w:r>
-    </w:p>
-    <w:p>
-      <w:pPr>
-        <w:bidi/>
-      </w:pPr>
-      <w:r>
-        <w:rPr>
-          <w:lang w:val="ar_AE" w:bidi="ar_AE"/>
-        </w:rPr>
-      </w:r>
-    </w:p>
-    <w:p>
-      <w:pPr>
-        <w:bidi/>
-      </w:pPr>
-      <w:r>
-        <w:rPr>
-          <w:lang w:val="ar_AE" w:bidi="ar_AE"/>
-        </w:rPr>
-      </w:r>
-      <w:r>
-        <w:rPr>
-          <w:vertAlign w:val="superscript"/>
+    </w:p>
+    <w:p>
+      <w:pPr>
+        <w:bidi/>
+      </w:pPr>
+      <w:r>
+        <w:rPr>
+          <w:rtl/>
+          <w:cs/>
+          <w:lang w:val="ar_AE" w:bidi="ar_AE"/>
+        </w:rPr>
+      </w:r>
+      <w:r>
+        <w:rPr>
+          <w:vertAlign w:val="superscript"/>
+          <w:rtl/>
+          <w:cs/>
           <w:lang w:val="ar_AE" w:bidi="ar_AE"/>
         </w:rPr>
         <w:t>5</w:t>
       </w:r>
       <w:r>
         <w:rPr>
+          <w:rtl/>
+          <w:cs/>
           <w:lang w:val="ar_AE" w:bidi="ar_AE"/>
         </w:rPr>
         <w:t xml:space="preserve"> لَا تَأْتَمِنْ جَارَكَ وَلا تَثِقْ بِصَدِيقٍ، وَاحْتَرِسْ مِمَّا تَنْطِقُ بِهِ شَفَتَاكَ مِمَّنَ تَرْقُدُ فِي حِضْنِكَ.</w:t>
       </w:r>
-      <w:r>
-        <w:rPr>
-          <w:lang w:val="ar_AE" w:bidi="ar_AE"/>
-        </w:rPr>
-      </w:r>
-      <w:r>
-        <w:rPr>
-          <w:lang w:val="ar_AE" w:bidi="ar_AE"/>
-        </w:rPr>
-      </w:r>
-    </w:p>
-    <w:p>
-      <w:pPr>
-        <w:bidi/>
-      </w:pPr>
-      <w:r>
-        <w:rPr>
-          <w:lang w:val="ar_AE" w:bidi="ar_AE"/>
-        </w:rPr>
-      </w:r>
-    </w:p>
-    <w:p>
-      <w:pPr>
-        <w:bidi/>
-      </w:pPr>
-      <w:r>
-        <w:rPr>
-          <w:lang w:val="ar_AE" w:bidi="ar_AE"/>
-        </w:rPr>
-      </w:r>
-      <w:r>
-        <w:rPr>
-          <w:vertAlign w:val="superscript"/>
+    </w:p>
+    <w:p>
+      <w:pPr>
+        <w:bidi/>
+      </w:pPr>
+      <w:r>
+        <w:rPr>
+          <w:rtl/>
+          <w:cs/>
+          <w:lang w:val="ar_AE" w:bidi="ar_AE"/>
+        </w:rPr>
+      </w:r>
+      <w:r>
+        <w:rPr>
+          <w:vertAlign w:val="superscript"/>
+          <w:rtl/>
+          <w:cs/>
           <w:lang w:val="ar_AE" w:bidi="ar_AE"/>
         </w:rPr>
         <w:t>6</w:t>
       </w:r>
       <w:r>
         <w:rPr>
+          <w:rtl/>
+          <w:cs/>
           <w:lang w:val="ar_AE" w:bidi="ar_AE"/>
         </w:rPr>
         <w:t xml:space="preserve"> فَإِنَّ الابْنَ يَسْتَخِفُّ بِأَبِيهِ وَالابْنَةُ تَتَمَرَّدُ عَلَى أُمِّهَا، وَالْكَنَّةُ عَلَى حَمَاتِهَا، وَأَعْدَاءُ الإِنْسَانِ أَهْلُ بَيْتِهِ.</w:t>
       </w:r>
-      <w:r>
-        <w:rPr>
-          <w:lang w:val="ar_AE" w:bidi="ar_AE"/>
-        </w:rPr>
-      </w:r>
-      <w:r>
-        <w:rPr>
-          <w:lang w:val="ar_AE" w:bidi="ar_AE"/>
-        </w:rPr>
-      </w:r>
-    </w:p>
-    <w:p>
-      <w:pPr>
-        <w:bidi/>
-      </w:pPr>
-      <w:r>
-        <w:rPr>
-          <w:lang w:val="ar_AE" w:bidi="ar_AE"/>
-        </w:rPr>
-      </w:r>
-    </w:p>
-    <w:p>
-      <w:pPr>
-        <w:bidi/>
-      </w:pPr>
-      <w:r>
-        <w:rPr>
-          <w:lang w:val="ar_AE" w:bidi="ar_AE"/>
-        </w:rPr>
-      </w:r>
-      <w:r>
-        <w:rPr>
-          <w:vertAlign w:val="superscript"/>
+    </w:p>
+    <w:p>
+      <w:pPr>
+        <w:bidi/>
+      </w:pPr>
+      <w:r>
+        <w:rPr>
+          <w:rtl/>
+          <w:cs/>
+          <w:lang w:val="ar_AE" w:bidi="ar_AE"/>
+        </w:rPr>
+      </w:r>
+      <w:r>
+        <w:rPr>
+          <w:vertAlign w:val="superscript"/>
+          <w:rtl/>
+          <w:cs/>
           <w:lang w:val="ar_AE" w:bidi="ar_AE"/>
         </w:rPr>
         <w:t>7</w:t>
       </w:r>
       <w:r>
         <w:rPr>
+          <w:rtl/>
+          <w:cs/>
           <w:lang w:val="ar_AE" w:bidi="ar_AE"/>
         </w:rPr>
         <w:t xml:space="preserve"> أَمَّا أَنَا فَأَرْتَقِبُ الرَّبَّ وَأَنْتَظِرُ إِلَهَ خَلاصِي فَيَسْمَعُنِي إِلَهِي.</w:t>
       </w:r>
-      <w:r>
-        <w:rPr>
-          <w:lang w:val="ar_AE" w:bidi="ar_AE"/>
-        </w:rPr>
-      </w:r>
-      <w:r>
-        <w:rPr>
-          <w:lang w:val="ar_AE" w:bidi="ar_AE"/>
-        </w:rPr>
-      </w:r>
-    </w:p>
-    <w:p>
-      <w:pPr>
-        <w:bidi/>
-      </w:pPr>
-      <w:r>
-        <w:rPr>
-          <w:lang w:val="ar_AE" w:bidi="ar_AE"/>
-        </w:rPr>
-      </w:r>
-    </w:p>
-    <w:p>
-      <w:pPr>
-        <w:bidi/>
-      </w:pPr>
-      <w:r>
-        <w:rPr>
-          <w:lang w:val="ar_AE" w:bidi="ar_AE"/>
-        </w:rPr>
-      </w:r>
-      <w:r>
-        <w:rPr>
-          <w:vertAlign w:val="superscript"/>
+    </w:p>
+    <w:p>
+      <w:pPr>
+        <w:bidi/>
+      </w:pPr>
+      <w:r>
+        <w:rPr>
+          <w:rtl/>
+          <w:cs/>
+          <w:lang w:val="ar_AE" w:bidi="ar_AE"/>
+        </w:rPr>
+      </w:r>
+      <w:r>
+        <w:rPr>
+          <w:vertAlign w:val="superscript"/>
+          <w:rtl/>
+          <w:cs/>
           <w:lang w:val="ar_AE" w:bidi="ar_AE"/>
         </w:rPr>
         <w:t>8</w:t>
       </w:r>
       <w:r>
         <w:rPr>
+          <w:rtl/>
+          <w:cs/>
           <w:lang w:val="ar_AE" w:bidi="ar_AE"/>
         </w:rPr>
         <w:t xml:space="preserve"> لَا تَشْمَتِي بِي يَا عَدُوَّتِي، لأَنِّي إِنْ سَقَطْتُ أَقُومُ، وَإِنْ جَلَسْتُ فِي الظُّلْمَةِ يَكُونُ الرَّبُّ نُوراً لِي.</w:t>
       </w:r>
-      <w:r>
-        <w:rPr>
-          <w:lang w:val="ar_AE" w:bidi="ar_AE"/>
-        </w:rPr>
-      </w:r>
-      <w:r>
-        <w:rPr>
-          <w:lang w:val="ar_AE" w:bidi="ar_AE"/>
-        </w:rPr>
-      </w:r>
-    </w:p>
-    <w:p>
-      <w:pPr>
-        <w:bidi/>
-      </w:pPr>
-      <w:r>
-        <w:rPr>
-          <w:lang w:val="ar_AE" w:bidi="ar_AE"/>
-        </w:rPr>
-      </w:r>
-    </w:p>
-    <w:p>
-      <w:pPr>
-        <w:bidi/>
-      </w:pPr>
-      <w:r>
-        <w:rPr>
-          <w:lang w:val="ar_AE" w:bidi="ar_AE"/>
-        </w:rPr>
-      </w:r>
-      <w:r>
-        <w:rPr>
-          <w:vertAlign w:val="superscript"/>
+    </w:p>
+    <w:p>
+      <w:pPr>
+        <w:bidi/>
+      </w:pPr>
+      <w:r>
+        <w:rPr>
+          <w:rtl/>
+          <w:cs/>
+          <w:lang w:val="ar_AE" w:bidi="ar_AE"/>
+        </w:rPr>
+      </w:r>
+      <w:r>
+        <w:rPr>
+          <w:vertAlign w:val="superscript"/>
+          <w:rtl/>
+          <w:cs/>
           <w:lang w:val="ar_AE" w:bidi="ar_AE"/>
         </w:rPr>
         <w:t>9</w:t>
       </w:r>
       <w:r>
         <w:rPr>
+          <w:rtl/>
+          <w:cs/>
           <w:lang w:val="ar_AE" w:bidi="ar_AE"/>
         </w:rPr>
         <w:t xml:space="preserve"> إِنِّي أَخْطَأْتُ إِلَى الرَّبِّ لِذَلِكَ أَتَحَمَّلُ غَضَبَهُ، إِلَى أَنْ يُدَافِعَ عَنِّي وَيُثْبِتَ اسْتِقَامَتِي، فَيُخْرِجُنِي إِلَى النُّورِ لأُشَاهِدَ عَدْلَهُ.</w:t>
       </w:r>
-      <w:r>
-        <w:rPr>
-          <w:lang w:val="ar_AE" w:bidi="ar_AE"/>
-        </w:rPr>
-      </w:r>
-      <w:r>
-        <w:rPr>
-          <w:lang w:val="ar_AE" w:bidi="ar_AE"/>
-        </w:rPr>
-      </w:r>
-    </w:p>
-    <w:p>
-      <w:pPr>
-        <w:bidi/>
-      </w:pPr>
-      <w:r>
-        <w:rPr>
-          <w:lang w:val="ar_AE" w:bidi="ar_AE"/>
-        </w:rPr>
-      </w:r>
-    </w:p>
-    <w:p>
-      <w:pPr>
-        <w:bidi/>
-      </w:pPr>
-      <w:r>
-        <w:rPr>
-          <w:lang w:val="ar_AE" w:bidi="ar_AE"/>
-        </w:rPr>
-      </w:r>
-      <w:r>
-        <w:rPr>
-          <w:vertAlign w:val="superscript"/>
+    </w:p>
+    <w:p>
+      <w:pPr>
+        <w:bidi/>
+      </w:pPr>
+      <w:r>
+        <w:rPr>
+          <w:rtl/>
+          <w:cs/>
+          <w:lang w:val="ar_AE" w:bidi="ar_AE"/>
+        </w:rPr>
+      </w:r>
+      <w:r>
+        <w:rPr>
+          <w:vertAlign w:val="superscript"/>
+          <w:rtl/>
+          <w:cs/>
           <w:lang w:val="ar_AE" w:bidi="ar_AE"/>
         </w:rPr>
         <w:t>10</w:t>
       </w:r>
       <w:r>
         <w:rPr>
+          <w:rtl/>
+          <w:cs/>
           <w:lang w:val="ar_AE" w:bidi="ar_AE"/>
         </w:rPr>
         <w:t xml:space="preserve"> عِنْدَئِذٍ تَرَى ذَلِكَ عَدُوَّتِي فَيَعْتَرِيهَا الْخِزْيُ إِذْ قَالَتْ لِي: «أَيْنَ هُوَ الرَّبُّ إِلَهُكِ؟» سَتَشْهَدُهَا عَيْنَايَ تُدَاسُ كَطِينِ الشَّوَارِعِ وَالأَزِقَّةِ.</w:t>
       </w:r>
-      <w:r>
-        <w:rPr>
-          <w:lang w:val="ar_AE" w:bidi="ar_AE"/>
-        </w:rPr>
-      </w:r>
-      <w:r>
-        <w:rPr>
-          <w:lang w:val="ar_AE" w:bidi="ar_AE"/>
-        </w:rPr>
-      </w:r>
-    </w:p>
-    <w:p>
-      <w:pPr>
-        <w:bidi/>
-      </w:pPr>
-      <w:r>
-        <w:rPr>
-          <w:lang w:val="ar_AE" w:bidi="ar_AE"/>
-        </w:rPr>
-      </w:r>
-    </w:p>
-    <w:p>
-      <w:pPr>
-        <w:bidi/>
-      </w:pPr>
-      <w:r>
-        <w:rPr>
-          <w:lang w:val="ar_AE" w:bidi="ar_AE"/>
-        </w:rPr>
-      </w:r>
-      <w:r>
-        <w:rPr>
-          <w:vertAlign w:val="superscript"/>
+    </w:p>
+    <w:p>
+      <w:pPr>
+        <w:bidi/>
+      </w:pPr>
+      <w:r>
+        <w:rPr>
+          <w:rtl/>
+          <w:cs/>
+          <w:lang w:val="ar_AE" w:bidi="ar_AE"/>
+        </w:rPr>
+      </w:r>
+      <w:r>
+        <w:rPr>
+          <w:vertAlign w:val="superscript"/>
+          <w:rtl/>
+          <w:cs/>
           <w:lang w:val="ar_AE" w:bidi="ar_AE"/>
         </w:rPr>
         <w:t>11</w:t>
       </w:r>
       <w:r>
         <w:rPr>
+          <w:rtl/>
+          <w:cs/>
           <w:lang w:val="ar_AE" w:bidi="ar_AE"/>
         </w:rPr>
         <w:t xml:space="preserve"> هَا قَدْ أَقْبَلَ يَوْمُ بِنَاءِ أَسْوَارِ مَدِينَتِكِ. فِي ذَلِكَ الْيَوْمِ تَتَّسِعُ تُخُومُكِ.</w:t>
       </w:r>
-      <w:r>
-        <w:rPr>
-          <w:lang w:val="ar_AE" w:bidi="ar_AE"/>
-        </w:rPr>
-      </w:r>
-      <w:r>
-        <w:rPr>
-          <w:lang w:val="ar_AE" w:bidi="ar_AE"/>
-        </w:rPr>
-      </w:r>
-    </w:p>
-    <w:p>
-      <w:pPr>
-        <w:bidi/>
-      </w:pPr>
-      <w:r>
-        <w:rPr>
-          <w:lang w:val="ar_AE" w:bidi="ar_AE"/>
-        </w:rPr>
-      </w:r>
-    </w:p>
-    <w:p>
-      <w:pPr>
-        <w:bidi/>
-      </w:pPr>
-      <w:r>
-        <w:rPr>
-          <w:lang w:val="ar_AE" w:bidi="ar_AE"/>
-        </w:rPr>
-      </w:r>
-      <w:r>
-        <w:rPr>
-          <w:vertAlign w:val="superscript"/>
+    </w:p>
+    <w:p>
+      <w:pPr>
+        <w:bidi/>
+      </w:pPr>
+      <w:r>
+        <w:rPr>
+          <w:rtl/>
+          <w:cs/>
+          <w:lang w:val="ar_AE" w:bidi="ar_AE"/>
+        </w:rPr>
+      </w:r>
+      <w:r>
+        <w:rPr>
+          <w:vertAlign w:val="superscript"/>
+          <w:rtl/>
+          <w:cs/>
           <w:lang w:val="ar_AE" w:bidi="ar_AE"/>
         </w:rPr>
         <w:t>12</w:t>
       </w:r>
       <w:r>
         <w:rPr>
+          <w:rtl/>
+          <w:cs/>
           <w:lang w:val="ar_AE" w:bidi="ar_AE"/>
         </w:rPr>
         <w:t xml:space="preserve"> وَيَتَقَاطَرُ إِلَيْكِ شَعْبُكِ فِي ذَلِكَ الْيَوْمِ، مِنْ أَشُّورَ وَمِنْ مُدُنِ مِصْرَ حَتَّى نَهْرِ الْفُرَاتِ؛ مِنْ بَحْرٍ إِلَى بَحْرٍ؛ وَمِنْ جَبَلٍ إِلَى جَبَلٍ.</w:t>
       </w:r>
-      <w:r>
-        <w:rPr>
-          <w:lang w:val="ar_AE" w:bidi="ar_AE"/>
-        </w:rPr>
-      </w:r>
-      <w:r>
-        <w:rPr>
-          <w:lang w:val="ar_AE" w:bidi="ar_AE"/>
-        </w:rPr>
-      </w:r>
-    </w:p>
-    <w:p>
-      <w:pPr>
-        <w:bidi/>
-      </w:pPr>
-      <w:r>
-        <w:rPr>
-          <w:lang w:val="ar_AE" w:bidi="ar_AE"/>
-        </w:rPr>
-      </w:r>
-    </w:p>
-    <w:p>
-      <w:pPr>
-        <w:bidi/>
-      </w:pPr>
-      <w:r>
-        <w:rPr>
-          <w:lang w:val="ar_AE" w:bidi="ar_AE"/>
-        </w:rPr>
-      </w:r>
-      <w:r>
-        <w:rPr>
-          <w:vertAlign w:val="superscript"/>
+    </w:p>
+    <w:p>
+      <w:pPr>
+        <w:bidi/>
+      </w:pPr>
+      <w:r>
+        <w:rPr>
+          <w:rtl/>
+          <w:cs/>
+          <w:lang w:val="ar_AE" w:bidi="ar_AE"/>
+        </w:rPr>
+      </w:r>
+      <w:r>
+        <w:rPr>
+          <w:vertAlign w:val="superscript"/>
+          <w:rtl/>
+          <w:cs/>
           <w:lang w:val="ar_AE" w:bidi="ar_AE"/>
         </w:rPr>
         <w:t>13</w:t>
       </w:r>
       <w:r>
         <w:rPr>
+          <w:rtl/>
+          <w:cs/>
           <w:lang w:val="ar_AE" w:bidi="ar_AE"/>
         </w:rPr>
         <w:t xml:space="preserve"> غَيْرَ أَنَّ الأَرْضَ تَكُونُ مُوْحِشَةً بِسَبَبِ سَيِّئَاتِ سُكَّانِهَا.</w:t>
       </w:r>
-      <w:r>
-        <w:rPr>
-          <w:lang w:val="ar_AE" w:bidi="ar_AE"/>
-        </w:rPr>
-      </w:r>
-      <w:r>
-        <w:rPr>
-          <w:lang w:val="ar_AE" w:bidi="ar_AE"/>
-        </w:rPr>
-      </w:r>
-    </w:p>
-    <w:p>
-      <w:pPr>
-        <w:bidi/>
-      </w:pPr>
-      <w:r>
-        <w:rPr>
-          <w:lang w:val="ar_AE" w:bidi="ar_AE"/>
-        </w:rPr>
-      </w:r>
-    </w:p>
-    <w:p>
-      <w:pPr>
-        <w:bidi/>
-      </w:pPr>
-      <w:r>
-        <w:rPr>
-          <w:lang w:val="ar_AE" w:bidi="ar_AE"/>
-        </w:rPr>
-      </w:r>
-      <w:r>
-        <w:rPr>
-          <w:vertAlign w:val="superscript"/>
+    </w:p>
+    <w:p>
+      <w:pPr>
+        <w:bidi/>
+      </w:pPr>
+      <w:r>
+        <w:rPr>
+          <w:rtl/>
+          <w:cs/>
+          <w:lang w:val="ar_AE" w:bidi="ar_AE"/>
+        </w:rPr>
+      </w:r>
+      <w:r>
+        <w:rPr>
+          <w:vertAlign w:val="superscript"/>
+          <w:rtl/>
+          <w:cs/>
           <w:lang w:val="ar_AE" w:bidi="ar_AE"/>
         </w:rPr>
         <w:t>14</w:t>
       </w:r>
       <w:r>
         <w:rPr>
+          <w:rtl/>
+          <w:cs/>
           <w:lang w:val="ar_AE" w:bidi="ar_AE"/>
         </w:rPr>
         <w:t xml:space="preserve"> ارْعَ يَا رَبُّ شَعْبَكَ بِعَصَاكَ، فَهُمْ قَطِيعُ مِيرَاثِكَ الرَّابِضُونَ وَحْدَهُمْ فِي الْغَابَةِ فِي وَسَطِ الْكَرْمَلِ. قُدْهُمْ إِلَى بَاشَانَ وَجِلْعَادَ لِيَتَمَتَّعُوا بِخِصْبِ أَرْضِهِمَا كَالْعَهْدِ بِهِمْ فِي أَيَّامِ الْقِدَمِ.</w:t>
       </w:r>
-      <w:r>
-        <w:rPr>
-          <w:lang w:val="ar_AE" w:bidi="ar_AE"/>
-        </w:rPr>
-      </w:r>
-      <w:r>
-        <w:rPr>
-          <w:lang w:val="ar_AE" w:bidi="ar_AE"/>
-        </w:rPr>
-      </w:r>
-    </w:p>
-    <w:p>
-      <w:pPr>
-        <w:bidi/>
-      </w:pPr>
-      <w:r>
-        <w:rPr>
-          <w:lang w:val="ar_AE" w:bidi="ar_AE"/>
-        </w:rPr>
-      </w:r>
-    </w:p>
-    <w:p>
-      <w:pPr>
-        <w:bidi/>
-      </w:pPr>
-      <w:r>
-        <w:rPr>
-          <w:lang w:val="ar_AE" w:bidi="ar_AE"/>
-        </w:rPr>
-      </w:r>
-      <w:r>
-        <w:rPr>
-          <w:vertAlign w:val="superscript"/>
+    </w:p>
+    <w:p>
+      <w:pPr>
+        <w:bidi/>
+      </w:pPr>
+      <w:r>
+        <w:rPr>
+          <w:rtl/>
+          <w:cs/>
+          <w:lang w:val="ar_AE" w:bidi="ar_AE"/>
+        </w:rPr>
+      </w:r>
+      <w:r>
+        <w:rPr>
+          <w:vertAlign w:val="superscript"/>
+          <w:rtl/>
+          <w:cs/>
           <w:lang w:val="ar_AE" w:bidi="ar_AE"/>
         </w:rPr>
         <w:t>15</w:t>
       </w:r>
       <w:r>
         <w:rPr>
+          <w:rtl/>
+          <w:cs/>
           <w:lang w:val="ar_AE" w:bidi="ar_AE"/>
         </w:rPr>
         <w:t xml:space="preserve"> وَيُجِيبُ الرَّبُّ: سَأُرِيهِمْ مُعْجِزَاتٍ كَمَا فَعَلْتُ فِي أَيَّامِ خُرُوجِهِمْ مِنْ دِيَارِ مِصْرَ.</w:t>
       </w:r>
-      <w:r>
-        <w:rPr>
-          <w:lang w:val="ar_AE" w:bidi="ar_AE"/>
-        </w:rPr>
-      </w:r>
-      <w:r>
-        <w:rPr>
-          <w:lang w:val="ar_AE" w:bidi="ar_AE"/>
-        </w:rPr>
-      </w:r>
-    </w:p>
-    <w:p>
-      <w:pPr>
-        <w:bidi/>
-      </w:pPr>
-      <w:r>
-        <w:rPr>
-          <w:lang w:val="ar_AE" w:bidi="ar_AE"/>
-        </w:rPr>
-      </w:r>
-    </w:p>
-    <w:p>
-      <w:pPr>
-        <w:bidi/>
-      </w:pPr>
-      <w:r>
-        <w:rPr>
-          <w:lang w:val="ar_AE" w:bidi="ar_AE"/>
-        </w:rPr>
-      </w:r>
-      <w:r>
-        <w:rPr>
-          <w:vertAlign w:val="superscript"/>
+    </w:p>
+    <w:p>
+      <w:pPr>
+        <w:bidi/>
+      </w:pPr>
+      <w:r>
+        <w:rPr>
+          <w:rtl/>
+          <w:cs/>
+          <w:lang w:val="ar_AE" w:bidi="ar_AE"/>
+        </w:rPr>
+      </w:r>
+      <w:r>
+        <w:rPr>
+          <w:vertAlign w:val="superscript"/>
+          <w:rtl/>
+          <w:cs/>
           <w:lang w:val="ar_AE" w:bidi="ar_AE"/>
         </w:rPr>
         <w:t>16</w:t>
       </w:r>
       <w:r>
         <w:rPr>
+          <w:rtl/>
+          <w:cs/>
           <w:lang w:val="ar_AE" w:bidi="ar_AE"/>
         </w:rPr>
         <w:t xml:space="preserve"> فَتَرَى الأُمَمُ وَيَخْزَوْنَ مِنْ قُوَّتِهِمْ وَيَضَعُونَ أَيْدِيَهُمْ عَلَى أَفْوَاهِهِمْ وَتُصَابُ آذَانُهُمْ بِالصَّمَمِ.</w:t>
       </w:r>
-      <w:r>
-        <w:rPr>
-          <w:lang w:val="ar_AE" w:bidi="ar_AE"/>
-        </w:rPr>
-      </w:r>
-      <w:r>
-        <w:rPr>
-          <w:lang w:val="ar_AE" w:bidi="ar_AE"/>
-        </w:rPr>
-      </w:r>
-    </w:p>
-    <w:p>
-      <w:pPr>
-        <w:bidi/>
-      </w:pPr>
-      <w:r>
-        <w:rPr>
-          <w:lang w:val="ar_AE" w:bidi="ar_AE"/>
-        </w:rPr>
-      </w:r>
-    </w:p>
-    <w:p>
-      <w:pPr>
-        <w:bidi/>
-      </w:pPr>
-      <w:r>
-        <w:rPr>
-          <w:lang w:val="ar_AE" w:bidi="ar_AE"/>
-        </w:rPr>
-      </w:r>
-      <w:r>
-        <w:rPr>
-          <w:vertAlign w:val="superscript"/>
+    </w:p>
+    <w:p>
+      <w:pPr>
+        <w:bidi/>
+      </w:pPr>
+      <w:r>
+        <w:rPr>
+          <w:rtl/>
+          <w:cs/>
+          <w:lang w:val="ar_AE" w:bidi="ar_AE"/>
+        </w:rPr>
+      </w:r>
+      <w:r>
+        <w:rPr>
+          <w:vertAlign w:val="superscript"/>
+          <w:rtl/>
+          <w:cs/>
           <w:lang w:val="ar_AE" w:bidi="ar_AE"/>
         </w:rPr>
         <w:t>17</w:t>
       </w:r>
       <w:r>
         <w:rPr>
+          <w:rtl/>
+          <w:cs/>
           <w:lang w:val="ar_AE" w:bidi="ar_AE"/>
         </w:rPr>
         <w:t xml:space="preserve"> وَيَلْحَسُونَ التُّرَابَ كَالْحَيَّةِ وَيَنْسَلُّونَ مِنْ حُصُونِهِمْ مُرْتَعِبِينَ كَزَوَاحِفِ الأَرْضِ، وَيَرْجِعُونَ بِخَوْفٍ إِلَى الرَّبِّ إِلَهِنَا مُرْتَعِبِينَ مِنْكَ.</w:t>
       </w:r>
-      <w:r>
-        <w:rPr>
-          <w:lang w:val="ar_AE" w:bidi="ar_AE"/>
-        </w:rPr>
-      </w:r>
-      <w:r>
-        <w:rPr>
-          <w:lang w:val="ar_AE" w:bidi="ar_AE"/>
-        </w:rPr>
-      </w:r>
-    </w:p>
-    <w:p>
-      <w:pPr>
-        <w:bidi/>
-      </w:pPr>
-      <w:r>
-        <w:rPr>
-          <w:lang w:val="ar_AE" w:bidi="ar_AE"/>
-        </w:rPr>
-      </w:r>
-    </w:p>
-    <w:p>
-      <w:pPr>
-        <w:bidi/>
-      </w:pPr>
-      <w:r>
-        <w:rPr>
-          <w:lang w:val="ar_AE" w:bidi="ar_AE"/>
-        </w:rPr>
-      </w:r>
-      <w:r>
-        <w:rPr>
-          <w:vertAlign w:val="superscript"/>
+    </w:p>
+    <w:p>
+      <w:pPr>
+        <w:bidi/>
+      </w:pPr>
+      <w:r>
+        <w:rPr>
+          <w:rtl/>
+          <w:cs/>
+          <w:lang w:val="ar_AE" w:bidi="ar_AE"/>
+        </w:rPr>
+      </w:r>
+      <w:r>
+        <w:rPr>
+          <w:vertAlign w:val="superscript"/>
+          <w:rtl/>
+          <w:cs/>
           <w:lang w:val="ar_AE" w:bidi="ar_AE"/>
         </w:rPr>
         <w:t>18</w:t>
       </w:r>
       <w:r>
         <w:rPr>
+          <w:rtl/>
+          <w:cs/>
           <w:lang w:val="ar_AE" w:bidi="ar_AE"/>
         </w:rPr>
         <w:t xml:space="preserve"> إِيُّ إِلَهٍ مِثْلُكَ يَصْفَحُ عَنِ الإِثْمِ وَيَعْفُو عَنْ مَعْصِيَةِ بَقِيَّةِ مِيرَاثِهِ؟ لَا يَحْتَفِظُ إِلَى الأَبَدِ بِغَضَبِهِ لأَنَّهُ يُسَرُّ بِالرَّحْمَةِ.</w:t>
       </w:r>
-      <w:r>
-        <w:rPr>
-          <w:lang w:val="ar_AE" w:bidi="ar_AE"/>
-        </w:rPr>
-      </w:r>
-      <w:r>
-        <w:rPr>
-          <w:lang w:val="ar_AE" w:bidi="ar_AE"/>
-        </w:rPr>
-      </w:r>
-    </w:p>
-    <w:p>
-      <w:pPr>
-        <w:bidi/>
-      </w:pPr>
-      <w:r>
-        <w:rPr>
-          <w:lang w:val="ar_AE" w:bidi="ar_AE"/>
-        </w:rPr>
-      </w:r>
-    </w:p>
-    <w:p>
-      <w:pPr>
-        <w:bidi/>
-      </w:pPr>
-      <w:r>
-        <w:rPr>
-          <w:lang w:val="ar_AE" w:bidi="ar_AE"/>
-        </w:rPr>
-      </w:r>
-      <w:r>
-        <w:rPr>
-          <w:vertAlign w:val="superscript"/>
+    </w:p>
+    <w:p>
+      <w:pPr>
+        <w:bidi/>
+      </w:pPr>
+      <w:r>
+        <w:rPr>
+          <w:rtl/>
+          <w:cs/>
+          <w:lang w:val="ar_AE" w:bidi="ar_AE"/>
+        </w:rPr>
+      </w:r>
+      <w:r>
+        <w:rPr>
+          <w:vertAlign w:val="superscript"/>
+          <w:rtl/>
+          <w:cs/>
           <w:lang w:val="ar_AE" w:bidi="ar_AE"/>
         </w:rPr>
         <w:t>19</w:t>
       </w:r>
       <w:r>
         <w:rPr>
+          <w:rtl/>
+          <w:cs/>
           <w:lang w:val="ar_AE" w:bidi="ar_AE"/>
         </w:rPr>
         <w:t xml:space="preserve"> يَعُودُ يَرْحَمُنَا وَيَطَأُ ذُنُوبَنَا بِقَدَمَيْهِ، وَيَطْرَحُ مَعَاصِيَنَا إِلَى أَعْمَاقِ الْبَحْرِ.</w:t>
       </w:r>
-      <w:r>
-        <w:rPr>
-          <w:lang w:val="ar_AE" w:bidi="ar_AE"/>
-        </w:rPr>
-      </w:r>
-      <w:r>
-        <w:rPr>
-          <w:lang w:val="ar_AE" w:bidi="ar_AE"/>
-        </w:rPr>
-      </w:r>
-    </w:p>
-    <w:p>
-      <w:pPr>
-        <w:bidi/>
-      </w:pPr>
-      <w:r>
-        <w:rPr>
-          <w:lang w:val="ar_AE" w:bidi="ar_AE"/>
-        </w:rPr>
-      </w:r>
-    </w:p>
-    <w:p>
-      <w:pPr>
-        <w:bidi/>
-      </w:pPr>
-      <w:r>
-        <w:rPr>
-          <w:lang w:val="ar_AE" w:bidi="ar_AE"/>
-        </w:rPr>
-      </w:r>
-      <w:r>
-        <w:rPr>
-          <w:vertAlign w:val="superscript"/>
+    </w:p>
+    <w:p>
+      <w:pPr>
+        <w:bidi/>
+      </w:pPr>
+      <w:r>
+        <w:rPr>
+          <w:rtl/>
+          <w:cs/>
+          <w:lang w:val="ar_AE" w:bidi="ar_AE"/>
+        </w:rPr>
+      </w:r>
+      <w:r>
+        <w:rPr>
+          <w:vertAlign w:val="superscript"/>
+          <w:rtl/>
+          <w:cs/>
           <w:lang w:val="ar_AE" w:bidi="ar_AE"/>
         </w:rPr>
         <w:t>20</w:t>
       </w:r>
       <w:r>
         <w:rPr>
+          <w:rtl/>
+          <w:cs/>
           <w:lang w:val="ar_AE" w:bidi="ar_AE"/>
         </w:rPr>
         <w:t xml:space="preserve"> أَنْتَ تُبْدِي أَمَانَةً لِذُرِّيَّةِ يَعْقُوبَ، وَرَحْمَةً لِنَسْلِ إِبْرَاهِيمَ، كَمَا حَلَفْتَ لأَجْدَادِنَا مُنْذُ الْقِدَمِ.</w:t>
-      </w:r>
-      <w:r>
-        <w:rPr>
-          <w:lang w:val="ar_AE" w:bidi="ar_AE"/>
-        </w:rPr>
-      </w:r>
-      <w:r>
-        <w:rPr>
-          <w:lang w:val="ar_AE" w:bidi="ar_AE"/>
-        </w:rPr>
       </w:r>
     </w:p>
     <w:sectPr>
